--- a/downloads/workbook/ai-5-week-16.docx
+++ b/downloads/workbook/ai-5-week-16.docx
@@ -956,6 +956,178 @@
         <w:t>Project connection: For your Image-pattern Network Investigation, save the input, procedure, observed result and limitation of this check. Label this worked example as practice; use a different, previously unreviewed case when checking independent understanding.</w:t>
       </w:r>
     </w:p>
+    <w:p>
+      <w:pPr>
+        <w:pStyle w:val="Heading1"/>
+      </w:pPr>
+      <w:r>
+        <w:t>13. Project portfolio milestone</w:t>
+      </w:r>
+    </w:p>
+    <w:p>
+      <w:r>
+        <w:t>Project: Image-pattern Network Investigation</w:t>
+      </w:r>
+    </w:p>
+    <w:p>
+      <w:r>
+        <w:t>Current milestone: Test changed cases. Keep normal, boundary and failure cases; compare expected and observed results.</w:t>
+      </w:r>
+    </w:p>
+    <w:p>
+      <w:r>
+        <w:t>For your Image-pattern Network Investigation, save the input, procedure, observed result and limitation of this check. Label this worked example as practice; use a different, previously unreviewed case when checking independent understanding.</w:t>
+      </w:r>
+    </w:p>
+    <w:tbl>
+      <w:tblPr>
+        <w:tblStyle w:val="LightShading-Accent1"/>
+        <w:tblW w:type="auto" w:w="0"/>
+        <w:tblLook w:firstColumn="1" w:firstRow="1" w:lastColumn="0" w:lastRow="0" w:noHBand="0" w:noVBand="1" w:val="04A0"/>
+      </w:tblPr>
+      <w:tblGrid>
+        <w:gridCol w:w="5112"/>
+        <w:gridCol w:w="5112"/>
+      </w:tblGrid>
+      <w:tr>
+        <w:trPr>
+          <w:tblHeader/>
+        </w:trPr>
+        <w:tc>
+          <w:tcPr>
+            <w:tcW w:type="dxa" w:w="5112"/>
+          </w:tcPr>
+          <w:p>
+            <w:r>
+              <w:t>Evidence to keep</w:t>
+            </w:r>
+          </w:p>
+        </w:tc>
+        <w:tc>
+          <w:tcPr>
+            <w:tcW w:type="dxa" w:w="5112"/>
+          </w:tcPr>
+          <w:p>
+            <w:r>
+              <w:t>My record</w:t>
+            </w:r>
+          </w:p>
+        </w:tc>
+      </w:tr>
+      <w:tr>
+        <w:tc>
+          <w:tcPr>
+            <w:tcW w:type="dxa" w:w="5112"/>
+          </w:tcPr>
+          <w:p>
+            <w:r>
+              <w:t>This week’s input and deciding step</w:t>
+            </w:r>
+          </w:p>
+        </w:tc>
+        <w:tc>
+          <w:tcPr>
+            <w:tcW w:type="dxa" w:w="5112"/>
+          </w:tcPr>
+          <w:p>
+            <w:r/>
+          </w:p>
+        </w:tc>
+      </w:tr>
+      <w:tr>
+        <w:tc>
+          <w:tcPr>
+            <w:tcW w:type="dxa" w:w="5112"/>
+          </w:tcPr>
+          <w:p>
+            <w:r>
+              <w:t>Prediction and actual result (or labelled paper trace)</w:t>
+            </w:r>
+          </w:p>
+        </w:tc>
+        <w:tc>
+          <w:tcPr>
+            <w:tcW w:type="dxa" w:w="5112"/>
+          </w:tcPr>
+          <w:p>
+            <w:r/>
+          </w:p>
+        </w:tc>
+      </w:tr>
+      <w:tr>
+        <w:tc>
+          <w:tcPr>
+            <w:tcW w:type="dxa" w:w="5112"/>
+          </w:tcPr>
+          <w:p>
+            <w:r>
+              <w:t>One change since the previous checkpoint and why</w:t>
+            </w:r>
+          </w:p>
+        </w:tc>
+        <w:tc>
+          <w:tcPr>
+            <w:tcW w:type="dxa" w:w="5112"/>
+          </w:tcPr>
+          <w:p>
+            <w:r/>
+          </w:p>
+        </w:tc>
+      </w:tr>
+      <w:tr>
+        <w:tc>
+          <w:tcPr>
+            <w:tcW w:type="dxa" w:w="5112"/>
+          </w:tcPr>
+          <w:p>
+            <w:r>
+              <w:t>One error or limit and the next test</w:t>
+            </w:r>
+          </w:p>
+        </w:tc>
+        <w:tc>
+          <w:tcPr>
+            <w:tcW w:type="dxa" w:w="5112"/>
+          </w:tcPr>
+          <w:p>
+            <w:r/>
+          </w:p>
+        </w:tc>
+      </w:tr>
+    </w:tbl>
+    <w:p>
+      <w:pPr>
+        <w:pStyle w:val="Heading3"/>
+      </w:pPr>
+      <w:r>
+        <w:t>Explain what this week adds to your project. Reuse last week’s record rather than starting again.</w:t>
+      </w:r>
+    </w:p>
+    <w:p>
+      <w:r>
+        <w:t>________________________________________________________________</w:t>
+      </w:r>
+    </w:p>
+    <w:p>
+      <w:r>
+        <w:t>________________________________________________________________</w:t>
+      </w:r>
+    </w:p>
+    <w:p>
+      <w:r>
+        <w:t>________________________________________________________________</w:t>
+      </w:r>
+    </w:p>
+    <w:p>
+      <w:r>
+        <w:t>________________________________________________________________</w:t>
+      </w:r>
+    </w:p>
+    <w:p>
+      <w:r>
+        <w:t>________________________________________________________________</w:t>
+      </w:r>
+    </w:p>
     <w:sectPr>
       <w:pgSz w:w="12240" w:h="15840"/>
       <w:pgMar w:top="936" w:right="1008" w:bottom="936" w:left="1008" w:header="720" w:footer="720" w:gutter="0"/>

--- a/downloads/workbook/ai-5-week-16.docx
+++ b/downloads/workbook/ai-5-week-16.docx
@@ -1128,6 +1128,248 @@
         <w:t>________________________________________________________________</w:t>
       </w:r>
     </w:p>
+    <w:p>
+      <w:pPr>
+        <w:pStyle w:val="Heading1"/>
+      </w:pPr>
+      <w:r>
+        <w:t>14. Supported practice and learning evidence</w:t>
+      </w:r>
+    </w:p>
+    <w:p>
+      <w:r>
+        <w:t>Use this supported practice once, in the browser or on paper. Keep the reserved independent assessment for a separate first attempt before teacher feedback.</w:t>
+      </w:r>
+    </w:p>
+    <w:p>
+      <w:r>
+        <w:t>Separate a regularisation penalty from prediction loss and an early-stopping rule.</w:t>
+      </w:r>
+    </w:p>
+    <w:p>
+      <w:pPr>
+        <w:pStyle w:val="Heading3"/>
+      </w:pPr>
+      <w:r>
+        <w:t>Practice 1: explain the deciding evidence</w:t>
+      </w:r>
+    </w:p>
+    <w:p>
+      <w:r>
+        <w:t>Which labelled step matches this detail? Best validation checkpoint is 2 with loss 3; checkpoint 3 is no improvement, so stop at 3.</w:t>
+      </w:r>
+    </w:p>
+    <w:p>
+      <w:r>
+        <w:t>1. Split objective</w:t>
+      </w:r>
+    </w:p>
+    <w:p>
+      <w:r>
+        <w:t>2. Early-stop separately</w:t>
+      </w:r>
+    </w:p>
+    <w:p>
+      <w:r>
+        <w:t>3. Regularised update</w:t>
+      </w:r>
+    </w:p>
+    <w:p>
+      <w:pPr>
+        <w:pStyle w:val="Heading3"/>
+      </w:pPr>
+      <w:r>
+        <w:t>My selected conclusion, deciding fact and explanation</w:t>
+      </w:r>
+    </w:p>
+    <w:p>
+      <w:r>
+        <w:t>________________________________________________________________</w:t>
+      </w:r>
+    </w:p>
+    <w:p>
+      <w:r>
+        <w:t>________________________________________________________________</w:t>
+      </w:r>
+    </w:p>
+    <w:p>
+      <w:r>
+        <w:t>________________________________________________________________</w:t>
+      </w:r>
+    </w:p>
+    <w:p>
+      <w:r>
+        <w:t>________________________________________________________________</w:t>
+      </w:r>
+    </w:p>
+    <w:p>
+      <w:r>
+        <w:t>________________________________________________________________</w:t>
+      </w:r>
+    </w:p>
+    <w:p>
+      <w:r>
+        <w:t>Hint if needed: Read the steps in the pictorial case. Match the supplied detail to the stage that performs or records it.</w:t>
+      </w:r>
+    </w:p>
+    <w:p>
+      <w:r>
+        <w:t>After your attempt, compare with the supported explanation: Early-stop separately Best validation checkpoint is 2 with loss 3; checkpoint 3 is no improvement, so stop at 3. Regularisation adds a parameter penalty to the training objective. Here it discourages large a, so the objective balances prediction error against that penalty. Early stopping is a different decision based on the supplied validation sequence. A tied validation loss is not improvement under this policy; stop when the patience allowance is used and restore the best checkpoint.</w:t>
+      </w:r>
+    </w:p>
+    <w:p>
+      <w:pPr>
+        <w:pStyle w:val="Heading3"/>
+      </w:pPr>
+      <w:r>
+        <w:t>Practice 2: explain the deciding evidence</w:t>
+      </w:r>
+    </w:p>
+    <w:p>
+      <w:r>
+        <w:t>Changed-case practice: Change patience from 1 to2 under the same tie rule. Which conclusion is supported by the supplied facts?</w:t>
+      </w:r>
+    </w:p>
+    <w:p>
+      <w:r>
+        <w:t>1. We can decide the result without examining the changed input or the procedure.</w:t>
+      </w:r>
+    </w:p>
+    <w:p>
+      <w:r>
+        <w:t>2. Stop at checkpoint 4; still restore checkpoint 2.</w:t>
+      </w:r>
+    </w:p>
+    <w:p>
+      <w:r>
+        <w:t>3. This one example guarantees correct results for every future input.</w:t>
+      </w:r>
+    </w:p>
+    <w:p>
+      <w:pPr>
+        <w:pStyle w:val="Heading3"/>
+      </w:pPr>
+      <w:r>
+        <w:t>My selected conclusion, deciding fact and explanation</w:t>
+      </w:r>
+    </w:p>
+    <w:p>
+      <w:r>
+        <w:t>________________________________________________________________</w:t>
+      </w:r>
+    </w:p>
+    <w:p>
+      <w:r>
+        <w:t>________________________________________________________________</w:t>
+      </w:r>
+    </w:p>
+    <w:p>
+      <w:r>
+        <w:t>________________________________________________________________</w:t>
+      </w:r>
+    </w:p>
+    <w:p>
+      <w:r>
+        <w:t>________________________________________________________________</w:t>
+      </w:r>
+    </w:p>
+    <w:p>
+      <w:r>
+        <w:t>________________________________________________________________</w:t>
+      </w:r>
+    </w:p>
+    <w:p>
+      <w:r>
+        <w:t>Hint if needed: Use the changed condition and the deciding step in the pictorial trace. The answer must say what follows from those facts.</w:t>
+      </w:r>
+    </w:p>
+    <w:p>
+      <w:r>
+        <w:t>After your attempt, compare with the supported explanation: Stop at checkpoint 4; still restore checkpoint 2. Checkpoints 3 and 4 are two consecutive non-improvements; a later stop does not redefine the best checkpoint.</w:t>
+      </w:r>
+    </w:p>
+    <w:p>
+      <w:pPr>
+        <w:pStyle w:val="Heading3"/>
+      </w:pPr>
+      <w:r>
+        <w:t>Repair a missing building block</w:t>
+      </w:r>
+    </w:p>
+    <w:p>
+      <w:r>
+        <w:t>Review Training and validation curves (ai-5/15). Goal: Compute comparable training and validation losses at saved checkpoints. Short practice: Can the original epoch 3 training loss 1 justify claiming best generalisation? Point to the relevant step in the picture, then write the changed result and the rule or evidence that supports it.. Return to this week and explain what you changed.</w:t>
+      </w:r>
+    </w:p>
+    <w:p>
+      <w:r>
+        <w:t>Review Batching and epochs (ai-5/13). Goal: Distinguish an example a batch an update and an epoch. Short practice: Why do the single-example orders finish at different weights? Point to the relevant step in the picture, then write the changed result and the rule or evidence that supports it.. Return to this week and explain what you changed.</w:t>
+      </w:r>
+    </w:p>
+    <w:p>
+      <w:r>
+        <w:t>Review Gradients with a numerical check (ai-5/10). Goal: Estimate one partial derivative while other parameters stay fixed. Short practice: Why should the numerical checks perturb one coordinate at a time? Point to the relevant step in the picture, then write the changed result and the rule or evidence that supports it.. Return to this week and explain what you changed.</w:t>
+      </w:r>
+    </w:p>
+    <w:p>
+      <w:pPr>
+        <w:pStyle w:val="Heading3"/>
+      </w:pPr>
+      <w:r>
+        <w:t>Predict, run and debug</w:t>
+      </w:r>
+    </w:p>
+    <w:p>
+      <w:r>
+        <w:t>The browser lab lets you edit the supported Python examples already included in this lesson. Predict first, run, inspect the actual output or error, change one input, then run again. Keep code, predictions, actual results and a reasoned revision together. On paper, label your result as a trace rather than an execution.</w:t>
+      </w:r>
+    </w:p>
+    <w:p>
+      <w:pPr>
+        <w:pStyle w:val="Heading3"/>
+      </w:pPr>
+      <w:r>
+        <w:t>Keep your completed work</w:t>
+      </w:r>
+    </w:p>
+    <w:p>
+      <w:r>
+        <w:t>Use Download completed work in the hosted lesson to export your answers, reflections, practice feedback and code-run evidence. Open the HTML copy to read or print it. Drafts stay in this browser when storage is available; clear drafts on a shared device.</w:t>
+      </w:r>
+    </w:p>
+    <w:p>
+      <w:pPr>
+        <w:pStyle w:val="Heading3"/>
+      </w:pPr>
+      <w:r>
+        <w:t>What I repaired, the evidence I kept and the next test</w:t>
+      </w:r>
+    </w:p>
+    <w:p>
+      <w:r>
+        <w:t>________________________________________________________________</w:t>
+      </w:r>
+    </w:p>
+    <w:p>
+      <w:r>
+        <w:t>________________________________________________________________</w:t>
+      </w:r>
+    </w:p>
+    <w:p>
+      <w:r>
+        <w:t>________________________________________________________________</w:t>
+      </w:r>
+    </w:p>
+    <w:p>
+      <w:r>
+        <w:t>________________________________________________________________</w:t>
+      </w:r>
+    </w:p>
+    <w:p>
+      <w:r>
+        <w:t>________________________________________________________________</w:t>
+      </w:r>
+    </w:p>
     <w:sectPr>
       <w:pgSz w:w="12240" w:h="15840"/>
       <w:pgMar w:top="936" w:right="1008" w:bottom="936" w:left="1008" w:header="720" w:footer="720" w:gutter="0"/>

--- a/downloads/workbook/ai-5-week-16.docx
+++ b/downloads/workbook/ai-5-week-16.docx
@@ -30,33 +30,57 @@
     </w:p>
     <w:p>
       <w:r>
-        <w:t>Try the recall before opening notes. Then use a different colour or a labelled second line to correct your explanation.</w:t>
+        <w:t>Record your starting explanation for Regularisation and early stopping before opening notes. Show any later correction separately.</w:t>
       </w:r>
     </w:p>
     <w:p>
       <w:pPr>
-        <w:pStyle w:val="Heading3"/>
-      </w:pPr>
-      <w:r>
-        <w:t>Training and validation curves</w:t>
+        <w:spacing w:line="336" w:lineRule="auto" w:after="180"/>
+      </w:pPr>
+      <w:r>
+        <w:rPr>
+          <w:b w:val="0"/>
+        </w:rPr>
+        <w:t>Try the recall before opening notes. Then use a different colour or a labelled second line to correct your explanation.</w:t>
       </w:r>
     </w:p>
     <w:p>
-      <w:r>
-        <w:t>Without opening the old lesson, explain one key idea from Training and validation curves. Give an example and a mistake that the idea helps you avoid.</w:t>
+      <w:pPr>
+        <w:pStyle w:val="Heading3"/>
+      </w:pPr>
+      <w:r>
+        <w:t>Training and validation curves</w:t>
       </w:r>
     </w:p>
     <w:p>
       <w:pPr>
-        <w:pStyle w:val="Heading3"/>
-      </w:pPr>
-      <w:r>
-        <w:t>My remembered idea, example and correction</w:t>
+        <w:spacing w:line="336" w:lineRule="auto" w:after="180"/>
+      </w:pPr>
+      <w:r>
+        <w:rPr>
+          <w:b w:val="0"/>
+        </w:rPr>
+        <w:t xml:space="preserve">Without opening the old lesson, explain one key idea from </w:t>
+      </w:r>
+      <w:r>
+        <w:rPr>
+          <w:b/>
+        </w:rPr>
+        <w:t>Training</w:t>
+      </w:r>
+      <w:r>
+        <w:rPr>
+          <w:b w:val="0"/>
+        </w:rPr>
+        <w:t xml:space="preserve"> and validation curves. Give an example and a mistake that the idea helps you avoid.</w:t>
       </w:r>
     </w:p>
     <w:p>
-      <w:r>
-        <w:t>________________________________________________________________</w:t>
+      <w:pPr>
+        <w:pStyle w:val="Heading3"/>
+      </w:pPr>
+      <w:r>
+        <w:t>My remembered idea, example and correction</w:t>
       </w:r>
     </w:p>
     <w:p>
@@ -70,29 +94,35 @@
       </w:r>
     </w:p>
     <w:p>
-      <w:pPr>
-        <w:pStyle w:val="Heading3"/>
-      </w:pPr>
-      <w:r>
-        <w:t>Batching and epochs</w:t>
+      <w:r>
+        <w:t>________________________________________________________________</w:t>
       </w:r>
     </w:p>
     <w:p>
-      <w:r>
-        <w:t>Without opening the old lesson, explain one key idea from Batching and epochs. Give an example and a mistake that the idea helps you avoid.</w:t>
+      <w:pPr>
+        <w:pStyle w:val="Heading3"/>
+      </w:pPr>
+      <w:r>
+        <w:t>Batching and epochs</w:t>
       </w:r>
     </w:p>
     <w:p>
       <w:pPr>
-        <w:pStyle w:val="Heading3"/>
-      </w:pPr>
-      <w:r>
-        <w:t>My remembered idea, example and correction</w:t>
+        <w:spacing w:line="336" w:lineRule="auto" w:after="180"/>
+      </w:pPr>
+      <w:r>
+        <w:rPr>
+          <w:b w:val="0"/>
+        </w:rPr>
+        <w:t>Without opening the old lesson, explain one key idea from Batching and epochs. Give an example and a mistake that the idea helps you avoid.</w:t>
       </w:r>
     </w:p>
     <w:p>
-      <w:r>
-        <w:t>________________________________________________________________</w:t>
+      <w:pPr>
+        <w:pStyle w:val="Heading3"/>
+      </w:pPr>
+      <w:r>
+        <w:t>My remembered idea, example and correction</w:t>
       </w:r>
     </w:p>
     <w:p>
@@ -106,29 +136,35 @@
       </w:r>
     </w:p>
     <w:p>
-      <w:pPr>
-        <w:pStyle w:val="Heading3"/>
-      </w:pPr>
-      <w:r>
-        <w:t>Gradients with a numerical check</w:t>
+      <w:r>
+        <w:t>________________________________________________________________</w:t>
       </w:r>
     </w:p>
     <w:p>
-      <w:r>
-        <w:t>Without opening the old lesson, explain one key idea from Gradients with a numerical check. Give an example and a mistake that the idea helps you avoid.</w:t>
+      <w:pPr>
+        <w:pStyle w:val="Heading3"/>
+      </w:pPr>
+      <w:r>
+        <w:t>Gradients with a numerical check</w:t>
       </w:r>
     </w:p>
     <w:p>
       <w:pPr>
-        <w:pStyle w:val="Heading3"/>
-      </w:pPr>
-      <w:r>
-        <w:t>My remembered idea, example and correction</w:t>
+        <w:spacing w:line="336" w:lineRule="auto" w:after="180"/>
+      </w:pPr>
+      <w:r>
+        <w:rPr>
+          <w:b w:val="0"/>
+        </w:rPr>
+        <w:t>Without opening the old lesson, explain one key idea from Gradients with a numerical check. Give an example and a mistake that the idea helps you avoid.</w:t>
       </w:r>
     </w:p>
     <w:p>
-      <w:r>
-        <w:t>________________________________________________________________</w:t>
+      <w:pPr>
+        <w:pStyle w:val="Heading3"/>
+      </w:pPr>
+      <w:r>
+        <w:t>My remembered idea, example and correction</w:t>
       </w:r>
     </w:p>
     <w:p>
@@ -142,16 +178,44 @@
       </w:r>
     </w:p>
     <w:p>
-      <w:pPr>
-        <w:pStyle w:val="Heading1"/>
-      </w:pPr>
-      <w:r>
-        <w:t>02. Practise with fading help</w:t>
+      <w:r>
+        <w:t>________________________________________________________________</w:t>
       </w:r>
     </w:p>
     <w:p>
-      <w:r>
-        <w:t>Use W2: Trace the next update for Regularisation and early stopping. Record the answer once; the lesson and workbook refer to the same attempt.</w:t>
+      <w:pPr>
+        <w:pStyle w:val="Heading1"/>
+      </w:pPr>
+      <w:r>
+        <w:t>02. Practise with fading help</w:t>
+      </w:r>
+    </w:p>
+    <w:p>
+      <w:r>
+        <w:t>Complete the supported Regularisation and early stopping trace and record the first step you can explain without help.</w:t>
+      </w:r>
+    </w:p>
+    <w:p>
+      <w:pPr>
+        <w:spacing w:line="336" w:lineRule="auto" w:after="180"/>
+      </w:pPr>
+      <w:r>
+        <w:rPr>
+          <w:b w:val="0"/>
+        </w:rPr>
+        <w:t xml:space="preserve">Use W2: Trace the next update for </w:t>
+      </w:r>
+      <w:r>
+        <w:rPr>
+          <w:b/>
+        </w:rPr>
+        <w:t>Regularisation</w:t>
+      </w:r>
+      <w:r>
+        <w:rPr>
+          <w:b w:val="0"/>
+        </w:rPr>
+        <w:t xml:space="preserve"> and early stopping. Record the answer once; the lesson and workbook refer to the same attempt.</w:t>
       </w:r>
     </w:p>
     <w:tbl>
@@ -279,25 +343,61 @@
     </w:p>
     <w:p>
       <w:r>
-        <w:t>Use the worked case for Regularisation and early stopping. Proposed explanation: “Zero prediction error means no regularised update”. Decide whether this explanation is supported. Point to the step or supplied fact that decides; explain your repair if needed.</w:t>
+        <w:t>Check the proposed Regularisation and early stopping explanation against the supplied facts before discussing it.</w:t>
       </w:r>
     </w:p>
     <w:p>
       <w:pPr>
-        <w:pStyle w:val="Heading3"/>
-      </w:pPr>
-      <w:r>
-        <w:t>My explanation before partner discussion</w:t>
+        <w:spacing w:line="336" w:lineRule="auto" w:after="180"/>
+      </w:pPr>
+      <w:r>
+        <w:rPr>
+          <w:b w:val="0"/>
+        </w:rPr>
+        <w:t xml:space="preserve">Use the worked case for </w:t>
+      </w:r>
+      <w:r>
+        <w:rPr>
+          <w:b/>
+        </w:rPr>
+        <w:t>Regularisation</w:t>
+      </w:r>
+      <w:r>
+        <w:rPr>
+          <w:b w:val="0"/>
+        </w:rPr>
+        <w:t xml:space="preserve"> and early stopping. Proposed explanation: “Zero </w:t>
+      </w:r>
+      <w:r>
+        <w:rPr>
+          <w:b/>
+        </w:rPr>
+        <w:t>prediction</w:t>
+      </w:r>
+      <w:r>
+        <w:rPr>
+          <w:b w:val="0"/>
+        </w:rPr>
+        <w:t xml:space="preserve"> error means no regularised update”. Decide whether this explanation is supported.</w:t>
       </w:r>
     </w:p>
     <w:p>
-      <w:r>
-        <w:t>________________________________________________________________</w:t>
+      <w:pPr>
+        <w:spacing w:line="336" w:lineRule="auto" w:after="180"/>
+      </w:pPr>
+      <w:r>
+        <w:rPr>
+          <w:b w:val="0"/>
+        </w:rPr>
+        <w:t>Point to the step or supplied fact that decides; explain your repair if needed.</w:t>
       </w:r>
     </w:p>
     <w:p>
-      <w:r>
-        <w:t>________________________________________________________________</w:t>
+      <w:pPr>
+        <w:pStyle w:val="Heading3"/>
+      </w:pPr>
+      <w:r>
+        <w:t>My explanation before partner discussion</w:t>
       </w:r>
     </w:p>
     <w:p>
@@ -311,52 +411,100 @@
       </w:r>
     </w:p>
     <w:p>
-      <w:pPr>
-        <w:pStyle w:val="Heading1"/>
-      </w:pPr>
-      <w:r>
-        <w:t>04. Independent transfer case</w:t>
+      <w:r>
+        <w:t>________________________________________________________________</w:t>
       </w:r>
     </w:p>
     <w:p>
-      <w:pPr>
-        <w:pStyle w:val="Heading3"/>
-      </w:pPr>
-      <w:r>
-        <w:t>Independent case: Transfer both rules independently</w:t>
+      <w:r>
+        <w:t>________________________________________________________________</w:t>
       </w:r>
     </w:p>
     <w:p>
-      <w:r>
-        <w:t>For a new objective J(a) = (a - 2) squared + a squared, gradient 4a - 4, start a = 0 and take one step at rate 0.25. Give new a, prediction error term, penalty and total J. Separately apply patience 2 with strict improvement to validation values [3, 2, 2, 2, 1] at epochs 0 to 4; report the stop and restored epochs.</w:t>
+      <w:pPr>
+        <w:pStyle w:val="Heading1"/>
+      </w:pPr>
+      <w:r>
+        <w:t>04. Independent transfer case</w:t>
       </w:r>
     </w:p>
     <w:p>
-      <w:pPr>
-        <w:pStyle w:val="Heading3"/>
-      </w:pPr>
-      <w:r>
-        <w:t>My independent explanation, trace and limits</w:t>
+      <w:r>
+        <w:t>Write one first attempt at the reserved independent case before feedback. Repeated copies of that case refer to the same recorded attempt.</w:t>
       </w:r>
     </w:p>
     <w:p>
-      <w:r>
-        <w:t>________________________________________________________________</w:t>
+      <w:pPr>
+        <w:pStyle w:val="Heading3"/>
+      </w:pPr>
+      <w:r>
+        <w:t>Independent case: Transfer both rules independently</w:t>
       </w:r>
     </w:p>
     <w:p>
-      <w:r>
-        <w:t>________________________________________________________________</w:t>
+      <w:pPr>
+        <w:spacing w:line="336" w:lineRule="auto" w:after="180"/>
+      </w:pPr>
+      <w:r>
+        <w:rPr>
+          <w:b w:val="0"/>
+        </w:rPr>
+        <w:t xml:space="preserve">For a new objective J(a) = (a - 2) squared + a squared, gradient 4a - 4, start a = 0 and take one step at rate 0.25. Give new a, </w:t>
+      </w:r>
+      <w:r>
+        <w:rPr>
+          <w:b/>
+        </w:rPr>
+        <w:t>prediction</w:t>
+      </w:r>
+      <w:r>
+        <w:rPr>
+          <w:b w:val="0"/>
+        </w:rPr>
+        <w:t xml:space="preserve"> error term, penalty and total J.</w:t>
       </w:r>
     </w:p>
     <w:p>
-      <w:r>
-        <w:t>________________________________________________________________</w:t>
+      <w:pPr>
+        <w:spacing w:line="336" w:lineRule="auto" w:after="180"/>
+      </w:pPr>
+      <w:r>
+        <w:rPr>
+          <w:b w:val="0"/>
+        </w:rPr>
+        <w:t xml:space="preserve">Separately apply </w:t>
+      </w:r>
+      <w:r>
+        <w:rPr>
+          <w:b/>
+        </w:rPr>
+        <w:t>patience</w:t>
+      </w:r>
+      <w:r>
+        <w:rPr>
+          <w:b w:val="0"/>
+        </w:rPr>
+        <w:t xml:space="preserve"> 2 with strict improvement to validation values [3, 2, 2, 2, 1] at epochs 0 to 4; report the stop and </w:t>
+      </w:r>
+      <w:r>
+        <w:rPr>
+          <w:b/>
+        </w:rPr>
+        <w:t>restore</w:t>
+      </w:r>
+      <w:r>
+        <w:rPr>
+          <w:b w:val="0"/>
+        </w:rPr>
+        <w:t>d epochs.</w:t>
       </w:r>
     </w:p>
     <w:p>
-      <w:r>
-        <w:t>________________________________________________________________</w:t>
+      <w:pPr>
+        <w:pStyle w:val="Heading3"/>
+      </w:pPr>
+      <w:r>
+        <w:t>My independent explanation, trace and limits</w:t>
       </w:r>
     </w:p>
     <w:p>
@@ -376,53 +524,90 @@
     </w:p>
     <w:p>
       <w:r>
-        <w:t>Attempt this case before feedback. Record any help. Earlier examples below are further practice; a case already practised with feedback cannot establish fresh transfer.</w:t>
+        <w:t>________________________________________________________________</w:t>
       </w:r>
     </w:p>
     <w:p>
-      <w:pPr>
-        <w:pStyle w:val="Heading1"/>
-      </w:pPr>
-      <w:r>
-        <w:t>05. W1 Separate the objective terms</w:t>
+      <w:r>
+        <w:t>________________________________________________________________</w:t>
       </w:r>
     </w:p>
     <w:p>
       <w:r>
-        <w:t>At v = 2 and lambda = 0.5 in the lesson, compute prediction MSE, penalty, total objective and total gradient. Does zero training MSE make this gradient zero?</w:t>
+        <w:t>________________________________________________________________</w:t>
       </w:r>
     </w:p>
     <w:p>
-      <w:pPr>
-        <w:pStyle w:val="Heading3"/>
-      </w:pPr>
-      <w:r>
-        <w:t>My reasoning and evidence</w:t>
+      <w:r>
+        <w:t>________________________________________________________________</w:t>
       </w:r>
     </w:p>
     <w:p>
-      <w:r>
-        <w:t>________________________________________________________________</w:t>
+      <w:pPr>
+        <w:spacing w:line="336" w:lineRule="auto" w:after="180"/>
+      </w:pPr>
+      <w:r>
+        <w:rPr>
+          <w:b w:val="0"/>
+        </w:rPr>
+        <w:t>Attempt this case before feedback. Record any help. Earlier examples below are further practice; a case already practised with feedback cannot establish fresh transfer.</w:t>
       </w:r>
     </w:p>
     <w:p>
-      <w:r>
-        <w:t>________________________________________________________________</w:t>
+      <w:pPr>
+        <w:pStyle w:val="Heading1"/>
+      </w:pPr>
+      <w:r>
+        <w:t>05. W1 Separate the objective terms</w:t>
       </w:r>
     </w:p>
     <w:p>
       <w:r>
-        <w:t>________________________________________________________________</w:t>
+        <w:t>Separate the objective terms. Apply the supplied Regularisation and early stopping facts and keep your reasoning.</w:t>
       </w:r>
     </w:p>
     <w:p>
-      <w:r>
-        <w:t>________________________________________________________________</w:t>
+      <w:pPr>
+        <w:spacing w:line="336" w:lineRule="auto" w:after="180"/>
+        <w:shd w:fill="F5F1FB"/>
+      </w:pPr>
+      <w:r>
+        <w:rPr>
+          <w:b w:val="0"/>
+        </w:rPr>
+        <w:t xml:space="preserve">At v = 2 and lambda = 0.5 in the lesson, compute </w:t>
+      </w:r>
+      <w:r>
+        <w:rPr>
+          <w:b/>
+        </w:rPr>
+        <w:t>prediction</w:t>
+      </w:r>
+      <w:r>
+        <w:rPr>
+          <w:b w:val="0"/>
+        </w:rPr>
+        <w:t xml:space="preserve"> MSE, penalty, total objective and total gradient. Does zero </w:t>
+      </w:r>
+      <w:r>
+        <w:rPr>
+          <w:b/>
+        </w:rPr>
+        <w:t>training</w:t>
+      </w:r>
+      <w:r>
+        <w:rPr>
+          <w:b w:val="0"/>
+        </w:rPr>
+        <w:t xml:space="preserve"> MSE make this gradient zero?</w:t>
       </w:r>
     </w:p>
     <w:p>
-      <w:r>
-        <w:t>________________________________________________________________</w:t>
+      <w:pPr>
+        <w:pStyle w:val="Heading3"/>
+      </w:pPr>
+      <w:r>
+        <w:t>My reasoning and evidence</w:t>
       </w:r>
     </w:p>
     <w:p>
@@ -431,24 +616,18 @@
       </w:r>
     </w:p>
     <w:p>
-      <w:pPr>
-        <w:pStyle w:val="Heading1"/>
-      </w:pPr>
-      <w:r>
-        <w:t>06. W2 Trace the next update</w:t>
+      <w:r>
+        <w:t>________________________________________________________________</w:t>
       </w:r>
     </w:p>
     <w:p>
       <w:r>
-        <w:t>Start v = 1.6 with lambda = 0.5 and rate 0.1. Calculate both gradient contributions, new v and new prediction MSE.</w:t>
+        <w:t>________________________________________________________________</w:t>
       </w:r>
     </w:p>
     <w:p>
-      <w:pPr>
-        <w:pStyle w:val="Heading3"/>
-      </w:pPr>
-      <w:r>
-        <w:t>My reasoning and evidence</w:t>
+      <w:r>
+        <w:t>________________________________________________________________</w:t>
       </w:r>
     </w:p>
     <w:p>
@@ -462,44 +641,62 @@
       </w:r>
     </w:p>
     <w:p>
-      <w:r>
-        <w:t>________________________________________________________________</w:t>
+      <w:pPr>
+        <w:pStyle w:val="Heading1"/>
+      </w:pPr>
+      <w:r>
+        <w:t>06. W2 Trace the next update</w:t>
       </w:r>
     </w:p>
     <w:p>
       <w:r>
-        <w:t>________________________________________________________________</w:t>
+        <w:t>Trace the next update. Apply the supplied Regularisation and early stopping facts and keep your reasoning.</w:t>
       </w:r>
     </w:p>
     <w:p>
-      <w:r>
-        <w:t>________________________________________________________________</w:t>
+      <w:pPr>
+        <w:spacing w:line="336" w:lineRule="auto" w:after="180"/>
+      </w:pPr>
+      <w:r>
+        <w:rPr>
+          <w:b w:val="0"/>
+        </w:rPr>
+        <w:t xml:space="preserve">Start v = 1.6 with lambda = 0.5 and rate 0.1. Calculate both gradient contributions, new v and new </w:t>
+      </w:r>
+      <w:r>
+        <w:rPr>
+          <w:b/>
+        </w:rPr>
+        <w:t>prediction</w:t>
+      </w:r>
+      <w:r>
+        <w:rPr>
+          <w:b w:val="0"/>
+        </w:rPr>
+        <w:t xml:space="preserve"> MSE.</w:t>
       </w:r>
     </w:p>
     <w:p>
-      <w:r>
-        <w:t>________________________________________________________________</w:t>
+      <w:pPr>
+        <w:pStyle w:val="Heading3"/>
+      </w:pPr>
+      <w:r>
+        <w:t>My reasoning and evidence</w:t>
       </w:r>
     </w:p>
     <w:p>
-      <w:pPr>
-        <w:pStyle w:val="Heading1"/>
-      </w:pPr>
-      <w:r>
-        <w:t>07. W3 Apply patience without peeking</w:t>
+      <w:r>
+        <w:t>________________________________________________________________</w:t>
       </w:r>
     </w:p>
     <w:p>
       <w:r>
-        <w:t>Validation MSE at epochs 0 to 7 is [4, 2, 1.5, 1.6, 1.4, 1.45, 1.46, 1.3]. Apply the lesson policy with patience 2. Give the stop epoch, restored epoch and why the listed epoch 7 cannot change this decision.</w:t>
+        <w:t>________________________________________________________________</w:t>
       </w:r>
     </w:p>
     <w:p>
-      <w:pPr>
-        <w:pStyle w:val="Heading3"/>
-      </w:pPr>
-      <w:r>
-        <w:t>My reasoning and evidence</w:t>
+      <w:r>
+        <w:t>________________________________________________________________</w:t>
       </w:r>
     </w:p>
     <w:p>
@@ -518,39 +715,69 @@
       </w:r>
     </w:p>
     <w:p>
-      <w:r>
-        <w:t>________________________________________________________________</w:t>
+      <w:pPr>
+        <w:pStyle w:val="Heading1"/>
+      </w:pPr>
+      <w:r>
+        <w:t>07. W3 Apply patience without peeking</w:t>
       </w:r>
     </w:p>
     <w:p>
       <w:r>
-        <w:t>________________________________________________________________</w:t>
+        <w:t>Apply patience without peeking. Apply the supplied Regularisation and early stopping facts and keep your reasoning.</w:t>
       </w:r>
     </w:p>
     <w:p>
-      <w:r>
-        <w:t>________________________________________________________________</w:t>
+      <w:pPr>
+        <w:spacing w:line="336" w:lineRule="auto" w:after="180"/>
+      </w:pPr>
+      <w:r>
+        <w:rPr>
+          <w:b w:val="0"/>
+        </w:rPr>
+        <w:t xml:space="preserve">Validation MSE at epochs 0 to 7 is [4, 2, 1.5, 1.6, 1.4, 1.45, 1.46, 1.3]. Apply the lesson policy with </w:t>
+      </w:r>
+      <w:r>
+        <w:rPr>
+          <w:b/>
+        </w:rPr>
+        <w:t>patience</w:t>
+      </w:r>
+      <w:r>
+        <w:rPr>
+          <w:b w:val="0"/>
+        </w:rPr>
+        <w:t xml:space="preserve"> 2. Give the stop epoch, </w:t>
+      </w:r>
+      <w:r>
+        <w:rPr>
+          <w:b/>
+        </w:rPr>
+        <w:t>restore</w:t>
+      </w:r>
+      <w:r>
+        <w:rPr>
+          <w:b w:val="0"/>
+        </w:rPr>
+        <w:t>d epoch and why the listed epoch 7 cannot change this decision.</w:t>
       </w:r>
     </w:p>
     <w:p>
       <w:pPr>
-        <w:pStyle w:val="Heading1"/>
-      </w:pPr>
-      <w:r>
-        <w:t>08. W4 Transfer both rules independently</w:t>
+        <w:pStyle w:val="Heading3"/>
+      </w:pPr>
+      <w:r>
+        <w:t>My reasoning and evidence</w:t>
       </w:r>
     </w:p>
     <w:p>
       <w:r>
-        <w:t>For a new objective J(a) = (a - 2) squared + a squared, gradient 4a - 4, start a = 0 and take one step at rate 0.25. Give new a, prediction error term, penalty and total J. Separately apply patience 2 with strict improvement to validation values [3, 2, 2, 2, 1] at epochs 0 to 4; report the stop and restored epochs.</w:t>
+        <w:t>________________________________________________________________</w:t>
       </w:r>
     </w:p>
     <w:p>
-      <w:pPr>
-        <w:pStyle w:val="Heading3"/>
-      </w:pPr>
-      <w:r>
-        <w:t>My reasoning and evidence</w:t>
+      <w:r>
+        <w:t>________________________________________________________________</w:t>
       </w:r>
     </w:p>
     <w:p>
@@ -574,44 +801,92 @@
       </w:r>
     </w:p>
     <w:p>
-      <w:r>
-        <w:t>________________________________________________________________</w:t>
+      <w:pPr>
+        <w:pStyle w:val="Heading1"/>
+      </w:pPr>
+      <w:r>
+        <w:t>08. W4 Transfer both rules independently</w:t>
       </w:r>
     </w:p>
     <w:p>
       <w:r>
-        <w:t>________________________________________________________________</w:t>
+        <w:t>Attempt before feedback. If this repeats the selected independent case, reuse that first attempt; otherwise keep a separate record. Transfer both rules independently. Apply the supplied Regularisation and early stopping facts and keep your reasoning.</w:t>
       </w:r>
     </w:p>
     <w:p>
-      <w:r>
-        <w:t>________________________________________________________________</w:t>
+      <w:pPr>
+        <w:spacing w:line="336" w:lineRule="auto" w:after="180"/>
+      </w:pPr>
+      <w:r>
+        <w:rPr>
+          <w:b w:val="0"/>
+        </w:rPr>
+        <w:t xml:space="preserve">For a new objective J(a) = (a - 2) squared + a squared, gradient 4a - 4, start a = 0 and take one step at rate 0.25. Give new a, </w:t>
+      </w:r>
+      <w:r>
+        <w:rPr>
+          <w:b/>
+        </w:rPr>
+        <w:t>prediction</w:t>
+      </w:r>
+      <w:r>
+        <w:rPr>
+          <w:b w:val="0"/>
+        </w:rPr>
+        <w:t xml:space="preserve"> error term, penalty and total J.</w:t>
       </w:r>
     </w:p>
     <w:p>
-      <w:r>
-        <w:t>________________________________________________________________</w:t>
+      <w:pPr>
+        <w:spacing w:line="336" w:lineRule="auto" w:after="180"/>
+      </w:pPr>
+      <w:r>
+        <w:rPr>
+          <w:b w:val="0"/>
+        </w:rPr>
+        <w:t xml:space="preserve">Separately apply </w:t>
+      </w:r>
+      <w:r>
+        <w:rPr>
+          <w:b/>
+        </w:rPr>
+        <w:t>patience</w:t>
+      </w:r>
+      <w:r>
+        <w:rPr>
+          <w:b w:val="0"/>
+        </w:rPr>
+        <w:t xml:space="preserve"> 2 with strict improvement to validation values [3, 2, 2, 2, 1] at epochs 0 to 4; report the stop and </w:t>
+      </w:r>
+      <w:r>
+        <w:rPr>
+          <w:b/>
+        </w:rPr>
+        <w:t>restore</w:t>
+      </w:r>
+      <w:r>
+        <w:rPr>
+          <w:b w:val="0"/>
+        </w:rPr>
+        <w:t>d epochs.</w:t>
       </w:r>
     </w:p>
     <w:p>
       <w:pPr>
-        <w:pStyle w:val="Heading1"/>
-      </w:pPr>
-      <w:r>
-        <w:t>09. W5 Compare penalties fairly</w:t>
+        <w:pStyle w:val="Heading3"/>
+      </w:pPr>
+      <w:r>
+        <w:t>My reasoning and evidence</w:t>
       </w:r>
     </w:p>
     <w:p>
       <w:r>
-        <w:t>A team compares lambda 0 and lambda 0.5 by choosing whichever has the smaller penalised training objective. Explain why this does not establish the better prediction model and name a suitable development comparison.</w:t>
+        <w:t>________________________________________________________________</w:t>
       </w:r>
     </w:p>
     <w:p>
-      <w:pPr>
-        <w:pStyle w:val="Heading3"/>
-      </w:pPr>
-      <w:r>
-        <w:t>My reasoning and evidence</w:t>
+      <w:r>
+        <w:t>________________________________________________________________</w:t>
       </w:r>
     </w:p>
     <w:p>
@@ -649,25 +924,55 @@
         <w:pStyle w:val="Heading1"/>
       </w:pPr>
       <w:r>
-        <w:t>10. Project checkpoint and reflection</w:t>
+        <w:t>09. W5 Compare penalties fairly</w:t>
       </w:r>
     </w:p>
     <w:p>
       <w:r>
-        <w:t>Add a labelled regularisation and early stopping evidence sheet to Image-pattern Network Investigation. Show how you can separate a weight penalty from prediction error. Use the supplied fictional case and keep its inputs, intermediate steps, calculation or prediction, and limitation. Connect this record to last week’s record; a matching answer without a trace is insufficient.</w:t>
+        <w:t>Compare penalties fairly. Apply the supplied Regularisation and early stopping facts and keep your reasoning.</w:t>
       </w:r>
     </w:p>
     <w:p>
       <w:pPr>
-        <w:pStyle w:val="Heading3"/>
-      </w:pPr>
-      <w:r>
-        <w:t>My project change, supporting evidence and remaining limit</w:t>
+        <w:spacing w:line="336" w:lineRule="auto" w:after="180"/>
+      </w:pPr>
+      <w:r>
+        <w:rPr>
+          <w:b w:val="0"/>
+        </w:rPr>
+        <w:t xml:space="preserve">A team compares lambda 0 and lambda 0.5 by choosing whichever has the smaller penalised </w:t>
+      </w:r>
+      <w:r>
+        <w:rPr>
+          <w:b/>
+        </w:rPr>
+        <w:t>training</w:t>
+      </w:r>
+      <w:r>
+        <w:rPr>
+          <w:b w:val="0"/>
+        </w:rPr>
+        <w:t xml:space="preserve"> objective. Explain why this does not establish the better </w:t>
+      </w:r>
+      <w:r>
+        <w:rPr>
+          <w:b/>
+        </w:rPr>
+        <w:t>prediction</w:t>
+      </w:r>
+      <w:r>
+        <w:rPr>
+          <w:b w:val="0"/>
+        </w:rPr>
+        <w:t xml:space="preserve"> model and name a suitable development comparison.</w:t>
       </w:r>
     </w:p>
     <w:p>
-      <w:r>
-        <w:t>________________________________________________________________</w:t>
+      <w:pPr>
+        <w:pStyle w:val="Heading3"/>
+      </w:pPr>
+      <w:r>
+        <w:t>My reasoning and evidence</w:t>
       </w:r>
     </w:p>
     <w:p>
@@ -696,11 +1001,166 @@
       </w:r>
     </w:p>
     <w:p>
+      <w:r>
+        <w:t>________________________________________________________________</w:t>
+      </w:r>
+    </w:p>
+    <w:p>
       <w:pPr>
         <w:pStyle w:val="Heading1"/>
       </w:pPr>
       <w:r>
+        <w:t>10. Project checkpoint and reflection</w:t>
+      </w:r>
+    </w:p>
+    <w:p>
+      <w:r>
+        <w:t>Connect Regularisation and early stopping to Image-pattern Network Investigation, identify a limit and choose the next useful test.</w:t>
+      </w:r>
+    </w:p>
+    <w:p>
+      <w:pPr>
+        <w:spacing w:line="336" w:lineRule="auto" w:after="180"/>
+      </w:pPr>
+      <w:r>
+        <w:rPr>
+          <w:b w:val="0"/>
+        </w:rPr>
+        <w:t xml:space="preserve">Add a labelled </w:t>
+      </w:r>
+      <w:r>
+        <w:rPr>
+          <w:b/>
+        </w:rPr>
+        <w:t>regularisation</w:t>
+      </w:r>
+      <w:r>
+        <w:rPr>
+          <w:b w:val="0"/>
+        </w:rPr>
+        <w:t xml:space="preserve"> and early stopping </w:t>
+      </w:r>
+      <w:r>
+        <w:rPr>
+          <w:b/>
+        </w:rPr>
+        <w:t>evidence</w:t>
+      </w:r>
+      <w:r>
+        <w:rPr>
+          <w:b w:val="0"/>
+        </w:rPr>
+        <w:t xml:space="preserve"> sheet to Image-pattern Network Investigation. Show how you can separate a </w:t>
+      </w:r>
+      <w:r>
+        <w:rPr>
+          <w:b/>
+        </w:rPr>
+        <w:t>weight penalty</w:t>
+      </w:r>
+      <w:r>
+        <w:rPr>
+          <w:b w:val="0"/>
+        </w:rPr>
+        <w:t xml:space="preserve"> from </w:t>
+      </w:r>
+      <w:r>
+        <w:rPr>
+          <w:b/>
+        </w:rPr>
+        <w:t>prediction</w:t>
+      </w:r>
+      <w:r>
+        <w:rPr>
+          <w:b w:val="0"/>
+        </w:rPr>
+        <w:t xml:space="preserve"> error.</w:t>
+      </w:r>
+    </w:p>
+    <w:p>
+      <w:pPr>
+        <w:spacing w:line="336" w:lineRule="auto" w:after="180"/>
+      </w:pPr>
+      <w:r>
+        <w:rPr>
+          <w:b w:val="0"/>
+        </w:rPr>
+        <w:t xml:space="preserve">Use the supplied fictional case and keep its </w:t>
+      </w:r>
+      <w:r>
+        <w:rPr>
+          <w:b/>
+        </w:rPr>
+        <w:t>input</w:t>
+      </w:r>
+      <w:r>
+        <w:rPr>
+          <w:b w:val="0"/>
+        </w:rPr>
+        <w:t xml:space="preserve">s, intermediate steps, calculation or </w:t>
+      </w:r>
+      <w:r>
+        <w:rPr>
+          <w:b/>
+        </w:rPr>
+        <w:t>prediction</w:t>
+      </w:r>
+      <w:r>
+        <w:rPr>
+          <w:b w:val="0"/>
+        </w:rPr>
+        <w:t>, and limitation. Connect this record to last week’s record; a matching answer without a trace is insufficient.</w:t>
+      </w:r>
+    </w:p>
+    <w:p>
+      <w:pPr>
+        <w:pStyle w:val="Heading3"/>
+      </w:pPr>
+      <w:r>
+        <w:t>My project change, supporting evidence and remaining limit</w:t>
+      </w:r>
+    </w:p>
+    <w:p>
+      <w:r>
+        <w:t>________________________________________________________________</w:t>
+      </w:r>
+    </w:p>
+    <w:p>
+      <w:r>
+        <w:t>________________________________________________________________</w:t>
+      </w:r>
+    </w:p>
+    <w:p>
+      <w:r>
+        <w:t>________________________________________________________________</w:t>
+      </w:r>
+    </w:p>
+    <w:p>
+      <w:r>
+        <w:t>________________________________________________________________</w:t>
+      </w:r>
+    </w:p>
+    <w:p>
+      <w:r>
+        <w:t>________________________________________________________________</w:t>
+      </w:r>
+    </w:p>
+    <w:p>
+      <w:r>
+        <w:t>________________________________________________________________</w:t>
+      </w:r>
+    </w:p>
+    <w:p>
+      <w:pPr>
+        <w:pStyle w:val="Heading1"/>
+      </w:pPr>
+      <w:r>
         <w:t>11. Feedback, return check and learning record</w:t>
+      </w:r>
+    </w:p>
+    <w:p>
+      <w:r>
+        <w:t>Record the first repaired step and a different case to revisit after a delay.</w:t>
       </w:r>
     </w:p>
     <w:tbl>
@@ -840,7 +1300,13 @@
       </w:tr>
     </w:tbl>
     <w:p>
-      <w:r>
+      <w:pPr>
+        <w:spacing w:line="336" w:lineRule="auto" w:after="180"/>
+      </w:pPr>
+      <w:r>
+        <w:rPr>
+          <w:b w:val="0"/>
+        </w:rPr>
         <w:t>Revisit this idea with your teacher after a delay. Familiarity is different from explaining and using it on a changed case.</w:t>
       </w:r>
     </w:p>
@@ -854,17 +1320,88 @@
     </w:p>
     <w:p>
       <w:r>
-        <w:t>Separate a regularisation penalty from prediction loss and an early-stopping rule.</w:t>
+        <w:t>Separate a regularisation penalty from prediction loss and an early-stopping rule. Explain the labelled step before checking the changed condition.</w:t>
       </w:r>
     </w:p>
     <w:p>
-      <w:r>
-        <w:t>Toy objective J(a)=(a-3)²+2a²; start a = 0; gradient 6a-6; rate 1/6. Separate validation losses:[5, 3, 3, 4], patience 1, no ties as improvement.</w:t>
+      <w:pPr>
+        <w:spacing w:line="336" w:lineRule="auto" w:after="180"/>
+      </w:pPr>
+      <w:r>
+        <w:rPr>
+          <w:b w:val="0"/>
+        </w:rPr>
+        <w:t xml:space="preserve">Separate a </w:t>
+      </w:r>
+      <w:r>
+        <w:rPr>
+          <w:b/>
+        </w:rPr>
+        <w:t>regularisation</w:t>
+      </w:r>
+      <w:r>
+        <w:rPr>
+          <w:b w:val="0"/>
+        </w:rPr>
+        <w:t xml:space="preserve"> penalty from </w:t>
+      </w:r>
+      <w:r>
+        <w:rPr>
+          <w:b/>
+        </w:rPr>
+        <w:t>prediction</w:t>
+      </w:r>
+      <w:r>
+        <w:rPr>
+          <w:b w:val="0"/>
+        </w:rPr>
+        <w:t xml:space="preserve"> loss and an early-stopping rule.</w:t>
       </w:r>
     </w:p>
     <w:p>
-      <w:r>
-        <w:t>All inputs and outcomes in this worked example are invented classroom data; no real model run is claimed.</w:t>
+      <w:pPr>
+        <w:spacing w:line="336" w:lineRule="auto" w:after="180"/>
+      </w:pPr>
+      <w:r>
+        <w:rPr>
+          <w:b w:val="0"/>
+        </w:rPr>
+        <w:t xml:space="preserve">Toy objective J(a)=(a-3)²+2a²; start a = 0; gradient 6a-6; rate 1/6. Separate validation losses:[5, 3, 3, 4], </w:t>
+      </w:r>
+      <w:r>
+        <w:rPr>
+          <w:b/>
+        </w:rPr>
+        <w:t>patience</w:t>
+      </w:r>
+      <w:r>
+        <w:rPr>
+          <w:b w:val="0"/>
+        </w:rPr>
+        <w:t xml:space="preserve"> 1, no ties as improvement.</w:t>
+      </w:r>
+    </w:p>
+    <w:p>
+      <w:pPr>
+        <w:spacing w:line="336" w:lineRule="auto" w:after="180"/>
+      </w:pPr>
+      <w:r>
+        <w:rPr>
+          <w:b w:val="0"/>
+        </w:rPr>
+        <w:t xml:space="preserve">All </w:t>
+      </w:r>
+      <w:r>
+        <w:rPr>
+          <w:b/>
+        </w:rPr>
+        <w:t>input</w:t>
+      </w:r>
+      <w:r>
+        <w:rPr>
+          <w:b w:val="0"/>
+        </w:rPr>
+        <w:t>s and outcomes in this worked example are invented classroom data; no real model run is claimed.</w:t>
       </w:r>
     </w:p>
     <w:p>
@@ -904,8 +1441,26 @@
       </w:r>
     </w:p>
     <w:p>
-      <w:r>
-        <w:t>Why should the penalty value not be reported as validation error? Point to the relevant step in the picture, then write the changed result and the rule or evidence that supports it.</w:t>
+      <w:pPr>
+        <w:spacing w:line="336" w:lineRule="auto" w:after="180"/>
+      </w:pPr>
+      <w:r>
+        <w:rPr>
+          <w:b w:val="0"/>
+        </w:rPr>
+        <w:t xml:space="preserve">Why should the penalty value not be reported as validation error? Point to the relevant step in the picture, then write the changed result and the rule or </w:t>
+      </w:r>
+      <w:r>
+        <w:rPr>
+          <w:b/>
+        </w:rPr>
+        <w:t>evidence</w:t>
+      </w:r>
+      <w:r>
+        <w:rPr>
+          <w:b w:val="0"/>
+        </w:rPr>
+        <w:t xml:space="preserve"> that supports it.</w:t>
       </w:r>
     </w:p>
     <w:p>
@@ -947,36 +1502,138 @@
       </w:r>
     </w:p>
     <w:p>
-      <w:r>
-        <w:t>Support used: alone / hint / worked example. This record is practice evidence.</w:t>
+      <w:pPr>
+        <w:pStyle w:val="Heading3"/>
+      </w:pPr>
+      <w:r>
+        <w:t>Record the help used</w:t>
       </w:r>
     </w:p>
     <w:p>
-      <w:r>
-        <w:t>Project connection: For your Image-pattern Network Investigation, save the input, procedure, observed result and limitation of this check. Label this worked example as practice; use a different, previously unreviewed case when checking independent understanding.</w:t>
+      <w:pPr>
+        <w:spacing w:line="336" w:lineRule="auto" w:after="180"/>
+        <w:shd w:fill="F1F6F8"/>
+      </w:pPr>
+      <w:r>
+        <w:rPr>
+          <w:b w:val="0"/>
+        </w:rPr>
+        <w:t xml:space="preserve">Support used: alone / hint / worked example. This record is practice </w:t>
+      </w:r>
+      <w:r>
+        <w:rPr>
+          <w:b/>
+        </w:rPr>
+        <w:t>evidence</w:t>
+      </w:r>
+      <w:r>
+        <w:rPr>
+          <w:b w:val="0"/>
+        </w:rPr>
+        <w:t>.</w:t>
       </w:r>
     </w:p>
     <w:p>
       <w:pPr>
-        <w:pStyle w:val="Heading1"/>
-      </w:pPr>
-      <w:r>
-        <w:t>13. Project portfolio milestone</w:t>
+        <w:spacing w:line="336" w:lineRule="auto" w:after="180"/>
+      </w:pPr>
+      <w:r>
+        <w:rPr>
+          <w:b w:val="0"/>
+        </w:rPr>
+        <w:t xml:space="preserve">Project connection: For your Image-pattern Network Investigation, save the </w:t>
+      </w:r>
+      <w:r>
+        <w:rPr>
+          <w:b/>
+        </w:rPr>
+        <w:t>input</w:t>
+      </w:r>
+      <w:r>
+        <w:rPr>
+          <w:b w:val="0"/>
+        </w:rPr>
+        <w:t>, procedure, observed result and limitation of this check.</w:t>
       </w:r>
     </w:p>
     <w:p>
-      <w:r>
-        <w:t>Project: Image-pattern Network Investigation</w:t>
+      <w:pPr>
+        <w:spacing w:line="336" w:lineRule="auto" w:after="180"/>
+      </w:pPr>
+      <w:r>
+        <w:rPr>
+          <w:b w:val="0"/>
+        </w:rPr>
+        <w:t>Label this worked example as practice; use a different, previously unreviewed case when checking independent understanding.</w:t>
       </w:r>
     </w:p>
     <w:p>
-      <w:r>
-        <w:t>Current milestone: Test changed cases. Keep normal, boundary and failure cases; compare expected and observed results.</w:t>
+      <w:pPr>
+        <w:pStyle w:val="Heading1"/>
+      </w:pPr>
+      <w:r>
+        <w:t>13. Project portfolio milestone</w:t>
       </w:r>
     </w:p>
     <w:p>
       <w:r>
-        <w:t>For your Image-pattern Network Investigation, save the input, procedure, observed result and limitation of this check. Label this worked example as practice; use a different, previously unreviewed case when checking independent understanding.</w:t>
+        <w:t>Keep this week’s input, deciding step, result and limit together in the Image-pattern Network Investigation record.</w:t>
+      </w:r>
+    </w:p>
+    <w:p>
+      <w:pPr>
+        <w:spacing w:line="336" w:lineRule="auto" w:after="180"/>
+      </w:pPr>
+      <w:r>
+        <w:rPr>
+          <w:b w:val="0"/>
+        </w:rPr>
+        <w:t>Project: Image-pattern Network Investigation</w:t>
+      </w:r>
+    </w:p>
+    <w:p>
+      <w:pPr>
+        <w:spacing w:line="336" w:lineRule="auto" w:after="180"/>
+      </w:pPr>
+      <w:r>
+        <w:rPr>
+          <w:b w:val="0"/>
+        </w:rPr>
+        <w:t>Current milestone: Test changed cases. Keep normal, boundary and failure cases; compare expected and observed results.</w:t>
+      </w:r>
+    </w:p>
+    <w:p>
+      <w:pPr>
+        <w:spacing w:line="336" w:lineRule="auto" w:after="180"/>
+      </w:pPr>
+      <w:r>
+        <w:rPr>
+          <w:b w:val="0"/>
+        </w:rPr>
+        <w:t xml:space="preserve">For your Image-pattern Network Investigation, save the </w:t>
+      </w:r>
+      <w:r>
+        <w:rPr>
+          <w:b/>
+        </w:rPr>
+        <w:t>input</w:t>
+      </w:r>
+      <w:r>
+        <w:rPr>
+          <w:b w:val="0"/>
+        </w:rPr>
+        <w:t>, procedure, observed result and limitation of this check.</w:t>
+      </w:r>
+    </w:p>
+    <w:p>
+      <w:pPr>
+        <w:spacing w:line="336" w:lineRule="auto" w:after="180"/>
+      </w:pPr>
+      <w:r>
+        <w:rPr>
+          <w:b w:val="0"/>
+        </w:rPr>
+        <w:t>Label this worked example as practice; use a different, previously unreviewed case when checking independent understanding.</w:t>
       </w:r>
     </w:p>
     <w:tbl>
@@ -1138,53 +1795,116 @@
     </w:p>
     <w:p>
       <w:r>
-        <w:t>Use this supported practice once, in the browser or on paper. Keep the reserved independent assessment for a separate first attempt before teacher feedback.</w:t>
+        <w:t>Try the supported questions before comparing with hints and feedback. Record what you repaired and the evidence you retained.</w:t>
       </w:r>
     </w:p>
     <w:p>
-      <w:r>
-        <w:t>Separate a regularisation penalty from prediction loss and an early-stopping rule.</w:t>
+      <w:pPr>
+        <w:spacing w:line="336" w:lineRule="auto" w:after="180"/>
+      </w:pPr>
+      <w:r>
+        <w:rPr>
+          <w:b w:val="0"/>
+        </w:rPr>
+        <w:t>Use this supported practice once, in the browser or on paper. Keep the reserved independent assessment for a separate first attempt before teacher feedback.</w:t>
       </w:r>
     </w:p>
     <w:p>
       <w:pPr>
-        <w:pStyle w:val="Heading3"/>
-      </w:pPr>
-      <w:r>
-        <w:t>Practice 1: explain the deciding evidence</w:t>
+        <w:spacing w:line="336" w:lineRule="auto" w:after="180"/>
+      </w:pPr>
+      <w:r>
+        <w:rPr>
+          <w:b w:val="0"/>
+        </w:rPr>
+        <w:t xml:space="preserve">Separate a </w:t>
+      </w:r>
+      <w:r>
+        <w:rPr>
+          <w:b/>
+        </w:rPr>
+        <w:t>regularisation</w:t>
+      </w:r>
+      <w:r>
+        <w:rPr>
+          <w:b w:val="0"/>
+        </w:rPr>
+        <w:t xml:space="preserve"> penalty from </w:t>
+      </w:r>
+      <w:r>
+        <w:rPr>
+          <w:b/>
+        </w:rPr>
+        <w:t>prediction</w:t>
+      </w:r>
+      <w:r>
+        <w:rPr>
+          <w:b w:val="0"/>
+        </w:rPr>
+        <w:t xml:space="preserve"> loss and an early-stopping rule.</w:t>
       </w:r>
     </w:p>
     <w:p>
-      <w:r>
-        <w:t>Which labelled step matches this detail? Best validation checkpoint is 2 with loss 3; checkpoint 3 is no improvement, so stop at 3.</w:t>
+      <w:pPr>
+        <w:pStyle w:val="Heading3"/>
+      </w:pPr>
+      <w:r>
+        <w:t>Practice 1: explain the deciding evidence</w:t>
       </w:r>
     </w:p>
     <w:p>
-      <w:r>
-        <w:t>1. Split objective</w:t>
+      <w:pPr>
+        <w:spacing w:line="336" w:lineRule="auto" w:after="180"/>
+      </w:pPr>
+      <w:r>
+        <w:rPr>
+          <w:b w:val="0"/>
+        </w:rPr>
+        <w:t>Which labelled step matches this detail? Best validation checkpoint is 2 with loss 3; checkpoint 3 is no improvement, so stop at 3.</w:t>
       </w:r>
     </w:p>
     <w:p>
-      <w:r>
-        <w:t>2. Early-stop separately</w:t>
+      <w:pPr>
+        <w:spacing w:line="336" w:lineRule="auto" w:after="180"/>
+        <w:shd w:fill="F4F9FC"/>
+      </w:pPr>
+      <w:r>
+        <w:rPr>
+          <w:b w:val="0"/>
+        </w:rPr>
+        <w:t>1. Split objective</w:t>
       </w:r>
     </w:p>
     <w:p>
-      <w:r>
-        <w:t>3. Regularised update</w:t>
+      <w:pPr>
+        <w:spacing w:line="336" w:lineRule="auto" w:after="180"/>
+        <w:shd w:fill="F4F9FC"/>
+      </w:pPr>
+      <w:r>
+        <w:rPr>
+          <w:b w:val="0"/>
+        </w:rPr>
+        <w:t>2. Early-stop separately</w:t>
       </w:r>
     </w:p>
     <w:p>
       <w:pPr>
-        <w:pStyle w:val="Heading3"/>
-      </w:pPr>
-      <w:r>
-        <w:t>My selected conclusion, deciding fact and explanation</w:t>
+        <w:spacing w:line="336" w:lineRule="auto" w:after="180"/>
+        <w:shd w:fill="F4F9FC"/>
+      </w:pPr>
+      <w:r>
+        <w:rPr>
+          <w:b w:val="0"/>
+        </w:rPr>
+        <w:t>3. Regularised update</w:t>
       </w:r>
     </w:p>
     <w:p>
-      <w:r>
-        <w:t>________________________________________________________________</w:t>
+      <w:pPr>
+        <w:pStyle w:val="Heading3"/>
+      </w:pPr>
+      <w:r>
+        <w:t>My selected conclusion, deciding fact and explanation</w:t>
       </w:r>
     </w:p>
     <w:p>
@@ -1209,40 +1929,125 @@
     </w:p>
     <w:p>
       <w:r>
-        <w:t>Hint if needed: Read the steps in the pictorial case. Match the supplied detail to the stage that performs or records it.</w:t>
+        <w:t>________________________________________________________________</w:t>
       </w:r>
     </w:p>
     <w:p>
-      <w:r>
-        <w:t>After your attempt, compare with the supported explanation: Early-stop separately Best validation checkpoint is 2 with loss 3; checkpoint 3 is no improvement, so stop at 3. Regularisation adds a parameter penalty to the training objective. Here it discourages large a, so the objective balances prediction error against that penalty. Early stopping is a different decision based on the supplied validation sequence. A tied validation loss is not improvement under this policy; stop when the patience allowance is used and restore the best checkpoint.</w:t>
+      <w:pPr>
+        <w:pStyle w:val="Heading3"/>
+      </w:pPr>
+      <w:r>
+        <w:t>Hint · try first</w:t>
       </w:r>
     </w:p>
     <w:p>
       <w:pPr>
-        <w:pStyle w:val="Heading3"/>
-      </w:pPr>
-      <w:r>
-        <w:t>Practice 2: explain the deciding evidence</w:t>
+        <w:spacing w:line="336" w:lineRule="auto" w:after="180"/>
+        <w:shd w:fill="F1F6F8"/>
+      </w:pPr>
+      <w:r>
+        <w:rPr>
+          <w:b w:val="0"/>
+        </w:rPr>
+        <w:t>Hint if needed: Read the steps in the pictorial case. Match the supplied detail to the stage that performs or records it.</w:t>
       </w:r>
     </w:p>
     <w:p>
-      <w:r>
-        <w:t>Changed-case practice: Change patience from 1 to2 under the same tie rule. Which conclusion is supported by the supplied facts?</w:t>
+      <w:pPr>
+        <w:pStyle w:val="Heading3"/>
+      </w:pPr>
+      <w:r>
+        <w:t>Feedback · compare after trying</w:t>
       </w:r>
     </w:p>
     <w:p>
-      <w:r>
-        <w:t>1. We can decide the result without examining the changed input or the procedure.</w:t>
+      <w:pPr>
+        <w:spacing w:line="336" w:lineRule="auto" w:after="180"/>
+        <w:shd w:fill="F1F6FC"/>
+      </w:pPr>
+      <w:r>
+        <w:rPr>
+          <w:b w:val="0"/>
+        </w:rPr>
+        <w:t>After your attempt, compare with the supported explanation: Early-stop separately Best validation checkpoint is 2 with loss 3; checkpoint 3 is no improvement, so stop at 3.</w:t>
       </w:r>
     </w:p>
     <w:p>
-      <w:r>
-        <w:t>2. Stop at checkpoint 4; still restore checkpoint 2.</w:t>
+      <w:pPr>
+        <w:spacing w:line="336" w:lineRule="auto" w:after="180"/>
+        <w:shd w:fill="F1F6FC"/>
+      </w:pPr>
+      <w:r>
+        <w:rPr>
+          <w:b/>
+        </w:rPr>
+        <w:t>Regularisation</w:t>
+      </w:r>
+      <w:r>
+        <w:rPr>
+          <w:b w:val="0"/>
+        </w:rPr>
+        <w:t xml:space="preserve"> adds a parameter penalty to the </w:t>
+      </w:r>
+      <w:r>
+        <w:rPr>
+          <w:b/>
+        </w:rPr>
+        <w:t>training</w:t>
+      </w:r>
+      <w:r>
+        <w:rPr>
+          <w:b w:val="0"/>
+        </w:rPr>
+        <w:t xml:space="preserve"> objective. Here it discourages large a, so the objective balances </w:t>
+      </w:r>
+      <w:r>
+        <w:rPr>
+          <w:b/>
+        </w:rPr>
+        <w:t>prediction</w:t>
+      </w:r>
+      <w:r>
+        <w:rPr>
+          <w:b w:val="0"/>
+        </w:rPr>
+        <w:t xml:space="preserve"> error against that penalty.</w:t>
       </w:r>
     </w:p>
     <w:p>
-      <w:r>
-        <w:t>3. This one example guarantees correct results for every future input.</w:t>
+      <w:pPr>
+        <w:spacing w:line="336" w:lineRule="auto" w:after="180"/>
+        <w:shd w:fill="F1F6FC"/>
+      </w:pPr>
+      <w:r>
+        <w:rPr>
+          <w:b w:val="0"/>
+        </w:rPr>
+        <w:t xml:space="preserve">Early stopping is a different decision based on the supplied validation sequence. A tied validation loss is not improvement under this policy; stop when the </w:t>
+      </w:r>
+      <w:r>
+        <w:rPr>
+          <w:b/>
+        </w:rPr>
+        <w:t>patience</w:t>
+      </w:r>
+      <w:r>
+        <w:rPr>
+          <w:b w:val="0"/>
+        </w:rPr>
+        <w:t xml:space="preserve"> allowance is used and </w:t>
+      </w:r>
+      <w:r>
+        <w:rPr>
+          <w:b/>
+        </w:rPr>
+        <w:t>restore</w:t>
+      </w:r>
+      <w:r>
+        <w:rPr>
+          <w:b w:val="0"/>
+        </w:rPr>
+        <w:t xml:space="preserve"> the best checkpoint.</w:t>
       </w:r>
     </w:p>
     <w:p>
@@ -1250,65 +2055,144 @@
         <w:pStyle w:val="Heading3"/>
       </w:pPr>
       <w:r>
-        <w:t>My selected conclusion, deciding fact and explanation</w:t>
+        <w:t>Practice 2: explain the deciding evidence</w:t>
       </w:r>
     </w:p>
     <w:p>
-      <w:r>
-        <w:t>________________________________________________________________</w:t>
+      <w:pPr>
+        <w:pStyle w:val="Heading3"/>
+      </w:pPr>
+      <w:r>
+        <w:t>Changed case · predict first</w:t>
       </w:r>
     </w:p>
     <w:p>
-      <w:r>
-        <w:t>________________________________________________________________</w:t>
+      <w:pPr>
+        <w:spacing w:line="336" w:lineRule="auto" w:after="180"/>
+        <w:shd w:fill="F5F1FB"/>
+      </w:pPr>
+      <w:r>
+        <w:rPr>
+          <w:b w:val="0"/>
+        </w:rPr>
+        <w:t xml:space="preserve">Changed-case practice: Change </w:t>
+      </w:r>
+      <w:r>
+        <w:rPr>
+          <w:b/>
+        </w:rPr>
+        <w:t>patience</w:t>
+      </w:r>
+      <w:r>
+        <w:rPr>
+          <w:b w:val="0"/>
+        </w:rPr>
+        <w:t xml:space="preserve"> from 1 to2 under the same tie rule. Which conclusion is supported by the supplied facts?</w:t>
       </w:r>
     </w:p>
     <w:p>
-      <w:r>
-        <w:t>________________________________________________________________</w:t>
+      <w:pPr>
+        <w:spacing w:line="336" w:lineRule="auto" w:after="180"/>
+        <w:shd w:fill="F4F9FC"/>
+      </w:pPr>
+      <w:r>
+        <w:rPr>
+          <w:b w:val="0"/>
+        </w:rPr>
+        <w:t xml:space="preserve">1. We can decide the result without examining the changed </w:t>
+      </w:r>
+      <w:r>
+        <w:rPr>
+          <w:b/>
+        </w:rPr>
+        <w:t>input</w:t>
+      </w:r>
+      <w:r>
+        <w:rPr>
+          <w:b w:val="0"/>
+        </w:rPr>
+        <w:t xml:space="preserve"> or the procedure.</w:t>
       </w:r>
     </w:p>
     <w:p>
-      <w:r>
-        <w:t>________________________________________________________________</w:t>
+      <w:pPr>
+        <w:spacing w:line="336" w:lineRule="auto" w:after="180"/>
+        <w:shd w:fill="F4F9FC"/>
+      </w:pPr>
+      <w:r>
+        <w:rPr>
+          <w:b w:val="0"/>
+        </w:rPr>
+        <w:t xml:space="preserve">2. Stop at checkpoint 4; still </w:t>
+      </w:r>
+      <w:r>
+        <w:rPr>
+          <w:b/>
+        </w:rPr>
+        <w:t>restore</w:t>
+      </w:r>
+      <w:r>
+        <w:rPr>
+          <w:b w:val="0"/>
+        </w:rPr>
+        <w:t xml:space="preserve"> checkpoint 2.</w:t>
       </w:r>
     </w:p>
     <w:p>
-      <w:r>
-        <w:t>________________________________________________________________</w:t>
+      <w:pPr>
+        <w:spacing w:line="336" w:lineRule="auto" w:after="180"/>
+        <w:shd w:fill="F4F9FC"/>
+      </w:pPr>
+      <w:r>
+        <w:rPr>
+          <w:b w:val="0"/>
+        </w:rPr>
+        <w:t xml:space="preserve">3. This one example guarantees correct results for every future </w:t>
+      </w:r>
+      <w:r>
+        <w:rPr>
+          <w:b/>
+        </w:rPr>
+        <w:t>input</w:t>
+      </w:r>
+      <w:r>
+        <w:rPr>
+          <w:b w:val="0"/>
+        </w:rPr>
+        <w:t>.</w:t>
       </w:r>
     </w:p>
     <w:p>
-      <w:r>
-        <w:t>Hint if needed: Use the changed condition and the deciding step in the pictorial trace. The answer must say what follows from those facts.</w:t>
+      <w:pPr>
+        <w:pStyle w:val="Heading3"/>
+      </w:pPr>
+      <w:r>
+        <w:t>My selected conclusion, deciding fact and explanation</w:t>
       </w:r>
     </w:p>
     <w:p>
       <w:r>
-        <w:t>After your attempt, compare with the supported explanation: Stop at checkpoint 4; still restore checkpoint 2. Checkpoints 3 and 4 are two consecutive non-improvements; a later stop does not redefine the best checkpoint.</w:t>
+        <w:t>________________________________________________________________</w:t>
       </w:r>
     </w:p>
     <w:p>
-      <w:pPr>
-        <w:pStyle w:val="Heading3"/>
-      </w:pPr>
-      <w:r>
-        <w:t>Repair a missing building block</w:t>
+      <w:r>
+        <w:t>________________________________________________________________</w:t>
       </w:r>
     </w:p>
     <w:p>
       <w:r>
-        <w:t>Review Training and validation curves (ai-5/15). Goal: Compute comparable training and validation losses at saved checkpoints. Short practice: Can the original epoch 3 training loss 1 justify claiming best generalisation? Point to the relevant step in the picture, then write the changed result and the rule or evidence that supports it.. Return to this week and explain what you changed.</w:t>
+        <w:t>________________________________________________________________</w:t>
       </w:r>
     </w:p>
     <w:p>
       <w:r>
-        <w:t>Review Batching and epochs (ai-5/13). Goal: Distinguish an example a batch an update and an epoch. Short practice: Why do the single-example orders finish at different weights? Point to the relevant step in the picture, then write the changed result and the rule or evidence that supports it.. Return to this week and explain what you changed.</w:t>
+        <w:t>________________________________________________________________</w:t>
       </w:r>
     </w:p>
     <w:p>
       <w:r>
-        <w:t>Review Gradients with a numerical check (ai-5/10). Goal: Estimate one partial derivative while other parameters stay fixed. Short practice: Why should the numerical checks perturb one coordinate at a time? Point to the relevant step in the picture, then write the changed result and the rule or evidence that supports it.. Return to this week and explain what you changed.</w:t>
+        <w:t>________________________________________________________________</w:t>
       </w:r>
     </w:p>
     <w:p>
@@ -1316,12 +2200,19 @@
         <w:pStyle w:val="Heading3"/>
       </w:pPr>
       <w:r>
-        <w:t>Predict, run and debug</w:t>
+        <w:t>Hint · try first</w:t>
       </w:r>
     </w:p>
     <w:p>
-      <w:r>
-        <w:t>The browser lab lets you edit the supported Python examples already included in this lesson. Predict first, run, inspect the actual output or error, change one input, then run again. Keep code, predictions, actual results and a reasoned revision together. On paper, label your result as a trace rather than an execution.</w:t>
+      <w:pPr>
+        <w:spacing w:line="336" w:lineRule="auto" w:after="180"/>
+        <w:shd w:fill="F1F6F8"/>
+      </w:pPr>
+      <w:r>
+        <w:rPr>
+          <w:b w:val="0"/>
+        </w:rPr>
+        <w:t>Hint if needed: Use the changed condition and the deciding step in the pictorial trace. The answer must say what follows from those facts.</w:t>
       </w:r>
     </w:p>
     <w:p>
@@ -1329,12 +2220,31 @@
         <w:pStyle w:val="Heading3"/>
       </w:pPr>
       <w:r>
-        <w:t>Keep your completed work</w:t>
+        <w:t>Feedback · compare after trying</w:t>
       </w:r>
     </w:p>
     <w:p>
-      <w:r>
-        <w:t>Use Download completed work in the hosted lesson to export your answers, reflections, practice feedback and code-run evidence. Open the HTML copy to read or print it. Drafts stay in this browser when storage is available; clear drafts on a shared device.</w:t>
+      <w:pPr>
+        <w:spacing w:line="336" w:lineRule="auto" w:after="180"/>
+        <w:shd w:fill="F1F6FC"/>
+      </w:pPr>
+      <w:r>
+        <w:rPr>
+          <w:b w:val="0"/>
+        </w:rPr>
+        <w:t xml:space="preserve">After your attempt, compare with the supported explanation: Stop at checkpoint 4; still </w:t>
+      </w:r>
+      <w:r>
+        <w:rPr>
+          <w:b/>
+        </w:rPr>
+        <w:t>restore</w:t>
+      </w:r>
+      <w:r>
+        <w:rPr>
+          <w:b w:val="0"/>
+        </w:rPr>
+        <w:t xml:space="preserve"> checkpoint 2. Checkpoints 3 and 4 are two consecutive non-improvements; a later stop does not redefine the best checkpoint.</w:t>
       </w:r>
     </w:p>
     <w:p>
@@ -1342,12 +2252,1131 @@
         <w:pStyle w:val="Heading3"/>
       </w:pPr>
       <w:r>
-        <w:t>What I repaired, the evidence I kept and the next test</w:t>
+        <w:t>Repair a missing building block</w:t>
       </w:r>
     </w:p>
     <w:p>
+      <w:pPr>
+        <w:spacing w:line="336" w:lineRule="auto" w:after="180"/>
+      </w:pPr>
+      <w:r>
+        <w:rPr>
+          <w:b w:val="0"/>
+        </w:rPr>
+        <w:t xml:space="preserve">Review </w:t>
+      </w:r>
+      <w:r>
+        <w:rPr>
+          <w:b/>
+        </w:rPr>
+        <w:t>Training</w:t>
+      </w:r>
+      <w:r>
+        <w:rPr>
+          <w:b w:val="0"/>
+        </w:rPr>
+        <w:t xml:space="preserve"> and validation curves (ai-5/15). Goal: Compute comparable </w:t>
+      </w:r>
+      <w:r>
+        <w:rPr>
+          <w:b/>
+        </w:rPr>
+        <w:t>training</w:t>
+      </w:r>
+      <w:r>
+        <w:rPr>
+          <w:b w:val="0"/>
+        </w:rPr>
+        <w:t xml:space="preserve"> and validation losses at saved checkpoints. Short practice: Can the original epoch 3 </w:t>
+      </w:r>
+      <w:r>
+        <w:rPr>
+          <w:b/>
+        </w:rPr>
+        <w:t>training</w:t>
+      </w:r>
+      <w:r>
+        <w:rPr>
+          <w:b w:val="0"/>
+        </w:rPr>
+        <w:t xml:space="preserve"> loss 1 justify claiming best generalisation?</w:t>
+      </w:r>
+    </w:p>
+    <w:p>
+      <w:pPr>
+        <w:spacing w:line="336" w:lineRule="auto" w:after="180"/>
+      </w:pPr>
+      <w:r>
+        <w:rPr>
+          <w:b w:val="0"/>
+        </w:rPr>
+        <w:t xml:space="preserve">Point to the relevant step in the picture, then write the changed result and the rule or </w:t>
+      </w:r>
+      <w:r>
+        <w:rPr>
+          <w:b/>
+        </w:rPr>
+        <w:t>evidence</w:t>
+      </w:r>
+      <w:r>
+        <w:rPr>
+          <w:b w:val="0"/>
+        </w:rPr>
+        <w:t xml:space="preserve"> that supports it.. Return to this week and explain what you changed.</w:t>
+      </w:r>
+    </w:p>
+    <w:p>
+      <w:pPr>
+        <w:spacing w:line="336" w:lineRule="auto" w:after="180"/>
+      </w:pPr>
+      <w:r>
+        <w:rPr>
+          <w:b w:val="0"/>
+        </w:rPr>
+        <w:t>Review Batching and epochs (ai-5/13). Goal: Distinguish an example a batch an update and an epoch. Short practice: Why do the single-example orders finish at different weights?</w:t>
+      </w:r>
+    </w:p>
+    <w:p>
+      <w:pPr>
+        <w:spacing w:line="336" w:lineRule="auto" w:after="180"/>
+      </w:pPr>
+      <w:r>
+        <w:rPr>
+          <w:b w:val="0"/>
+        </w:rPr>
+        <w:t xml:space="preserve">Point to the relevant step in the picture, then write the changed result and the rule or </w:t>
+      </w:r>
+      <w:r>
+        <w:rPr>
+          <w:b/>
+        </w:rPr>
+        <w:t>evidence</w:t>
+      </w:r>
+      <w:r>
+        <w:rPr>
+          <w:b w:val="0"/>
+        </w:rPr>
+        <w:t xml:space="preserve"> that supports it.. Return to this week and explain what you changed.</w:t>
+      </w:r>
+    </w:p>
+    <w:p>
+      <w:pPr>
+        <w:spacing w:line="336" w:lineRule="auto" w:after="180"/>
+      </w:pPr>
+      <w:r>
+        <w:rPr>
+          <w:b w:val="0"/>
+        </w:rPr>
+        <w:t>Review Gradients with a numerical check (ai-5/10). Goal: Estimate one partial derivative while other parameters stay fixed. Short practice: Why should the numerical checks perturb one coordinate at a time?</w:t>
+      </w:r>
+    </w:p>
+    <w:p>
+      <w:pPr>
+        <w:spacing w:line="336" w:lineRule="auto" w:after="180"/>
+      </w:pPr>
+      <w:r>
+        <w:rPr>
+          <w:b w:val="0"/>
+        </w:rPr>
+        <w:t xml:space="preserve">Point to the relevant step in the picture, then write the changed result and the rule or </w:t>
+      </w:r>
+      <w:r>
+        <w:rPr>
+          <w:b/>
+        </w:rPr>
+        <w:t>evidence</w:t>
+      </w:r>
+      <w:r>
+        <w:rPr>
+          <w:b w:val="0"/>
+        </w:rPr>
+        <w:t xml:space="preserve"> that supports it.. Return to this week and explain what you changed.</w:t>
+      </w:r>
+    </w:p>
+    <w:p>
+      <w:pPr>
+        <w:pStyle w:val="Heading3"/>
+      </w:pPr>
+      <w:r>
+        <w:t>Predict, run and debug</w:t>
+      </w:r>
+    </w:p>
+    <w:p>
+      <w:pPr>
+        <w:spacing w:line="336" w:lineRule="auto" w:after="180"/>
+      </w:pPr>
+      <w:r>
+        <w:rPr>
+          <w:b w:val="0"/>
+        </w:rPr>
+        <w:t xml:space="preserve">The browser lab lets you edit the supported Python examples already included in this lesson. Predict first, run, inspect the actual </w:t>
+      </w:r>
+      <w:r>
+        <w:rPr>
+          <w:b/>
+        </w:rPr>
+        <w:t>output</w:t>
+      </w:r>
+      <w:r>
+        <w:rPr>
+          <w:b w:val="0"/>
+        </w:rPr>
+        <w:t xml:space="preserve"> or error, change one </w:t>
+      </w:r>
+      <w:r>
+        <w:rPr>
+          <w:b/>
+        </w:rPr>
+        <w:t>input</w:t>
+      </w:r>
+      <w:r>
+        <w:rPr>
+          <w:b w:val="0"/>
+        </w:rPr>
+        <w:t>, then run again.</w:t>
+      </w:r>
+    </w:p>
+    <w:p>
+      <w:pPr>
+        <w:spacing w:line="336" w:lineRule="auto" w:after="180"/>
+      </w:pPr>
+      <w:r>
+        <w:rPr>
+          <w:b w:val="0"/>
+        </w:rPr>
+        <w:t xml:space="preserve">Keep code, </w:t>
+      </w:r>
+      <w:r>
+        <w:rPr>
+          <w:b/>
+        </w:rPr>
+        <w:t>prediction</w:t>
+      </w:r>
+      <w:r>
+        <w:rPr>
+          <w:b w:val="0"/>
+        </w:rPr>
+        <w:t>s, actual results and a reasoned revision together. On paper, label your result as a trace rather than an execution.</w:t>
+      </w:r>
+    </w:p>
+    <w:p>
+      <w:pPr>
+        <w:pStyle w:val="Heading3"/>
+      </w:pPr>
+      <w:r>
+        <w:t>Keep your completed work</w:t>
+      </w:r>
+    </w:p>
+    <w:p>
+      <w:pPr>
+        <w:spacing w:line="336" w:lineRule="auto" w:after="180"/>
+      </w:pPr>
+      <w:r>
+        <w:rPr>
+          <w:b w:val="0"/>
+        </w:rPr>
+        <w:t xml:space="preserve">Use Download completed work in the hosted lesson to export your answers, reflections, practice feedback and code-run </w:t>
+      </w:r>
+      <w:r>
+        <w:rPr>
+          <w:b/>
+        </w:rPr>
+        <w:t>evidence</w:t>
+      </w:r>
+      <w:r>
+        <w:rPr>
+          <w:b w:val="0"/>
+        </w:rPr>
+        <w:t>. Open the HTML copy to read or print it.</w:t>
+      </w:r>
+    </w:p>
+    <w:p>
+      <w:pPr>
+        <w:spacing w:line="336" w:lineRule="auto" w:after="180"/>
+      </w:pPr>
+      <w:r>
+        <w:rPr>
+          <w:b w:val="0"/>
+        </w:rPr>
+        <w:t>Drafts stay in this browser when storage is available; clear drafts on a shared device.</w:t>
+      </w:r>
+    </w:p>
+    <w:p>
+      <w:pPr>
+        <w:pStyle w:val="Heading3"/>
+      </w:pPr>
+      <w:r>
+        <w:t>What I repaired, the evidence I kept and the next test</w:t>
+      </w:r>
+    </w:p>
+    <w:p>
       <w:r>
         <w:t>________________________________________________________________</w:t>
+      </w:r>
+    </w:p>
+    <w:p>
+      <w:r>
+        <w:t>________________________________________________________________</w:t>
+      </w:r>
+    </w:p>
+    <w:p>
+      <w:r>
+        <w:t>________________________________________________________________</w:t>
+      </w:r>
+    </w:p>
+    <w:p>
+      <w:r>
+        <w:t>________________________________________________________________</w:t>
+      </w:r>
+    </w:p>
+    <w:p>
+      <w:r>
+        <w:t>________________________________________________________________</w:t>
+      </w:r>
+    </w:p>
+    <w:p>
+      <w:pPr>
+        <w:pStyle w:val="Heading1"/>
+      </w:pPr>
+      <w:r>
+        <w:t>15. Visual concept journey</w:t>
+      </w:r>
+    </w:p>
+    <w:p>
+      <w:r>
+        <w:t>Explain each Regularisation and early stopping picture from its labels, then record a relevant limit.</w:t>
+      </w:r>
+    </w:p>
+    <w:p>
+      <w:pPr>
+        <w:pStyle w:val="Heading3"/>
+      </w:pPr>
+      <w:r>
+        <w:t>01. Regularisation and early stopping: the case</w:t>
+      </w:r>
+    </w:p>
+    <w:p>
+      <w:r>
+        <w:drawing>
+          <wp:inline xmlns:a="http://schemas.openxmlformats.org/drawingml/2006/main" xmlns:pic="http://schemas.openxmlformats.org/drawingml/2006/picture">
+            <wp:extent cx="5486400" cy="3291840"/>
+            <wp:docPr id="2" name="Picture 2" descr="Separate a regularisation penalty from prediction loss and an early-stopping rule. Supplied facts: Toy objective J(a)=(a-3)²+2a²; start a = 0; gradient 6a-6; rate 1/6. Separate validation losses:[5, 3, 3, 4], patience 1, no ties as improvement. All inputs and outcomes in this worked example are invented classroom data; no real model run is claimed."/>
+            <wp:cNvGraphicFramePr>
+              <a:graphicFrameLocks noChangeAspect="1"/>
+            </wp:cNvGraphicFramePr>
+            <a:graphic>
+              <a:graphicData uri="http://schemas.openxmlformats.org/drawingml/2006/picture">
+                <pic:pic>
+                  <pic:nvPicPr>
+                    <pic:cNvPr id="0" name="academy-story-ai-5-16-01.png"/>
+                    <pic:cNvPicPr/>
+                  </pic:nvPicPr>
+                  <pic:blipFill>
+                    <a:blip r:embed="rId10"/>
+                    <a:stretch>
+                      <a:fillRect/>
+                    </a:stretch>
+                  </pic:blipFill>
+                  <pic:spPr>
+                    <a:xfrm>
+                      <a:off x="0" y="0"/>
+                      <a:ext cx="5486400" cy="3291840"/>
+                    </a:xfrm>
+                    <a:prstGeom prst="rect"/>
+                  </pic:spPr>
+                </pic:pic>
+              </a:graphicData>
+            </a:graphic>
+          </wp:inline>
+        </w:drawing>
+      </w:r>
+    </w:p>
+    <w:p>
+      <w:pPr>
+        <w:spacing w:line="336" w:lineRule="auto" w:after="180"/>
+      </w:pPr>
+      <w:r>
+        <w:rPr>
+          <w:b w:val="0"/>
+        </w:rPr>
+        <w:t xml:space="preserve">Separate a </w:t>
+      </w:r>
+      <w:r>
+        <w:rPr>
+          <w:b/>
+        </w:rPr>
+        <w:t>regularisation</w:t>
+      </w:r>
+      <w:r>
+        <w:rPr>
+          <w:b w:val="0"/>
+        </w:rPr>
+        <w:t xml:space="preserve"> penalty from </w:t>
+      </w:r>
+      <w:r>
+        <w:rPr>
+          <w:b/>
+        </w:rPr>
+        <w:t>prediction</w:t>
+      </w:r>
+      <w:r>
+        <w:rPr>
+          <w:b w:val="0"/>
+        </w:rPr>
+        <w:t xml:space="preserve"> loss and an early-stopping rule. Supplied facts: Toy objective J(a)=(a-3)²+2a²; start a = 0; gradient 6a-6; rate 1/6.</w:t>
+      </w:r>
+    </w:p>
+    <w:p>
+      <w:pPr>
+        <w:spacing w:line="336" w:lineRule="auto" w:after="180"/>
+      </w:pPr>
+      <w:r>
+        <w:rPr>
+          <w:b w:val="0"/>
+        </w:rPr>
+        <w:t xml:space="preserve">Separate validation losses:[5, 3, 3, 4], </w:t>
+      </w:r>
+      <w:r>
+        <w:rPr>
+          <w:b/>
+        </w:rPr>
+        <w:t>patience</w:t>
+      </w:r>
+      <w:r>
+        <w:rPr>
+          <w:b w:val="0"/>
+        </w:rPr>
+        <w:t xml:space="preserve"> 1, no ties as improvement. All </w:t>
+      </w:r>
+      <w:r>
+        <w:rPr>
+          <w:b/>
+        </w:rPr>
+        <w:t>input</w:t>
+      </w:r>
+      <w:r>
+        <w:rPr>
+          <w:b w:val="0"/>
+        </w:rPr>
+        <w:t>s and outcomes in this worked example are invented classroom data; no real model run is claimed.</w:t>
+      </w:r>
+    </w:p>
+    <w:p>
+      <w:pPr>
+        <w:spacing w:line="336" w:lineRule="auto" w:after="180"/>
+        <w:shd w:fill="F5F1FB"/>
+      </w:pPr>
+      <w:r>
+        <w:rPr>
+          <w:b w:val="0"/>
+        </w:rPr>
+        <w:t>Point to the given fact that matters most. Explain why it matters.</w:t>
+      </w:r>
+    </w:p>
+    <w:p>
+      <w:pPr>
+        <w:pStyle w:val="Heading3"/>
+      </w:pPr>
+      <w:r>
+        <w:t>My picture explanation, deciding evidence and one limit</w:t>
+      </w:r>
+    </w:p>
+    <w:p>
+      <w:r>
+        <w:t>________________________________________________________________</w:t>
+      </w:r>
+    </w:p>
+    <w:p>
+      <w:r>
+        <w:t>________________________________________________________________</w:t>
+      </w:r>
+    </w:p>
+    <w:p>
+      <w:r>
+        <w:t>________________________________________________________________</w:t>
+      </w:r>
+    </w:p>
+    <w:p>
+      <w:r>
+        <w:t>________________________________________________________________</w:t>
+      </w:r>
+    </w:p>
+    <w:p>
+      <w:pPr>
+        <w:pStyle w:val="Heading3"/>
+      </w:pPr>
+      <w:r>
+        <w:t>02. Follow the deciding steps</w:t>
+      </w:r>
+    </w:p>
+    <w:p>
+      <w:r>
+        <w:drawing>
+          <wp:inline xmlns:a="http://schemas.openxmlformats.org/drawingml/2006/main" xmlns:pic="http://schemas.openxmlformats.org/drawingml/2006/picture">
+            <wp:extent cx="5486400" cy="3337560"/>
+            <wp:docPr id="3" name="Picture 3" descr="Regularised update: At 0 gradient -6; update gives a = 1. → Split objective: At 1 prediction term 4, penalty 2, total 6; at 0 total 9. → Early-stop separately: Best validation checkpoint is 2 with loss 3; checkpoint 3 is no improvement, so stop at 3."/>
+            <wp:cNvGraphicFramePr>
+              <a:graphicFrameLocks noChangeAspect="1"/>
+            </wp:cNvGraphicFramePr>
+            <a:graphic>
+              <a:graphicData uri="http://schemas.openxmlformats.org/drawingml/2006/picture">
+                <pic:pic>
+                  <pic:nvPicPr>
+                    <pic:cNvPr id="0" name="academy-story-ai-5-16-02.png"/>
+                    <pic:cNvPicPr/>
+                  </pic:nvPicPr>
+                  <pic:blipFill>
+                    <a:blip r:embed="rId11"/>
+                    <a:stretch>
+                      <a:fillRect/>
+                    </a:stretch>
+                  </pic:blipFill>
+                  <pic:spPr>
+                    <a:xfrm>
+                      <a:off x="0" y="0"/>
+                      <a:ext cx="5486400" cy="3337560"/>
+                    </a:xfrm>
+                    <a:prstGeom prst="rect"/>
+                  </pic:spPr>
+                </pic:pic>
+              </a:graphicData>
+            </a:graphic>
+          </wp:inline>
+        </w:drawing>
+      </w:r>
+    </w:p>
+    <w:p>
+      <w:pPr>
+        <w:spacing w:line="336" w:lineRule="auto" w:after="180"/>
+      </w:pPr>
+      <w:r>
+        <w:rPr>
+          <w:b w:val="0"/>
+        </w:rPr>
+        <w:t xml:space="preserve">Regularised update: At 0 gradient -6; update gives a = 1. → Split objective: At 1 </w:t>
+      </w:r>
+      <w:r>
+        <w:rPr>
+          <w:b/>
+        </w:rPr>
+        <w:t>prediction</w:t>
+      </w:r>
+      <w:r>
+        <w:rPr>
+          <w:b w:val="0"/>
+        </w:rPr>
+        <w:t xml:space="preserve"> term 4, penalty 2, total 6; at 0 total 9. → Early-stop separately: Best validation checkpoint is 2 with loss 3; checkpoint 3 is no improvement, so stop at 3.</w:t>
+      </w:r>
+    </w:p>
+    <w:p>
+      <w:pPr>
+        <w:spacing w:line="336" w:lineRule="auto" w:after="180"/>
+        <w:shd w:fill="F5F1FB"/>
+      </w:pPr>
+      <w:r>
+        <w:rPr>
+          <w:b w:val="0"/>
+        </w:rPr>
+        <w:t xml:space="preserve">Point to each numbered stage and explain which recorded </w:t>
+      </w:r>
+      <w:r>
+        <w:rPr>
+          <w:b/>
+        </w:rPr>
+        <w:t>input</w:t>
+      </w:r>
+      <w:r>
+        <w:rPr>
+          <w:b w:val="0"/>
+        </w:rPr>
+        <w:t xml:space="preserve"> it uses.</w:t>
+      </w:r>
+    </w:p>
+    <w:p>
+      <w:pPr>
+        <w:pStyle w:val="Heading3"/>
+      </w:pPr>
+      <w:r>
+        <w:t>My picture explanation, deciding evidence and one limit</w:t>
+      </w:r>
+    </w:p>
+    <w:p>
+      <w:r>
+        <w:t>________________________________________________________________</w:t>
+      </w:r>
+    </w:p>
+    <w:p>
+      <w:r>
+        <w:t>________________________________________________________________</w:t>
+      </w:r>
+    </w:p>
+    <w:p>
+      <w:r>
+        <w:t>________________________________________________________________</w:t>
+      </w:r>
+    </w:p>
+    <w:p>
+      <w:r>
+        <w:t>________________________________________________________________</w:t>
+      </w:r>
+    </w:p>
+    <w:p>
+      <w:pPr>
+        <w:pStyle w:val="Heading3"/>
+      </w:pPr>
+      <w:r>
+        <w:t>03. Patience two with strict improvement</w:t>
+      </w:r>
+    </w:p>
+    <w:p>
+      <w:r>
+        <w:drawing>
+          <wp:inline xmlns:a="http://schemas.openxmlformats.org/drawingml/2006/main" xmlns:pic="http://schemas.openxmlformats.org/drawingml/2006/picture">
+            <wp:extent cx="5486400" cy="2834640"/>
+            <wp:docPr id="4" name="Picture 4" descr="Patience two with strict improvement. 0 then 1 then 2 | 4 then 2 then 1.5 | Save each improved state. 3 then 4 | 1.6 then 1.4 | Wait once then reset. 5 then 6 | 1.45 then 1.46 | Two misses so stop at 6"/>
+            <wp:cNvGraphicFramePr>
+              <a:graphicFrameLocks noChangeAspect="1"/>
+            </wp:cNvGraphicFramePr>
+            <a:graphic>
+              <a:graphicData uri="http://schemas.openxmlformats.org/drawingml/2006/picture">
+                <pic:pic>
+                  <pic:nvPicPr>
+                    <pic:cNvPr id="0" name="academy-story-ai-5-16-03.png"/>
+                    <pic:cNvPicPr/>
+                  </pic:nvPicPr>
+                  <pic:blipFill>
+                    <a:blip r:embed="rId12"/>
+                    <a:stretch>
+                      <a:fillRect/>
+                    </a:stretch>
+                  </pic:blipFill>
+                  <pic:spPr>
+                    <a:xfrm>
+                      <a:off x="0" y="0"/>
+                      <a:ext cx="5486400" cy="2834640"/>
+                    </a:xfrm>
+                    <a:prstGeom prst="rect"/>
+                  </pic:spPr>
+                </pic:pic>
+              </a:graphicData>
+            </a:graphic>
+          </wp:inline>
+        </w:drawing>
+      </w:r>
+    </w:p>
+    <w:p>
+      <w:pPr>
+        <w:spacing w:line="336" w:lineRule="auto" w:after="180"/>
+      </w:pPr>
+      <w:r>
+        <w:rPr>
+          <w:b/>
+        </w:rPr>
+        <w:t>Patience</w:t>
+      </w:r>
+      <w:r>
+        <w:rPr>
+          <w:b w:val="0"/>
+        </w:rPr>
+        <w:t xml:space="preserve"> two with strict improvement. 0 then 1 then 2 | 4 then 2 then 1.5 | Save each improved state. 3 then 4 | 1.6 then 1.4 | Wait once then reset. 5 then 6 | 1.45 then 1.46 | Two misses so stop at 6</w:t>
+      </w:r>
+    </w:p>
+    <w:p>
+      <w:pPr>
+        <w:spacing w:line="336" w:lineRule="auto" w:after="180"/>
+        <w:shd w:fill="F5F1FB"/>
+      </w:pPr>
+      <w:r>
+        <w:rPr>
+          <w:b w:val="0"/>
+        </w:rPr>
+        <w:t>Read the labels and values. Explain the relationship the model shows.</w:t>
+      </w:r>
+    </w:p>
+    <w:p>
+      <w:pPr>
+        <w:pStyle w:val="Heading3"/>
+      </w:pPr>
+      <w:r>
+        <w:t>My picture explanation, deciding evidence and one limit</w:t>
+      </w:r>
+    </w:p>
+    <w:p>
+      <w:r>
+        <w:t>________________________________________________________________</w:t>
+      </w:r>
+    </w:p>
+    <w:p>
+      <w:r>
+        <w:t>________________________________________________________________</w:t>
+      </w:r>
+    </w:p>
+    <w:p>
+      <w:r>
+        <w:t>________________________________________________________________</w:t>
+      </w:r>
+    </w:p>
+    <w:p>
+      <w:r>
+        <w:t>________________________________________________________________</w:t>
+      </w:r>
+    </w:p>
+    <w:p>
+      <w:pPr>
+        <w:pStyle w:val="Heading3"/>
+      </w:pPr>
+      <w:r>
+        <w:t>04. Change one thing. Trace what follows.</w:t>
+      </w:r>
+    </w:p>
+    <w:p>
+      <w:r>
+        <w:drawing>
+          <wp:inline xmlns:a="http://schemas.openxmlformats.org/drawingml/2006/main" xmlns:pic="http://schemas.openxmlformats.org/drawingml/2006/picture">
+            <wp:extent cx="5486400" cy="3191256"/>
+            <wp:docPr id="5" name="Picture 5" descr="Original case: Best validation checkpoint is 2 with loss 3; checkpoint 3 is no improvement, so stop at 3. Changed condition: Change patience from 1 to2 under the same tie rule. Expected result: Stop at checkpoint 4; still restore checkpoint 2. Reason: Checkpoints 3 and 4 are two consecutive non-improvements; a later stop does not redefine the best checkpoint."/>
+            <wp:cNvGraphicFramePr>
+              <a:graphicFrameLocks noChangeAspect="1"/>
+            </wp:cNvGraphicFramePr>
+            <a:graphic>
+              <a:graphicData uri="http://schemas.openxmlformats.org/drawingml/2006/picture">
+                <pic:pic>
+                  <pic:nvPicPr>
+                    <pic:cNvPr id="0" name="academy-story-ai-5-16-04.png"/>
+                    <pic:cNvPicPr/>
+                  </pic:nvPicPr>
+                  <pic:blipFill>
+                    <a:blip r:embed="rId13"/>
+                    <a:stretch>
+                      <a:fillRect/>
+                    </a:stretch>
+                  </pic:blipFill>
+                  <pic:spPr>
+                    <a:xfrm>
+                      <a:off x="0" y="0"/>
+                      <a:ext cx="5486400" cy="3191256"/>
+                    </a:xfrm>
+                    <a:prstGeom prst="rect"/>
+                  </pic:spPr>
+                </pic:pic>
+              </a:graphicData>
+            </a:graphic>
+          </wp:inline>
+        </w:drawing>
+      </w:r>
+    </w:p>
+    <w:p>
+      <w:pPr>
+        <w:spacing w:line="336" w:lineRule="auto" w:after="180"/>
+      </w:pPr>
+      <w:r>
+        <w:rPr>
+          <w:b w:val="0"/>
+        </w:rPr>
+        <w:t xml:space="preserve">Original case: Best validation checkpoint is 2 with loss 3; checkpoint 3 is no improvement, so stop at 3. Changed condition: Change </w:t>
+      </w:r>
+      <w:r>
+        <w:rPr>
+          <w:b/>
+        </w:rPr>
+        <w:t>patience</w:t>
+      </w:r>
+      <w:r>
+        <w:rPr>
+          <w:b w:val="0"/>
+        </w:rPr>
+        <w:t xml:space="preserve"> from 1 to2 under the same tie rule.</w:t>
+      </w:r>
+    </w:p>
+    <w:p>
+      <w:pPr>
+        <w:spacing w:line="336" w:lineRule="auto" w:after="180"/>
+      </w:pPr>
+      <w:r>
+        <w:rPr>
+          <w:b w:val="0"/>
+        </w:rPr>
+        <w:t xml:space="preserve">Expected result: Stop at checkpoint 4; still </w:t>
+      </w:r>
+      <w:r>
+        <w:rPr>
+          <w:b/>
+        </w:rPr>
+        <w:t>restore</w:t>
+      </w:r>
+      <w:r>
+        <w:rPr>
+          <w:b w:val="0"/>
+        </w:rPr>
+        <w:t xml:space="preserve"> checkpoint 2. Reason: Checkpoints 3 and 4 are two consecutive non-improvements; a later stop does not redefine the best checkpoint.</w:t>
+      </w:r>
+    </w:p>
+    <w:p>
+      <w:pPr>
+        <w:spacing w:line="336" w:lineRule="auto" w:after="180"/>
+        <w:shd w:fill="F5F1FB"/>
+      </w:pPr>
+      <w:r>
+        <w:rPr>
+          <w:b w:val="0"/>
+        </w:rPr>
+        <w:t>Predict before checking the worked changed-case result. Name what changed and what the supplied facts allow you to conclude.</w:t>
+      </w:r>
+    </w:p>
+    <w:p>
+      <w:pPr>
+        <w:pStyle w:val="Heading3"/>
+      </w:pPr>
+      <w:r>
+        <w:t>My picture explanation, deciding evidence and one limit</w:t>
+      </w:r>
+    </w:p>
+    <w:p>
+      <w:r>
+        <w:t>________________________________________________________________</w:t>
+      </w:r>
+    </w:p>
+    <w:p>
+      <w:r>
+        <w:t>________________________________________________________________</w:t>
+      </w:r>
+    </w:p>
+    <w:p>
+      <w:r>
+        <w:t>________________________________________________________________</w:t>
+      </w:r>
+    </w:p>
+    <w:p>
+      <w:r>
+        <w:t>________________________________________________________________</w:t>
+      </w:r>
+    </w:p>
+    <w:p>
+      <w:pPr>
+        <w:pStyle w:val="Heading3"/>
+      </w:pPr>
+      <w:r>
+        <w:t>05. Connect the explanation to its limit</w:t>
+      </w:r>
+    </w:p>
+    <w:p>
+      <w:r>
+        <w:drawing>
+          <wp:inline xmlns:a="http://schemas.openxmlformats.org/drawingml/2006/main" xmlns:pic="http://schemas.openxmlformats.org/drawingml/2006/picture">
+            <wp:extent cx="5486400" cy="2834640"/>
+            <wp:docPr id="6" name="Picture 6" descr="Regularisation adds a parameter penalty to the training objective. Here it discourages large a, so the objective balances prediction error against that penalty. Early stopping is a different decision based on the supplied validation sequence. A tied validation loss is not improvement under this policy; stop when the patience allowance is used and restore the best checkpoint. Limit: Regularisation and early stopping are different tools; neither guarantees better performance in every dataset."/>
+            <wp:cNvGraphicFramePr>
+              <a:graphicFrameLocks noChangeAspect="1"/>
+            </wp:cNvGraphicFramePr>
+            <a:graphic>
+              <a:graphicData uri="http://schemas.openxmlformats.org/drawingml/2006/picture">
+                <pic:pic>
+                  <pic:nvPicPr>
+                    <pic:cNvPr id="0" name="academy-story-ai-5-16-05.png"/>
+                    <pic:cNvPicPr/>
+                  </pic:nvPicPr>
+                  <pic:blipFill>
+                    <a:blip r:embed="rId14"/>
+                    <a:stretch>
+                      <a:fillRect/>
+                    </a:stretch>
+                  </pic:blipFill>
+                  <pic:spPr>
+                    <a:xfrm>
+                      <a:off x="0" y="0"/>
+                      <a:ext cx="5486400" cy="2834640"/>
+                    </a:xfrm>
+                    <a:prstGeom prst="rect"/>
+                  </pic:spPr>
+                </pic:pic>
+              </a:graphicData>
+            </a:graphic>
+          </wp:inline>
+        </w:drawing>
+      </w:r>
+    </w:p>
+    <w:p>
+      <w:pPr>
+        <w:spacing w:line="336" w:lineRule="auto" w:after="180"/>
+      </w:pPr>
+      <w:r>
+        <w:rPr>
+          <w:b/>
+        </w:rPr>
+        <w:t>Regularisation</w:t>
+      </w:r>
+      <w:r>
+        <w:rPr>
+          <w:b w:val="0"/>
+        </w:rPr>
+        <w:t xml:space="preserve"> adds a parameter penalty to the </w:t>
+      </w:r>
+      <w:r>
+        <w:rPr>
+          <w:b/>
+        </w:rPr>
+        <w:t>training</w:t>
+      </w:r>
+      <w:r>
+        <w:rPr>
+          <w:b w:val="0"/>
+        </w:rPr>
+        <w:t xml:space="preserve"> objective. Here it discourages large a, so the objective balances </w:t>
+      </w:r>
+      <w:r>
+        <w:rPr>
+          <w:b/>
+        </w:rPr>
+        <w:t>prediction</w:t>
+      </w:r>
+      <w:r>
+        <w:rPr>
+          <w:b w:val="0"/>
+        </w:rPr>
+        <w:t xml:space="preserve"> error against that penalty.</w:t>
+      </w:r>
+    </w:p>
+    <w:p>
+      <w:pPr>
+        <w:spacing w:line="336" w:lineRule="auto" w:after="180"/>
+      </w:pPr>
+      <w:r>
+        <w:rPr>
+          <w:b w:val="0"/>
+        </w:rPr>
+        <w:t xml:space="preserve">Early stopping is a different decision based on the supplied validation sequence. A tied validation loss is not improvement under this policy; stop when the </w:t>
+      </w:r>
+      <w:r>
+        <w:rPr>
+          <w:b/>
+        </w:rPr>
+        <w:t>patience</w:t>
+      </w:r>
+      <w:r>
+        <w:rPr>
+          <w:b w:val="0"/>
+        </w:rPr>
+        <w:t xml:space="preserve"> allowance is used and </w:t>
+      </w:r>
+      <w:r>
+        <w:rPr>
+          <w:b/>
+        </w:rPr>
+        <w:t>restore</w:t>
+      </w:r>
+      <w:r>
+        <w:rPr>
+          <w:b w:val="0"/>
+        </w:rPr>
+        <w:t xml:space="preserve"> the best checkpoint.</w:t>
+      </w:r>
+    </w:p>
+    <w:p>
+      <w:pPr>
+        <w:spacing w:line="336" w:lineRule="auto" w:after="180"/>
+      </w:pPr>
+      <w:r>
+        <w:rPr>
+          <w:b w:val="0"/>
+        </w:rPr>
+        <w:t xml:space="preserve">Limit: </w:t>
+      </w:r>
+      <w:r>
+        <w:rPr>
+          <w:b/>
+        </w:rPr>
+        <w:t>Regularisation</w:t>
+      </w:r>
+      <w:r>
+        <w:rPr>
+          <w:b w:val="0"/>
+        </w:rPr>
+        <w:t xml:space="preserve"> and early stopping are different tools; neither guarantees better performance in every dataset.</w:t>
+      </w:r>
+    </w:p>
+    <w:p>
+      <w:pPr>
+        <w:spacing w:line="336" w:lineRule="auto" w:after="180"/>
+        <w:shd w:fill="F5F1FB"/>
+      </w:pPr>
+      <w:r>
+        <w:rPr>
+          <w:b w:val="0"/>
+        </w:rPr>
+        <w:t>Explain the case, then point to a limit on the claim.</w:t>
+      </w:r>
+    </w:p>
+    <w:p>
+      <w:pPr>
+        <w:pStyle w:val="Heading3"/>
+      </w:pPr>
+      <w:r>
+        <w:t>My picture explanation, deciding evidence and one limit</w:t>
+      </w:r>
+    </w:p>
+    <w:p>
+      <w:r>
+        <w:t>________________________________________________________________</w:t>
+      </w:r>
+    </w:p>
+    <w:p>
+      <w:r>
+        <w:t>________________________________________________________________</w:t>
+      </w:r>
+    </w:p>
+    <w:p>
+      <w:r>
+        <w:t>________________________________________________________________</w:t>
+      </w:r>
+    </w:p>
+    <w:p>
+      <w:r>
+        <w:t>________________________________________________________________</w:t>
+      </w:r>
+    </w:p>
+    <w:p>
+      <w:pPr>
+        <w:pStyle w:val="Heading3"/>
+      </w:pPr>
+      <w:r>
+        <w:t>06. Make the idea visible in your project</w:t>
+      </w:r>
+    </w:p>
+    <w:p>
+      <w:r>
+        <w:drawing>
+          <wp:inline xmlns:a="http://schemas.openxmlformats.org/drawingml/2006/main" xmlns:pic="http://schemas.openxmlformats.org/drawingml/2006/picture">
+            <wp:extent cx="5486400" cy="3681984"/>
+            <wp:docPr id="7" name="Picture 7" descr="For your Image-pattern Network Investigation, save the input, procedure, observed result and limitation of this check. Label this worked example as practice; use a different, previously unreviewed case when checking independent understanding. Draw your input, deciding step, result and limit. Supported question: Why should the penalty value not be reported as validation error? Point to the relevant step in the picture, then write the changed result and the rule or evidence that supports it."/>
+            <wp:cNvGraphicFramePr>
+              <a:graphicFrameLocks noChangeAspect="1"/>
+            </wp:cNvGraphicFramePr>
+            <a:graphic>
+              <a:graphicData uri="http://schemas.openxmlformats.org/drawingml/2006/picture">
+                <pic:pic>
+                  <pic:nvPicPr>
+                    <pic:cNvPr id="0" name="academy-story-ai-5-16-06.png"/>
+                    <pic:cNvPicPr/>
+                  </pic:nvPicPr>
+                  <pic:blipFill>
+                    <a:blip r:embed="rId15"/>
+                    <a:stretch>
+                      <a:fillRect/>
+                    </a:stretch>
+                  </pic:blipFill>
+                  <pic:spPr>
+                    <a:xfrm>
+                      <a:off x="0" y="0"/>
+                      <a:ext cx="5486400" cy="3681984"/>
+                    </a:xfrm>
+                    <a:prstGeom prst="rect"/>
+                  </pic:spPr>
+                </pic:pic>
+              </a:graphicData>
+            </a:graphic>
+          </wp:inline>
+        </w:drawing>
+      </w:r>
+    </w:p>
+    <w:p>
+      <w:pPr>
+        <w:spacing w:line="336" w:lineRule="auto" w:after="180"/>
+      </w:pPr>
+      <w:r>
+        <w:rPr>
+          <w:b w:val="0"/>
+        </w:rPr>
+        <w:t xml:space="preserve">For your Image-pattern Network Investigation, save the </w:t>
+      </w:r>
+      <w:r>
+        <w:rPr>
+          <w:b/>
+        </w:rPr>
+        <w:t>input</w:t>
+      </w:r>
+      <w:r>
+        <w:rPr>
+          <w:b w:val="0"/>
+        </w:rPr>
+        <w:t>, procedure, observed result and limitation of this check.</w:t>
+      </w:r>
+    </w:p>
+    <w:p>
+      <w:pPr>
+        <w:spacing w:line="336" w:lineRule="auto" w:after="180"/>
+      </w:pPr>
+      <w:r>
+        <w:rPr>
+          <w:b w:val="0"/>
+        </w:rPr>
+        <w:t xml:space="preserve">Label this worked example as practice; use a different, previously unreviewed case when checking independent understanding. Draw your </w:t>
+      </w:r>
+      <w:r>
+        <w:rPr>
+          <w:b/>
+        </w:rPr>
+        <w:t>input</w:t>
+      </w:r>
+      <w:r>
+        <w:rPr>
+          <w:b w:val="0"/>
+        </w:rPr>
+        <w:t>, deciding step, result and limit.</w:t>
+      </w:r>
+    </w:p>
+    <w:p>
+      <w:pPr>
+        <w:spacing w:line="336" w:lineRule="auto" w:after="180"/>
+      </w:pPr>
+      <w:r>
+        <w:rPr>
+          <w:b w:val="0"/>
+        </w:rPr>
+        <w:t xml:space="preserve">Supported question: Why should the penalty value not be reported as validation error? Point to the relevant step in the picture, then write the changed result and the rule or </w:t>
+      </w:r>
+      <w:r>
+        <w:rPr>
+          <w:b/>
+        </w:rPr>
+        <w:t>evidence</w:t>
+      </w:r>
+      <w:r>
+        <w:rPr>
+          <w:b w:val="0"/>
+        </w:rPr>
+        <w:t xml:space="preserve"> that supports it.</w:t>
+      </w:r>
+    </w:p>
+    <w:p>
+      <w:pPr>
+        <w:spacing w:line="336" w:lineRule="auto" w:after="180"/>
+        <w:shd w:fill="F5F1FB"/>
+      </w:pPr>
+      <w:r>
+        <w:rPr>
+          <w:b w:val="0"/>
+        </w:rPr>
+        <w:t xml:space="preserve">Draw your project trace and justify the deciding step using </w:t>
+      </w:r>
+      <w:r>
+        <w:rPr>
+          <w:b/>
+        </w:rPr>
+        <w:t>evidence</w:t>
+      </w:r>
+      <w:r>
+        <w:rPr>
+          <w:b w:val="0"/>
+        </w:rPr>
+        <w:t>.</w:t>
+      </w:r>
+    </w:p>
+    <w:p>
+      <w:pPr>
+        <w:pStyle w:val="Heading3"/>
+      </w:pPr>
+      <w:r>
+        <w:t>My picture explanation, deciding evidence and one limit</w:t>
       </w:r>
     </w:p>
     <w:p>

--- a/downloads/workbook/ai-5-week-16.docx
+++ b/downloads/workbook/ai-5-week-16.docx
@@ -180,6 +180,348 @@
     <w:p>
       <w:r>
         <w:t>________________________________________________________________</w:t>
+      </w:r>
+    </w:p>
+    <w:p>
+      <w:pPr>
+        <w:pStyle w:val="Heading3"/>
+      </w:pPr>
+      <w:r>
+        <w:t>Lesson reference for workbook practice</w:t>
+      </w:r>
+    </w:p>
+    <w:p>
+      <w:pPr>
+        <w:spacing w:line="336" w:lineRule="auto" w:after="180"/>
+        <w:shd w:fill="F1F6F8"/>
+      </w:pPr>
+      <w:r>
+        <w:rPr>
+          <w:b w:val="0"/>
+        </w:rPr>
+        <w:t>Use this reference for the original W1–W3 and W5 exercises. The separately named independent case supplies its own changed facts; use those facts for that attempt before feedback.</w:t>
+      </w:r>
+    </w:p>
+    <w:p>
+      <w:pPr>
+        <w:spacing w:line="336" w:lineRule="auto" w:after="180"/>
+      </w:pPr>
+      <w:r>
+        <w:rPr>
+          <w:b w:val="0"/>
+        </w:rPr>
+        <w:t xml:space="preserve">Keep h = ReLU(x), y = vh, train only v on (1, 2) and (2, 4), and freeze all hidden parameters and the zero </w:t>
+      </w:r>
+      <w:r>
+        <w:rPr>
+          <w:b/>
+        </w:rPr>
+        <w:t>output</w:t>
+      </w:r>
+      <w:r>
+        <w:rPr>
+          <w:b w:val="0"/>
+        </w:rPr>
+        <w:t xml:space="preserve"> bias. </w:t>
+      </w:r>
+      <w:r>
+        <w:rPr>
+          <w:b/>
+        </w:rPr>
+        <w:t>Training</w:t>
+      </w:r>
+      <w:r>
+        <w:rPr>
+          <w:b w:val="0"/>
+        </w:rPr>
+        <w:t xml:space="preserve"> MSE is L(v) = 2.5(v - 2) squared.</w:t>
+      </w:r>
+    </w:p>
+    <w:p>
+      <w:pPr>
+        <w:spacing w:line="336" w:lineRule="auto" w:after="180"/>
+      </w:pPr>
+      <w:r>
+        <w:rPr>
+          <w:b w:val="0"/>
+        </w:rPr>
+        <w:t xml:space="preserve">Define J(v) = L(v) + lambda times v squared, with lambda nonnegative. Only this one </w:t>
+      </w:r>
+      <w:r>
+        <w:rPr>
+          <w:b/>
+        </w:rPr>
+        <w:t>output</w:t>
+      </w:r>
+      <w:r>
+        <w:rPr>
+          <w:b w:val="0"/>
+        </w:rPr>
+        <w:t xml:space="preserve"> weight is penalised here.</w:t>
+      </w:r>
+    </w:p>
+    <w:p>
+      <w:pPr>
+        <w:spacing w:line="336" w:lineRule="auto" w:after="180"/>
+      </w:pPr>
+      <w:r>
+        <w:rPr>
+          <w:b w:val="0"/>
+        </w:rPr>
+        <w:t xml:space="preserve">For lambda = 0.5, the penalty at v = 1.5 is 0.5 times 2.25 = 1.125. </w:t>
+      </w:r>
+      <w:r>
+        <w:rPr>
+          <w:b/>
+        </w:rPr>
+        <w:t>Prediction</w:t>
+      </w:r>
+      <w:r>
+        <w:rPr>
+          <w:b w:val="0"/>
+        </w:rPr>
+        <w:t xml:space="preserve"> MSE is 0.625, so total objective J is 1.75. Keep these quantities separate in logs.</w:t>
+      </w:r>
+    </w:p>
+    <w:p>
+      <w:pPr>
+        <w:spacing w:line="336" w:lineRule="auto" w:after="180"/>
+      </w:pPr>
+      <w:r>
+        <w:rPr>
+          <w:b w:val="0"/>
+        </w:rPr>
+        <w:t xml:space="preserve">A smaller total objective does not automatically mean a smaller </w:t>
+      </w:r>
+      <w:r>
+        <w:rPr>
+          <w:b/>
+        </w:rPr>
+        <w:t>prediction</w:t>
+      </w:r>
+      <w:r>
+        <w:rPr>
+          <w:b w:val="0"/>
+        </w:rPr>
+        <w:t xml:space="preserve"> error.</w:t>
+      </w:r>
+    </w:p>
+    <w:tbl>
+      <w:tblPr>
+        <w:tblStyle w:val="LightShading-Accent1"/>
+        <w:tblW w:type="auto" w:w="0"/>
+        <w:tblLook w:firstColumn="1" w:firstRow="1" w:lastColumn="0" w:lastRow="0" w:noHBand="0" w:noVBand="1" w:val="04A0"/>
+      </w:tblPr>
+      <w:tblGrid>
+        <w:gridCol w:w="2556"/>
+        <w:gridCol w:w="2556"/>
+        <w:gridCol w:w="2556"/>
+        <w:gridCol w:w="2556"/>
+      </w:tblGrid>
+      <w:tr>
+        <w:trPr>
+          <w:tblHeader/>
+        </w:trPr>
+        <w:tc>
+          <w:tcPr>
+            <w:tcW w:type="dxa" w:w="2556"/>
+          </w:tcPr>
+          <w:p>
+            <w:r>
+              <w:t>v</w:t>
+            </w:r>
+          </w:p>
+        </w:tc>
+        <w:tc>
+          <w:tcPr>
+            <w:tcW w:type="dxa" w:w="2556"/>
+          </w:tcPr>
+          <w:p>
+            <w:r>
+              <w:t>Prediction MSE</w:t>
+            </w:r>
+          </w:p>
+        </w:tc>
+        <w:tc>
+          <w:tcPr>
+            <w:tcW w:type="dxa" w:w="2556"/>
+          </w:tcPr>
+          <w:p>
+            <w:r>
+              <w:t>Penalty at lambda 0.5</w:t>
+            </w:r>
+          </w:p>
+        </w:tc>
+        <w:tc>
+          <w:tcPr>
+            <w:tcW w:type="dxa" w:w="2556"/>
+          </w:tcPr>
+          <w:p>
+            <w:r>
+              <w:t>Total J</w:t>
+            </w:r>
+          </w:p>
+        </w:tc>
+      </w:tr>
+      <w:tr>
+        <w:tc>
+          <w:tcPr>
+            <w:tcW w:type="dxa" w:w="2556"/>
+          </w:tcPr>
+          <w:p>
+            <w:r>
+              <w:t>1</w:t>
+            </w:r>
+          </w:p>
+        </w:tc>
+        <w:tc>
+          <w:tcPr>
+            <w:tcW w:type="dxa" w:w="2556"/>
+          </w:tcPr>
+          <w:p>
+            <w:r>
+              <w:t>2.5</w:t>
+            </w:r>
+          </w:p>
+        </w:tc>
+        <w:tc>
+          <w:tcPr>
+            <w:tcW w:type="dxa" w:w="2556"/>
+          </w:tcPr>
+          <w:p>
+            <w:r>
+              <w:t>0.5</w:t>
+            </w:r>
+          </w:p>
+        </w:tc>
+        <w:tc>
+          <w:tcPr>
+            <w:tcW w:type="dxa" w:w="2556"/>
+          </w:tcPr>
+          <w:p>
+            <w:r>
+              <w:t>3</w:t>
+            </w:r>
+          </w:p>
+        </w:tc>
+      </w:tr>
+      <w:tr>
+        <w:tc>
+          <w:tcPr>
+            <w:tcW w:type="dxa" w:w="2556"/>
+          </w:tcPr>
+          <w:p>
+            <w:r>
+              <w:t>1.5</w:t>
+            </w:r>
+          </w:p>
+        </w:tc>
+        <w:tc>
+          <w:tcPr>
+            <w:tcW w:type="dxa" w:w="2556"/>
+          </w:tcPr>
+          <w:p>
+            <w:r>
+              <w:t>0.625</w:t>
+            </w:r>
+          </w:p>
+        </w:tc>
+        <w:tc>
+          <w:tcPr>
+            <w:tcW w:type="dxa" w:w="2556"/>
+          </w:tcPr>
+          <w:p>
+            <w:r>
+              <w:t>1.125</w:t>
+            </w:r>
+          </w:p>
+        </w:tc>
+        <w:tc>
+          <w:tcPr>
+            <w:tcW w:type="dxa" w:w="2556"/>
+          </w:tcPr>
+          <w:p>
+            <w:r>
+              <w:t>1.75</w:t>
+            </w:r>
+          </w:p>
+        </w:tc>
+      </w:tr>
+      <w:tr>
+        <w:tc>
+          <w:tcPr>
+            <w:tcW w:type="dxa" w:w="2556"/>
+          </w:tcPr>
+          <w:p>
+            <w:r>
+              <w:t>2</w:t>
+            </w:r>
+          </w:p>
+        </w:tc>
+        <w:tc>
+          <w:tcPr>
+            <w:tcW w:type="dxa" w:w="2556"/>
+          </w:tcPr>
+          <w:p>
+            <w:r>
+              <w:t>0</w:t>
+            </w:r>
+          </w:p>
+        </w:tc>
+        <w:tc>
+          <w:tcPr>
+            <w:tcW w:type="dxa" w:w="2556"/>
+          </w:tcPr>
+          <w:p>
+            <w:r>
+              <w:t>2</w:t>
+            </w:r>
+          </w:p>
+        </w:tc>
+        <w:tc>
+          <w:tcPr>
+            <w:tcW w:type="dxa" w:w="2556"/>
+          </w:tcPr>
+          <w:p>
+            <w:r>
+              <w:t>2</w:t>
+            </w:r>
+          </w:p>
+        </w:tc>
+      </w:tr>
+    </w:tbl>
+    <w:p>
+      <w:pPr>
+        <w:spacing w:line="336" w:lineRule="auto" w:after="180"/>
+      </w:pPr>
+      <w:r>
+        <w:rPr>
+          <w:b w:val="0"/>
+        </w:rPr>
+        <w:t xml:space="preserve">Among these three candidates, the smallest penalised objective is at v = 1.5, whereas the smallest </w:t>
+      </w:r>
+      <w:r>
+        <w:rPr>
+          <w:b/>
+        </w:rPr>
+        <w:t>training</w:t>
+      </w:r>
+      <w:r>
+        <w:rPr>
+          <w:b w:val="0"/>
+        </w:rPr>
+        <w:t xml:space="preserve"> MSE is at v = 2. Penalising a weight changes the tradeoff.</w:t>
+      </w:r>
+    </w:p>
+    <w:p>
+      <w:pPr>
+        <w:spacing w:line="336" w:lineRule="auto" w:after="180"/>
+      </w:pPr>
+      <w:r>
+        <w:rPr>
+          <w:b w:val="0"/>
+        </w:rPr>
+        <w:t>It does not guarantee better validation performance or fair outcomes.</w:t>
       </w:r>
     </w:p>
     <w:p>

--- a/downloads/workbook/ai-5-week-16.docx
+++ b/downloads/workbook/ai-5-week-16.docx
@@ -25,22 +25,45 @@
         <w:pStyle w:val="Heading1"/>
       </w:pPr>
       <w:r>
-        <w:t>01. Recall and choose your starting point</w:t>
-      </w:r>
-    </w:p>
-    <w:p>
-      <w:r>
-        <w:t>Record your starting explanation for Regularisation and early stopping before opening notes. Show any later correction separately.</w:t>
-      </w:r>
-    </w:p>
-    <w:p>
-      <w:pPr>
-        <w:spacing w:line="336" w:lineRule="auto" w:after="180"/>
-      </w:pPr>
-      <w:r>
-        <w:rPr>
-          <w:b w:val="0"/>
-        </w:rPr>
+        <w:t>One readable objective and stopping-policy record.</w:t>
+      </w:r>
+    </w:p>
+    <w:p>
+      <w:r>
+        <w:t>Compute separate terms,apply patience without lookahead and record actual restoration status.</w:t>
+      </w:r>
+    </w:p>
+    <w:p>
+      <w:r>
+        <w:t>W1–W3/W5 → selected new objective/log → project saved-state ledger → changed-case return.</w:t>
+      </w:r>
+    </w:p>
+    <w:p>
+      <w:pPr>
+        <w:pStyle w:val="Heading1"/>
+      </w:pPr>
+      <w:r>
+        <w:t>01. Recall · Retrieve before notes</w:t>
+      </w:r>
+    </w:p>
+    <w:p>
+      <w:r>
+        <w:t>Keep this task’s inputs,rule and response together.</w:t>
+      </w:r>
+    </w:p>
+    <w:p>
+      <w:pPr>
+        <w:pStyle w:val="Heading2"/>
+      </w:pPr>
+      <w:r>
+        <w:t>Complete task and evidence</w:t>
+      </w:r>
+    </w:p>
+    <w:p>
+      <w:pPr>
+        <w:pStyle w:val="ListBullet"/>
+      </w:pPr>
+      <w:r>
         <w:t>Try the recall before opening notes. Then use a different colour or a labelled second line to correct your explanation.</w:t>
       </w:r>
     </w:p>
@@ -54,25 +77,10 @@
     </w:p>
     <w:p>
       <w:pPr>
-        <w:spacing w:line="336" w:lineRule="auto" w:after="180"/>
-      </w:pPr>
-      <w:r>
-        <w:rPr>
-          <w:b w:val="0"/>
-        </w:rPr>
-        <w:t xml:space="preserve">Without opening the old lesson, explain one key idea from </w:t>
-      </w:r>
-      <w:r>
-        <w:rPr>
-          <w:b/>
-        </w:rPr>
-        <w:t>Training</w:t>
-      </w:r>
-      <w:r>
-        <w:rPr>
-          <w:b w:val="0"/>
-        </w:rPr>
-        <w:t xml:space="preserve"> and validation curves. Give an example and a mistake that the idea helps you avoid.</w:t>
+        <w:pStyle w:val="ListBullet"/>
+      </w:pPr>
+      <w:r>
+        <w:t>Without opening the old lesson, explain one key idea from Training and validation curves. Give an example and a mistake that the idea helps you avoid.</w:t>
       </w:r>
     </w:p>
     <w:p>
@@ -108,12 +116,9 @@
     </w:p>
     <w:p>
       <w:pPr>
-        <w:spacing w:line="336" w:lineRule="auto" w:after="180"/>
-      </w:pPr>
-      <w:r>
-        <w:rPr>
-          <w:b w:val="0"/>
-        </w:rPr>
+        <w:pStyle w:val="ListBullet"/>
+      </w:pPr>
+      <w:r>
         <w:t>Without opening the old lesson, explain one key idea from Batching and epochs. Give an example and a mistake that the idea helps you avoid.</w:t>
       </w:r>
     </w:p>
@@ -150,12 +155,9 @@
     </w:p>
     <w:p>
       <w:pPr>
-        <w:spacing w:line="336" w:lineRule="auto" w:after="180"/>
-      </w:pPr>
-      <w:r>
-        <w:rPr>
-          <w:b w:val="0"/>
-        </w:rPr>
+        <w:pStyle w:val="ListBullet"/>
+      </w:pPr>
+      <w:r>
         <w:t>Without opening the old lesson, explain one key idea from Gradients with a numerical check. Give an example and a mistake that the idea helps you avoid.</w:t>
       </w:r>
     </w:p>
@@ -192,118 +194,26 @@
     </w:p>
     <w:p>
       <w:pPr>
-        <w:spacing w:line="336" w:lineRule="auto" w:after="180"/>
-        <w:shd w:fill="F1F6F8"/>
-      </w:pPr>
-      <w:r>
-        <w:rPr>
-          <w:b w:val="0"/>
-        </w:rPr>
+        <w:pStyle w:val="ListBullet"/>
+      </w:pPr>
+      <w:r>
         <w:t>Use this reference for the original W1–W3 and W5 exercises. The separately named independent case supplies its own changed facts; use those facts for that attempt before feedback.</w:t>
       </w:r>
     </w:p>
     <w:p>
       <w:pPr>
-        <w:spacing w:line="336" w:lineRule="auto" w:after="180"/>
-      </w:pPr>
-      <w:r>
-        <w:rPr>
-          <w:b w:val="0"/>
-        </w:rPr>
-        <w:t xml:space="preserve">Keep h = ReLU(x), y = vh, train only v on (1, 2) and (2, 4), and freeze all hidden parameters and the zero </w:t>
-      </w:r>
-      <w:r>
-        <w:rPr>
-          <w:b/>
-        </w:rPr>
-        <w:t>output</w:t>
-      </w:r>
-      <w:r>
-        <w:rPr>
-          <w:b w:val="0"/>
-        </w:rPr>
-        <w:t xml:space="preserve"> bias. </w:t>
-      </w:r>
-      <w:r>
-        <w:rPr>
-          <w:b/>
-        </w:rPr>
-        <w:t>Training</w:t>
-      </w:r>
-      <w:r>
-        <w:rPr>
-          <w:b w:val="0"/>
-        </w:rPr>
-        <w:t xml:space="preserve"> MSE is L(v) = 2.5(v - 2) squared.</w:t>
-      </w:r>
-    </w:p>
-    <w:p>
-      <w:pPr>
-        <w:spacing w:line="336" w:lineRule="auto" w:after="180"/>
-      </w:pPr>
-      <w:r>
-        <w:rPr>
-          <w:b w:val="0"/>
-        </w:rPr>
-        <w:t xml:space="preserve">Define J(v) = L(v) + lambda times v squared, with lambda nonnegative. Only this one </w:t>
-      </w:r>
-      <w:r>
-        <w:rPr>
-          <w:b/>
-        </w:rPr>
-        <w:t>output</w:t>
-      </w:r>
-      <w:r>
-        <w:rPr>
-          <w:b w:val="0"/>
-        </w:rPr>
-        <w:t xml:space="preserve"> weight is penalised here.</w:t>
-      </w:r>
-    </w:p>
-    <w:p>
-      <w:pPr>
-        <w:spacing w:line="336" w:lineRule="auto" w:after="180"/>
-      </w:pPr>
-      <w:r>
-        <w:rPr>
-          <w:b w:val="0"/>
-        </w:rPr>
-        <w:t xml:space="preserve">For lambda = 0.5, the penalty at v = 1.5 is 0.5 times 2.25 = 1.125. </w:t>
-      </w:r>
-      <w:r>
-        <w:rPr>
-          <w:b/>
-        </w:rPr>
-        <w:t>Prediction</w:t>
-      </w:r>
-      <w:r>
-        <w:rPr>
-          <w:b w:val="0"/>
-        </w:rPr>
-        <w:t xml:space="preserve"> MSE is 0.625, so total objective J is 1.75. Keep these quantities separate in logs.</w:t>
-      </w:r>
-    </w:p>
-    <w:p>
-      <w:pPr>
-        <w:spacing w:line="336" w:lineRule="auto" w:after="180"/>
-      </w:pPr>
-      <w:r>
-        <w:rPr>
-          <w:b w:val="0"/>
-        </w:rPr>
-        <w:t xml:space="preserve">A smaller total objective does not automatically mean a smaller </w:t>
-      </w:r>
-      <w:r>
-        <w:rPr>
-          <w:b/>
-        </w:rPr>
-        <w:t>prediction</w:t>
-      </w:r>
-      <w:r>
-        <w:rPr>
-          <w:b w:val="0"/>
-        </w:rPr>
-        <w:t xml:space="preserve"> error.</w:t>
+        <w:pStyle w:val="ListBullet"/>
+      </w:pPr>
+      <w:r>
+        <w:t>Keep h = ReLU(x), y = vh, train only v on (1, 2) and (2, 4), and freeze all hidden parameters and the zero output bias. Training MSE is L(v) = 2.5(v - 2) squared. Define J(v) = L(v) + lambda times v squared, with lambda nonnegative. Only this one output weight is penalised here.</w:t>
+      </w:r>
+    </w:p>
+    <w:p>
+      <w:pPr>
+        <w:pStyle w:val="ListBullet"/>
+      </w:pPr>
+      <w:r>
+        <w:t>For lambda = 0.5, the penalty at v = 1.5 is 0.5 times 2.25 = 1.125. Prediction MSE is 0.625, so total objective J is 1.75. Keep these quantities separate in logs. A smaller total objective does not automatically mean a smaller prediction error.</w:t>
       </w:r>
     </w:p>
     <w:tbl>
@@ -492,36 +402,10 @@
     </w:tbl>
     <w:p>
       <w:pPr>
-        <w:spacing w:line="336" w:lineRule="auto" w:after="180"/>
-      </w:pPr>
-      <w:r>
-        <w:rPr>
-          <w:b w:val="0"/>
-        </w:rPr>
-        <w:t xml:space="preserve">Among these three candidates, the smallest penalised objective is at v = 1.5, whereas the smallest </w:t>
-      </w:r>
-      <w:r>
-        <w:rPr>
-          <w:b/>
-        </w:rPr>
-        <w:t>training</w:t>
-      </w:r>
-      <w:r>
-        <w:rPr>
-          <w:b w:val="0"/>
-        </w:rPr>
-        <w:t xml:space="preserve"> MSE is at v = 2. Penalising a weight changes the tradeoff.</w:t>
-      </w:r>
-    </w:p>
-    <w:p>
-      <w:pPr>
-        <w:spacing w:line="336" w:lineRule="auto" w:after="180"/>
-      </w:pPr>
-      <w:r>
-        <w:rPr>
-          <w:b w:val="0"/>
-        </w:rPr>
-        <w:t>It does not guarantee better validation performance or fair outcomes.</w:t>
+        <w:pStyle w:val="ListBullet"/>
+      </w:pPr>
+      <w:r>
+        <w:t>Among these three candidates, the smallest penalised objective is at v = 1.5, whereas the smallest training MSE is at v = 2. Penalising a weight changes the tradeoff. It does not guarantee better validation performance or fair outcomes.</w:t>
       </w:r>
     </w:p>
     <w:p>
@@ -529,135 +413,44 @@
         <w:pStyle w:val="Heading1"/>
       </w:pPr>
       <w:r>
-        <w:t>02. Practise with fading help</w:t>
-      </w:r>
-    </w:p>
-    <w:p>
-      <w:r>
-        <w:t>Complete the supported Regularisation and early stopping trace and record the first step you can explain without help.</w:t>
-      </w:r>
-    </w:p>
-    <w:p>
-      <w:pPr>
-        <w:spacing w:line="336" w:lineRule="auto" w:after="180"/>
-      </w:pPr>
-      <w:r>
-        <w:rPr>
-          <w:b w:val="0"/>
-        </w:rPr>
-        <w:t xml:space="preserve">Use W2: Trace the next update for </w:t>
-      </w:r>
-      <w:r>
-        <w:rPr>
-          <w:b/>
-        </w:rPr>
-        <w:t>Regularisation</w:t>
-      </w:r>
-      <w:r>
-        <w:rPr>
-          <w:b w:val="0"/>
-        </w:rPr>
-        <w:t xml:space="preserve"> and early stopping. Record the answer once; the lesson and workbook refer to the same attempt.</w:t>
-      </w:r>
-    </w:p>
-    <w:tbl>
-      <w:tblPr>
-        <w:tblStyle w:val="LightShading-Accent1"/>
-        <w:tblW w:type="auto" w:w="0"/>
-        <w:tblLook w:firstColumn="1" w:firstRow="1" w:lastColumn="0" w:lastRow="0" w:noHBand="0" w:noVBand="1" w:val="04A0"/>
-      </w:tblPr>
-      <w:tblGrid>
-        <w:gridCol w:w="2556"/>
-        <w:gridCol w:w="2556"/>
-        <w:gridCol w:w="2556"/>
-        <w:gridCol w:w="2556"/>
-      </w:tblGrid>
-      <w:tr>
-        <w:trPr>
-          <w:tblHeader/>
-        </w:trPr>
-        <w:tc>
-          <w:tcPr>
-            <w:tcW w:type="dxa" w:w="2556"/>
-          </w:tcPr>
-          <w:p>
-            <w:r>
-              <w:t>Given inputs</w:t>
-            </w:r>
-          </w:p>
-        </w:tc>
-        <w:tc>
-          <w:tcPr>
-            <w:tcW w:type="dxa" w:w="2556"/>
-          </w:tcPr>
-          <w:p>
-            <w:r>
-              <w:t>Procedure I chose</w:t>
-            </w:r>
-          </w:p>
-        </w:tc>
-        <w:tc>
-          <w:tcPr>
-            <w:tcW w:type="dxa" w:w="2556"/>
-          </w:tcPr>
-          <w:p>
-            <w:r>
-              <w:t>Middle steps</w:t>
-            </w:r>
-          </w:p>
-        </w:tc>
-        <w:tc>
-          <w:tcPr>
-            <w:tcW w:type="dxa" w:w="2556"/>
-          </w:tcPr>
-          <w:p>
-            <w:r>
-              <w:t>Result and check</w:t>
-            </w:r>
-          </w:p>
-        </w:tc>
-      </w:tr>
-      <w:tr>
-        <w:tc>
-          <w:tcPr>
-            <w:tcW w:type="dxa" w:w="2556"/>
-          </w:tcPr>
-          <w:p>
-            <w:r/>
-          </w:p>
-        </w:tc>
-        <w:tc>
-          <w:tcPr>
-            <w:tcW w:type="dxa" w:w="2556"/>
-          </w:tcPr>
-          <w:p>
-            <w:r/>
-          </w:p>
-        </w:tc>
-        <w:tc>
-          <w:tcPr>
-            <w:tcW w:type="dxa" w:w="2556"/>
-          </w:tcPr>
-          <w:p>
-            <w:r/>
-          </w:p>
-        </w:tc>
-        <w:tc>
-          <w:tcPr>
-            <w:tcW w:type="dxa" w:w="2556"/>
-          </w:tcPr>
-          <w:p>
-            <w:r/>
-          </w:p>
-        </w:tc>
-      </w:tr>
-    </w:tbl>
+        <w:t>05. W1 · Explain the current example</w:t>
+      </w:r>
+    </w:p>
+    <w:p>
+      <w:r>
+        <w:t>Keep this task’s inputs,rule and response together.</w:t>
+      </w:r>
+    </w:p>
+    <w:p>
+      <w:pPr>
+        <w:pStyle w:val="Heading2"/>
+      </w:pPr>
+      <w:r>
+        <w:t>Complete task and evidence</w:t>
+      </w:r>
+    </w:p>
+    <w:p>
+      <w:pPr>
+        <w:pStyle w:val="ListBullet"/>
+      </w:pPr>
+      <w:r>
+        <w:t>Main L(v)=2.5(v−2)², J=L+lambda v², only outputvpenalized. Lambda.5 atv1:terms 2.5/.5/3; at1.5:.625/1.125/1.75; at2:0/2/2. Data gradient 5(v−2), penalty 2 lambda v. v1.5 gradient−2.5+1.5=−1, rate.1 new1.6, terms.4/1.28/1.68. W2v1.6 gradient−2+1.6=−.4, new 1.64, dataMSE.324. Separate main validation epochs 0–7[4, 2, 1.5, 1.6, 1.4, 1.45, 1.46, 1.3], patience 2 strictimprovement:stop 6, selectsaved 4, epoch 7 unobserved. Picture(a−3)²+2a²updatea0→1, terms 4/2/6; separateone-basedlog[5, 3, 3, 4]stop 3/select 2 withpatience1, stop 4/select 2 withpatience2. Actual snapshots not supplied; replay selects but cannot restore files.</w:t>
+      </w:r>
+    </w:p>
+    <w:p>
+      <w:pPr>
+        <w:pStyle w:val="ListBullet"/>
+      </w:pPr>
+      <w:r>
+        <w:t>At v = 2 and lambda = 0.5 in the lesson, compute prediction MSE, penalty, total objective and total gradient. Does zero training MSE make this gradient zero?</w:t>
+      </w:r>
+    </w:p>
     <w:p>
       <w:pPr>
         <w:pStyle w:val="Heading3"/>
       </w:pPr>
       <w:r>
-        <w:t>The step I completed without help, and the hint I needed</w:t>
+        <w:t>My reasoning and evidence</w:t>
       </w:r>
     </w:p>
     <w:p>
@@ -676,62 +469,55 @@
       </w:r>
     </w:p>
     <w:p>
+      <w:r>
+        <w:t>________________________________________________________________</w:t>
+      </w:r>
+    </w:p>
+    <w:p>
+      <w:r>
+        <w:t>________________________________________________________________</w:t>
+      </w:r>
+    </w:p>
+    <w:p>
+      <w:r>
+        <w:t>________________________________________________________________</w:t>
+      </w:r>
+    </w:p>
+    <w:p>
       <w:pPr>
         <w:pStyle w:val="Heading1"/>
       </w:pPr>
       <w:r>
-        <w:t>03. Individual reasoning check</w:t>
-      </w:r>
-    </w:p>
-    <w:p>
-      <w:r>
-        <w:t>Check the proposed Regularisation and early stopping explanation against the supplied facts before discussing it.</w:t>
-      </w:r>
-    </w:p>
-    <w:p>
-      <w:pPr>
-        <w:spacing w:line="336" w:lineRule="auto" w:after="180"/>
-      </w:pPr>
-      <w:r>
-        <w:rPr>
-          <w:b w:val="0"/>
-        </w:rPr>
-        <w:t xml:space="preserve">Use the worked case for </w:t>
-      </w:r>
-      <w:r>
-        <w:rPr>
-          <w:b/>
-        </w:rPr>
-        <w:t>Regularisation</w:t>
-      </w:r>
-      <w:r>
-        <w:rPr>
-          <w:b w:val="0"/>
-        </w:rPr>
-        <w:t xml:space="preserve"> and early stopping. Proposed explanation: “Zero </w:t>
-      </w:r>
-      <w:r>
-        <w:rPr>
-          <w:b/>
-        </w:rPr>
-        <w:t>prediction</w:t>
-      </w:r>
-      <w:r>
-        <w:rPr>
-          <w:b w:val="0"/>
-        </w:rPr>
-        <w:t xml:space="preserve"> error means no regularised update”. Decide whether this explanation is supported.</w:t>
-      </w:r>
-    </w:p>
-    <w:p>
-      <w:pPr>
-        <w:spacing w:line="336" w:lineRule="auto" w:after="180"/>
-      </w:pPr>
-      <w:r>
-        <w:rPr>
-          <w:b w:val="0"/>
-        </w:rPr>
-        <w:t>Point to the step or supplied fact that decides; explain your repair if needed.</w:t>
+        <w:t>06. W2 · Trace the calculation</w:t>
+      </w:r>
+    </w:p>
+    <w:p>
+      <w:r>
+        <w:t>Keep this task’s inputs,rule and response together.</w:t>
+      </w:r>
+    </w:p>
+    <w:p>
+      <w:pPr>
+        <w:pStyle w:val="Heading2"/>
+      </w:pPr>
+      <w:r>
+        <w:t>Complete task and evidence</w:t>
+      </w:r>
+    </w:p>
+    <w:p>
+      <w:pPr>
+        <w:pStyle w:val="ListBullet"/>
+      </w:pPr>
+      <w:r>
+        <w:t>Main L(v)=2.5(v−2)², J=L+lambda v², only outputvpenalized. Lambda.5 atv1:terms 2.5/.5/3; at1.5:.625/1.125/1.75; at2:0/2/2. Data gradient 5(v−2), penalty 2 lambda v. v1.5 gradient−2.5+1.5=−1, rate.1 new1.6, terms.4/1.28/1.68. W2v1.6 gradient−2+1.6=−.4, new 1.64, dataMSE.324. Separate main validation epochs 0–7[4, 2, 1.5, 1.6, 1.4, 1.45, 1.46, 1.3], patience 2 strictimprovement:stop 6, selectsaved 4, epoch 7 unobserved. Picture(a−3)²+2a²updatea0→1, terms 4/2/6; separateone-basedlog[5, 3, 3, 4]stop 3/select 2 withpatience1, stop 4/select 2 withpatience2. Actual snapshots not supplied; replay selects but cannot restore files.</w:t>
+      </w:r>
+    </w:p>
+    <w:p>
+      <w:pPr>
+        <w:pStyle w:val="ListBullet"/>
+      </w:pPr>
+      <w:r>
+        <w:t>Start v = 1.6 with lambda = 0.5 and rate 0.1. Calculate both gradient contributions, new v and new prediction MSE.</w:t>
       </w:r>
     </w:p>
     <w:p>
@@ -739,7 +525,7 @@
         <w:pStyle w:val="Heading3"/>
       </w:pPr>
       <w:r>
-        <w:t>My explanation before partner discussion</w:t>
+        <w:t>My reasoning and evidence</w:t>
       </w:r>
     </w:p>
     <w:p>
@@ -763,16 +549,50 @@
       </w:r>
     </w:p>
     <w:p>
+      <w:r>
+        <w:t>________________________________________________________________</w:t>
+      </w:r>
+    </w:p>
+    <w:p>
+      <w:r>
+        <w:t>________________________________________________________________</w:t>
+      </w:r>
+    </w:p>
+    <w:p>
       <w:pPr>
         <w:pStyle w:val="Heading1"/>
       </w:pPr>
       <w:r>
-        <w:t>04. Independent transfer case</w:t>
-      </w:r>
-    </w:p>
-    <w:p>
-      <w:r>
-        <w:t>Write one first attempt at the reserved independent case before feedback. Repeated copies of that case refer to the same recorded attempt.</w:t>
+        <w:t>07. W3 · Repair a misconception</w:t>
+      </w:r>
+    </w:p>
+    <w:p>
+      <w:r>
+        <w:t>Keep this task’s inputs,rule and response together.</w:t>
+      </w:r>
+    </w:p>
+    <w:p>
+      <w:pPr>
+        <w:pStyle w:val="Heading2"/>
+      </w:pPr>
+      <w:r>
+        <w:t>Complete task and evidence</w:t>
+      </w:r>
+    </w:p>
+    <w:p>
+      <w:pPr>
+        <w:pStyle w:val="ListBullet"/>
+      </w:pPr>
+      <w:r>
+        <w:t>Main L(v)=2.5(v−2)², J=L+lambda v², only outputvpenalized. Lambda.5 atv1:terms 2.5/.5/3; at1.5:.625/1.125/1.75; at2:0/2/2. Data gradient 5(v−2), penalty 2 lambda v. v1.5 gradient−2.5+1.5=−1, rate.1 new1.6, terms.4/1.28/1.68. W2v1.6 gradient−2+1.6=−.4, new 1.64, dataMSE.324. Separate main validation epochs 0–7[4, 2, 1.5, 1.6, 1.4, 1.45, 1.46, 1.3], patience 2 strictimprovement:stop 6, selectsaved 4, epoch 7 unobserved. Picture(a−3)²+2a²updatea0→1, terms 4/2/6; separateone-basedlog[5, 3, 3, 4]stop 3/select 2 withpatience1, stop 4/select 2 withpatience2. Actual snapshots not supplied; replay selects but cannot restore files.</w:t>
+      </w:r>
+    </w:p>
+    <w:p>
+      <w:pPr>
+        <w:pStyle w:val="ListBullet"/>
+      </w:pPr>
+      <w:r>
+        <w:t>Validation MSE at epochs 0 to 7 is [4, 2, 1.5, 1.6, 1.4, 1.45, 1.46, 1.3]. Apply the lesson policy with patience 2. Give the stop epoch, restored epoch and why the listed epoch 7 cannot change this decision.</w:t>
       </w:r>
     </w:p>
     <w:p>
@@ -780,65 +600,149 @@
         <w:pStyle w:val="Heading3"/>
       </w:pPr>
       <w:r>
+        <w:t>My reasoning and evidence</w:t>
+      </w:r>
+    </w:p>
+    <w:p>
+      <w:r>
+        <w:t>________________________________________________________________</w:t>
+      </w:r>
+    </w:p>
+    <w:p>
+      <w:r>
+        <w:t>________________________________________________________________</w:t>
+      </w:r>
+    </w:p>
+    <w:p>
+      <w:r>
+        <w:t>________________________________________________________________</w:t>
+      </w:r>
+    </w:p>
+    <w:p>
+      <w:r>
+        <w:t>________________________________________________________________</w:t>
+      </w:r>
+    </w:p>
+    <w:p>
+      <w:r>
+        <w:t>________________________________________________________________</w:t>
+      </w:r>
+    </w:p>
+    <w:p>
+      <w:r>
+        <w:t>________________________________________________________________</w:t>
+      </w:r>
+    </w:p>
+    <w:p>
+      <w:pPr>
+        <w:pStyle w:val="Heading1"/>
+      </w:pPr>
+      <w:r>
+        <w:t>09. W5 · Explain the limitation</w:t>
+      </w:r>
+    </w:p>
+    <w:p>
+      <w:r>
+        <w:t>Keep this task’s inputs,rule and response together.</w:t>
+      </w:r>
+    </w:p>
+    <w:p>
+      <w:pPr>
+        <w:pStyle w:val="Heading2"/>
+      </w:pPr>
+      <w:r>
+        <w:t>Complete task and evidence</w:t>
+      </w:r>
+    </w:p>
+    <w:p>
+      <w:pPr>
+        <w:pStyle w:val="ListBullet"/>
+      </w:pPr>
+      <w:r>
+        <w:t>Main L(v)=2.5(v−2)², J=L+lambda v², only outputvpenalized. Lambda.5 atv1:terms 2.5/.5/3; at1.5:.625/1.125/1.75; at2:0/2/2. Data gradient 5(v−2), penalty 2 lambda v. v1.5 gradient−2.5+1.5=−1, rate.1 new1.6, terms.4/1.28/1.68. W2v1.6 gradient−2+1.6=−.4, new 1.64, dataMSE.324. Separate main validation epochs 0–7[4, 2, 1.5, 1.6, 1.4, 1.45, 1.46, 1.3], patience 2 strictimprovement:stop 6, selectsaved 4, epoch 7 unobserved. Picture(a−3)²+2a²updatea0→1, terms 4/2/6; separateone-basedlog[5, 3, 3, 4]stop 3/select 2 withpatience1, stop 4/select 2 withpatience2. Actual snapshots not supplied; replay selects but cannot restore files.</w:t>
+      </w:r>
+    </w:p>
+    <w:p>
+      <w:pPr>
+        <w:pStyle w:val="ListBullet"/>
+      </w:pPr>
+      <w:r>
+        <w:t>A team compares lambda 0 and lambda 0.5 by choosing whichever has the smaller penalised training objective. Explain why this does not establish the better prediction model and name a suitable development comparison.</w:t>
+      </w:r>
+    </w:p>
+    <w:p>
+      <w:pPr>
+        <w:pStyle w:val="Heading3"/>
+      </w:pPr>
+      <w:r>
+        <w:t>My reasoning and evidence</w:t>
+      </w:r>
+    </w:p>
+    <w:p>
+      <w:r>
+        <w:t>________________________________________________________________</w:t>
+      </w:r>
+    </w:p>
+    <w:p>
+      <w:r>
+        <w:t>________________________________________________________________</w:t>
+      </w:r>
+    </w:p>
+    <w:p>
+      <w:r>
+        <w:t>________________________________________________________________</w:t>
+      </w:r>
+    </w:p>
+    <w:p>
+      <w:r>
+        <w:t>________________________________________________________________</w:t>
+      </w:r>
+    </w:p>
+    <w:p>
+      <w:r>
+        <w:t>________________________________________________________________</w:t>
+      </w:r>
+    </w:p>
+    <w:p>
+      <w:r>
+        <w:t>________________________________________________________________</w:t>
+      </w:r>
+    </w:p>
+    <w:p>
+      <w:pPr>
+        <w:pStyle w:val="Heading1"/>
+      </w:pPr>
+      <w:r>
+        <w:t>04. Try alone · Selected transfer</w:t>
+      </w:r>
+    </w:p>
+    <w:p>
+      <w:r>
+        <w:t>Keep this task’s inputs,rule and response together.</w:t>
+      </w:r>
+    </w:p>
+    <w:p>
+      <w:pPr>
+        <w:pStyle w:val="Heading2"/>
+      </w:pPr>
+      <w:r>
+        <w:t>Complete task and evidence</w:t>
+      </w:r>
+    </w:p>
+    <w:p>
+      <w:pPr>
+        <w:pStyle w:val="Heading3"/>
+      </w:pPr>
+      <w:r>
         <w:t>Independent case: Transfer both rules independently</w:t>
       </w:r>
     </w:p>
     <w:p>
       <w:pPr>
-        <w:spacing w:line="336" w:lineRule="auto" w:after="180"/>
-      </w:pPr>
-      <w:r>
-        <w:rPr>
-          <w:b w:val="0"/>
-        </w:rPr>
-        <w:t xml:space="preserve">For a new objective J(a) = (a - 2) squared + a squared, gradient 4a - 4, start a = 0 and take one step at rate 0.25. Give new a, </w:t>
-      </w:r>
-      <w:r>
-        <w:rPr>
-          <w:b/>
-        </w:rPr>
-        <w:t>prediction</w:t>
-      </w:r>
-      <w:r>
-        <w:rPr>
-          <w:b w:val="0"/>
-        </w:rPr>
-        <w:t xml:space="preserve"> error term, penalty and total J.</w:t>
-      </w:r>
-    </w:p>
-    <w:p>
-      <w:pPr>
-        <w:spacing w:line="336" w:lineRule="auto" w:after="180"/>
-      </w:pPr>
-      <w:r>
-        <w:rPr>
-          <w:b w:val="0"/>
-        </w:rPr>
-        <w:t xml:space="preserve">Separately apply </w:t>
-      </w:r>
-      <w:r>
-        <w:rPr>
-          <w:b/>
-        </w:rPr>
-        <w:t>patience</w:t>
-      </w:r>
-      <w:r>
-        <w:rPr>
-          <w:b w:val="0"/>
-        </w:rPr>
-        <w:t xml:space="preserve"> 2 with strict improvement to validation values [3, 2, 2, 2, 1] at epochs 0 to 4; report the stop and </w:t>
-      </w:r>
-      <w:r>
-        <w:rPr>
-          <w:b/>
-        </w:rPr>
-        <w:t>restore</w:t>
-      </w:r>
-      <w:r>
-        <w:rPr>
-          <w:b w:val="0"/>
-        </w:rPr>
-        <w:t>d epochs.</w:t>
+        <w:pStyle w:val="ListBullet"/>
+      </w:pPr>
+      <w:r>
+        <w:t>For a new objective J(a) = (a - 2) squared + a squared, gradient 4a - 4, start a = 0 and take one step at rate 0.25. Give new a, prediction error term, penalty and total J. Separately apply patience 2 with strict improvement to validation values [3, 2, 2, 2, 1] at epochs 0 to 4; report the stop and restored epochs.</w:t>
       </w:r>
     </w:p>
     <w:p>
@@ -886,12 +790,9 @@
     </w:p>
     <w:p>
       <w:pPr>
-        <w:spacing w:line="336" w:lineRule="auto" w:after="180"/>
-      </w:pPr>
-      <w:r>
-        <w:rPr>
-          <w:b w:val="0"/>
-        </w:rPr>
+        <w:pStyle w:val="ListBullet"/>
+      </w:pPr>
+      <w:r>
         <w:t>Attempt this case before feedback. Record any help. Earlier examples below are further practice; a case already practised with feedback cannot establish fresh transfer.</w:t>
       </w:r>
     </w:p>
@@ -900,48 +801,28 @@
         <w:pStyle w:val="Heading1"/>
       </w:pPr>
       <w:r>
-        <w:t>05. W1 Separate the objective terms</w:t>
-      </w:r>
-    </w:p>
-    <w:p>
-      <w:r>
-        <w:t>Separate the objective terms. Apply the supplied Regularisation and early stopping facts and keep your reasoning.</w:t>
-      </w:r>
-    </w:p>
-    <w:p>
-      <w:pPr>
-        <w:spacing w:line="336" w:lineRule="auto" w:after="180"/>
-        <w:shd w:fill="F5F1FB"/>
-      </w:pPr>
-      <w:r>
-        <w:rPr>
-          <w:b w:val="0"/>
-        </w:rPr>
-        <w:t xml:space="preserve">At v = 2 and lambda = 0.5 in the lesson, compute </w:t>
-      </w:r>
-      <w:r>
-        <w:rPr>
-          <w:b/>
-        </w:rPr>
-        <w:t>prediction</w:t>
-      </w:r>
-      <w:r>
-        <w:rPr>
-          <w:b w:val="0"/>
-        </w:rPr>
-        <w:t xml:space="preserve"> MSE, penalty, total objective and total gradient. Does zero </w:t>
-      </w:r>
-      <w:r>
-        <w:rPr>
-          <w:b/>
-        </w:rPr>
-        <w:t>training</w:t>
-      </w:r>
-      <w:r>
-        <w:rPr>
-          <w:b w:val="0"/>
-        </w:rPr>
-        <w:t xml:space="preserve"> MSE make this gradient zero?</w:t>
+        <w:t>10. Project · Keep the mathematical evidence</w:t>
+      </w:r>
+    </w:p>
+    <w:p>
+      <w:r>
+        <w:t>Keep this task’s inputs,rule and response together.</w:t>
+      </w:r>
+    </w:p>
+    <w:p>
+      <w:pPr>
+        <w:pStyle w:val="Heading2"/>
+      </w:pPr>
+      <w:r>
+        <w:t>Complete task and evidence</w:t>
+      </w:r>
+    </w:p>
+    <w:p>
+      <w:pPr>
+        <w:pStyle w:val="ListBullet"/>
+      </w:pPr>
+      <w:r>
+        <w:t>Add a labelled regularisation and early stopping evidence sheet to Image-pattern Network Investigation. Show how you can separate a weight penalty from prediction error. Use the supplied fictional case and keep its inputs, intermediate steps, calculation or prediction, and limitation. Connect this record to last week’s record; a matching answer without a trace is insufficient.</w:t>
       </w:r>
     </w:p>
     <w:p>
@@ -949,7 +830,7 @@
         <w:pStyle w:val="Heading3"/>
       </w:pPr>
       <w:r>
-        <w:t>My reasoning and evidence</w:t>
+        <w:t>My project change, supporting evidence and remaining limit</w:t>
       </w:r>
     </w:p>
     <w:p>
@@ -987,522 +868,20 @@
         <w:pStyle w:val="Heading1"/>
       </w:pPr>
       <w:r>
-        <w:t>06. W2 Trace the next update</w:t>
-      </w:r>
-    </w:p>
-    <w:p>
-      <w:r>
-        <w:t>Trace the next update. Apply the supplied Regularisation and early stopping facts and keep your reasoning.</w:t>
-      </w:r>
-    </w:p>
-    <w:p>
-      <w:pPr>
-        <w:spacing w:line="336" w:lineRule="auto" w:after="180"/>
-      </w:pPr>
-      <w:r>
-        <w:rPr>
-          <w:b w:val="0"/>
-        </w:rPr>
-        <w:t xml:space="preserve">Start v = 1.6 with lambda = 0.5 and rate 0.1. Calculate both gradient contributions, new v and new </w:t>
-      </w:r>
-      <w:r>
-        <w:rPr>
-          <w:b/>
-        </w:rPr>
-        <w:t>prediction</w:t>
-      </w:r>
-      <w:r>
-        <w:rPr>
-          <w:b w:val="0"/>
-        </w:rPr>
-        <w:t xml:space="preserve"> MSE.</w:t>
-      </w:r>
-    </w:p>
-    <w:p>
-      <w:pPr>
-        <w:pStyle w:val="Heading3"/>
-      </w:pPr>
-      <w:r>
-        <w:t>My reasoning and evidence</w:t>
-      </w:r>
-    </w:p>
-    <w:p>
-      <w:r>
-        <w:t>________________________________________________________________</w:t>
-      </w:r>
-    </w:p>
-    <w:p>
-      <w:r>
-        <w:t>________________________________________________________________</w:t>
-      </w:r>
-    </w:p>
-    <w:p>
-      <w:r>
-        <w:t>________________________________________________________________</w:t>
-      </w:r>
-    </w:p>
-    <w:p>
-      <w:r>
-        <w:t>________________________________________________________________</w:t>
-      </w:r>
-    </w:p>
-    <w:p>
-      <w:r>
-        <w:t>________________________________________________________________</w:t>
-      </w:r>
-    </w:p>
-    <w:p>
-      <w:r>
-        <w:t>________________________________________________________________</w:t>
-      </w:r>
-    </w:p>
-    <w:p>
-      <w:pPr>
-        <w:pStyle w:val="Heading1"/>
-      </w:pPr>
-      <w:r>
-        <w:t>07. W3 Apply patience without peeking</w:t>
-      </w:r>
-    </w:p>
-    <w:p>
-      <w:r>
-        <w:t>Apply patience without peeking. Apply the supplied Regularisation and early stopping facts and keep your reasoning.</w:t>
-      </w:r>
-    </w:p>
-    <w:p>
-      <w:pPr>
-        <w:spacing w:line="336" w:lineRule="auto" w:after="180"/>
-      </w:pPr>
-      <w:r>
-        <w:rPr>
-          <w:b w:val="0"/>
-        </w:rPr>
-        <w:t xml:space="preserve">Validation MSE at epochs 0 to 7 is [4, 2, 1.5, 1.6, 1.4, 1.45, 1.46, 1.3]. Apply the lesson policy with </w:t>
-      </w:r>
-      <w:r>
-        <w:rPr>
-          <w:b/>
-        </w:rPr>
-        <w:t>patience</w:t>
-      </w:r>
-      <w:r>
-        <w:rPr>
-          <w:b w:val="0"/>
-        </w:rPr>
-        <w:t xml:space="preserve"> 2. Give the stop epoch, </w:t>
-      </w:r>
-      <w:r>
-        <w:rPr>
-          <w:b/>
-        </w:rPr>
-        <w:t>restore</w:t>
-      </w:r>
-      <w:r>
-        <w:rPr>
-          <w:b w:val="0"/>
-        </w:rPr>
-        <w:t>d epoch and why the listed epoch 7 cannot change this decision.</w:t>
-      </w:r>
-    </w:p>
-    <w:p>
-      <w:pPr>
-        <w:pStyle w:val="Heading3"/>
-      </w:pPr>
-      <w:r>
-        <w:t>My reasoning and evidence</w:t>
-      </w:r>
-    </w:p>
-    <w:p>
-      <w:r>
-        <w:t>________________________________________________________________</w:t>
-      </w:r>
-    </w:p>
-    <w:p>
-      <w:r>
-        <w:t>________________________________________________________________</w:t>
-      </w:r>
-    </w:p>
-    <w:p>
-      <w:r>
-        <w:t>________________________________________________________________</w:t>
-      </w:r>
-    </w:p>
-    <w:p>
-      <w:r>
-        <w:t>________________________________________________________________</w:t>
-      </w:r>
-    </w:p>
-    <w:p>
-      <w:r>
-        <w:t>________________________________________________________________</w:t>
-      </w:r>
-    </w:p>
-    <w:p>
-      <w:r>
-        <w:t>________________________________________________________________</w:t>
-      </w:r>
-    </w:p>
-    <w:p>
-      <w:pPr>
-        <w:pStyle w:val="Heading1"/>
-      </w:pPr>
-      <w:r>
-        <w:t>08. W4 Transfer both rules independently</w:t>
-      </w:r>
-    </w:p>
-    <w:p>
-      <w:r>
-        <w:t>Attempt before feedback. If this repeats the selected independent case, reuse that first attempt; otherwise keep a separate record. Transfer both rules independently. Apply the supplied Regularisation and early stopping facts and keep your reasoning.</w:t>
-      </w:r>
-    </w:p>
-    <w:p>
-      <w:pPr>
-        <w:spacing w:line="336" w:lineRule="auto" w:after="180"/>
-      </w:pPr>
-      <w:r>
-        <w:rPr>
-          <w:b w:val="0"/>
-        </w:rPr>
-        <w:t xml:space="preserve">For a new objective J(a) = (a - 2) squared + a squared, gradient 4a - 4, start a = 0 and take one step at rate 0.25. Give new a, </w:t>
-      </w:r>
-      <w:r>
-        <w:rPr>
-          <w:b/>
-        </w:rPr>
-        <w:t>prediction</w:t>
-      </w:r>
-      <w:r>
-        <w:rPr>
-          <w:b w:val="0"/>
-        </w:rPr>
-        <w:t xml:space="preserve"> error term, penalty and total J.</w:t>
-      </w:r>
-    </w:p>
-    <w:p>
-      <w:pPr>
-        <w:spacing w:line="336" w:lineRule="auto" w:after="180"/>
-      </w:pPr>
-      <w:r>
-        <w:rPr>
-          <w:b w:val="0"/>
-        </w:rPr>
-        <w:t xml:space="preserve">Separately apply </w:t>
-      </w:r>
-      <w:r>
-        <w:rPr>
-          <w:b/>
-        </w:rPr>
-        <w:t>patience</w:t>
-      </w:r>
-      <w:r>
-        <w:rPr>
-          <w:b w:val="0"/>
-        </w:rPr>
-        <w:t xml:space="preserve"> 2 with strict improvement to validation values [3, 2, 2, 2, 1] at epochs 0 to 4; report the stop and </w:t>
-      </w:r>
-      <w:r>
-        <w:rPr>
-          <w:b/>
-        </w:rPr>
-        <w:t>restore</w:t>
-      </w:r>
-      <w:r>
-        <w:rPr>
-          <w:b w:val="0"/>
-        </w:rPr>
-        <w:t>d epochs.</w:t>
-      </w:r>
-    </w:p>
-    <w:p>
-      <w:pPr>
-        <w:pStyle w:val="Heading3"/>
-      </w:pPr>
-      <w:r>
-        <w:t>My reasoning and evidence</w:t>
-      </w:r>
-    </w:p>
-    <w:p>
-      <w:r>
-        <w:t>________________________________________________________________</w:t>
-      </w:r>
-    </w:p>
-    <w:p>
-      <w:r>
-        <w:t>________________________________________________________________</w:t>
-      </w:r>
-    </w:p>
-    <w:p>
-      <w:r>
-        <w:t>________________________________________________________________</w:t>
-      </w:r>
-    </w:p>
-    <w:p>
-      <w:r>
-        <w:t>________________________________________________________________</w:t>
-      </w:r>
-    </w:p>
-    <w:p>
-      <w:r>
-        <w:t>________________________________________________________________</w:t>
-      </w:r>
-    </w:p>
-    <w:p>
-      <w:r>
-        <w:t>________________________________________________________________</w:t>
-      </w:r>
-    </w:p>
-    <w:p>
-      <w:r>
-        <w:t>________________________________________________________________</w:t>
-      </w:r>
-    </w:p>
-    <w:p>
-      <w:r>
-        <w:t>________________________________________________________________</w:t>
-      </w:r>
-    </w:p>
-    <w:p>
-      <w:pPr>
-        <w:pStyle w:val="Heading1"/>
-      </w:pPr>
-      <w:r>
-        <w:t>09. W5 Compare penalties fairly</w:t>
-      </w:r>
-    </w:p>
-    <w:p>
-      <w:r>
-        <w:t>Compare penalties fairly. Apply the supplied Regularisation and early stopping facts and keep your reasoning.</w:t>
-      </w:r>
-    </w:p>
-    <w:p>
-      <w:pPr>
-        <w:spacing w:line="336" w:lineRule="auto" w:after="180"/>
-      </w:pPr>
-      <w:r>
-        <w:rPr>
-          <w:b w:val="0"/>
-        </w:rPr>
-        <w:t xml:space="preserve">A team compares lambda 0 and lambda 0.5 by choosing whichever has the smaller penalised </w:t>
-      </w:r>
-      <w:r>
-        <w:rPr>
-          <w:b/>
-        </w:rPr>
-        <w:t>training</w:t>
-      </w:r>
-      <w:r>
-        <w:rPr>
-          <w:b w:val="0"/>
-        </w:rPr>
-        <w:t xml:space="preserve"> objective. Explain why this does not establish the better </w:t>
-      </w:r>
-      <w:r>
-        <w:rPr>
-          <w:b/>
-        </w:rPr>
-        <w:t>prediction</w:t>
-      </w:r>
-      <w:r>
-        <w:rPr>
-          <w:b w:val="0"/>
-        </w:rPr>
-        <w:t xml:space="preserve"> model and name a suitable development comparison.</w:t>
-      </w:r>
-    </w:p>
-    <w:p>
-      <w:pPr>
-        <w:pStyle w:val="Heading3"/>
-      </w:pPr>
-      <w:r>
-        <w:t>My reasoning and evidence</w:t>
-      </w:r>
-    </w:p>
-    <w:p>
-      <w:r>
-        <w:t>________________________________________________________________</w:t>
-      </w:r>
-    </w:p>
-    <w:p>
-      <w:r>
-        <w:t>________________________________________________________________</w:t>
-      </w:r>
-    </w:p>
-    <w:p>
-      <w:r>
-        <w:t>________________________________________________________________</w:t>
-      </w:r>
-    </w:p>
-    <w:p>
-      <w:r>
-        <w:t>________________________________________________________________</w:t>
-      </w:r>
-    </w:p>
-    <w:p>
-      <w:r>
-        <w:t>________________________________________________________________</w:t>
-      </w:r>
-    </w:p>
-    <w:p>
-      <w:r>
-        <w:t>________________________________________________________________</w:t>
-      </w:r>
-    </w:p>
-    <w:p>
-      <w:pPr>
-        <w:pStyle w:val="Heading1"/>
-      </w:pPr>
-      <w:r>
-        <w:t>10. Project checkpoint and reflection</w:t>
-      </w:r>
-    </w:p>
-    <w:p>
-      <w:r>
-        <w:t>Connect Regularisation and early stopping to Image-pattern Network Investigation, identify a limit and choose the next useful test.</w:t>
-      </w:r>
-    </w:p>
-    <w:p>
-      <w:pPr>
-        <w:spacing w:line="336" w:lineRule="auto" w:after="180"/>
-      </w:pPr>
-      <w:r>
-        <w:rPr>
-          <w:b w:val="0"/>
-        </w:rPr>
-        <w:t xml:space="preserve">Add a labelled </w:t>
-      </w:r>
-      <w:r>
-        <w:rPr>
-          <w:b/>
-        </w:rPr>
-        <w:t>regularisation</w:t>
-      </w:r>
-      <w:r>
-        <w:rPr>
-          <w:b w:val="0"/>
-        </w:rPr>
-        <w:t xml:space="preserve"> and early stopping </w:t>
-      </w:r>
-      <w:r>
-        <w:rPr>
-          <w:b/>
-        </w:rPr>
-        <w:t>evidence</w:t>
-      </w:r>
-      <w:r>
-        <w:rPr>
-          <w:b w:val="0"/>
-        </w:rPr>
-        <w:t xml:space="preserve"> sheet to Image-pattern Network Investigation. Show how you can separate a </w:t>
-      </w:r>
-      <w:r>
-        <w:rPr>
-          <w:b/>
-        </w:rPr>
-        <w:t>weight penalty</w:t>
-      </w:r>
-      <w:r>
-        <w:rPr>
-          <w:b w:val="0"/>
-        </w:rPr>
-        <w:t xml:space="preserve"> from </w:t>
-      </w:r>
-      <w:r>
-        <w:rPr>
-          <w:b/>
-        </w:rPr>
-        <w:t>prediction</w:t>
-      </w:r>
-      <w:r>
-        <w:rPr>
-          <w:b w:val="0"/>
-        </w:rPr>
-        <w:t xml:space="preserve"> error.</w:t>
-      </w:r>
-    </w:p>
-    <w:p>
-      <w:pPr>
-        <w:spacing w:line="336" w:lineRule="auto" w:after="180"/>
-      </w:pPr>
-      <w:r>
-        <w:rPr>
-          <w:b w:val="0"/>
-        </w:rPr>
-        <w:t xml:space="preserve">Use the supplied fictional case and keep its </w:t>
-      </w:r>
-      <w:r>
-        <w:rPr>
-          <w:b/>
-        </w:rPr>
-        <w:t>input</w:t>
-      </w:r>
-      <w:r>
-        <w:rPr>
-          <w:b w:val="0"/>
-        </w:rPr>
-        <w:t xml:space="preserve">s, intermediate steps, calculation or </w:t>
-      </w:r>
-      <w:r>
-        <w:rPr>
-          <w:b/>
-        </w:rPr>
-        <w:t>prediction</w:t>
-      </w:r>
-      <w:r>
-        <w:rPr>
-          <w:b w:val="0"/>
-        </w:rPr>
-        <w:t>, and limitation. Connect this record to last week’s record; a matching answer without a trace is insufficient.</w:t>
-      </w:r>
-    </w:p>
-    <w:p>
-      <w:pPr>
-        <w:pStyle w:val="Heading3"/>
-      </w:pPr>
-      <w:r>
-        <w:t>My project change, supporting evidence and remaining limit</w:t>
-      </w:r>
-    </w:p>
-    <w:p>
-      <w:r>
-        <w:t>________________________________________________________________</w:t>
-      </w:r>
-    </w:p>
-    <w:p>
-      <w:r>
-        <w:t>________________________________________________________________</w:t>
-      </w:r>
-    </w:p>
-    <w:p>
-      <w:r>
-        <w:t>________________________________________________________________</w:t>
-      </w:r>
-    </w:p>
-    <w:p>
-      <w:r>
-        <w:t>________________________________________________________________</w:t>
-      </w:r>
-    </w:p>
-    <w:p>
-      <w:r>
-        <w:t>________________________________________________________________</w:t>
-      </w:r>
-    </w:p>
-    <w:p>
-      <w:r>
-        <w:t>________________________________________________________________</w:t>
-      </w:r>
-    </w:p>
-    <w:p>
-      <w:pPr>
-        <w:pStyle w:val="Heading1"/>
-      </w:pPr>
-      <w:r>
-        <w:t>11. Feedback, return check and learning record</w:t>
-      </w:r>
-    </w:p>
-    <w:p>
-      <w:r>
-        <w:t>Record the first repaired step and a different case to revisit after a delay.</w:t>
+        <w:t>11. Feedback · Repair and return</w:t>
+      </w:r>
+    </w:p>
+    <w:p>
+      <w:r>
+        <w:t>Keep this task’s inputs,rule and response together.</w:t>
+      </w:r>
+    </w:p>
+    <w:p>
+      <w:pPr>
+        <w:pStyle w:val="Heading2"/>
+      </w:pPr>
+      <w:r>
+        <w:t>Complete task and evidence</w:t>
       </w:r>
     </w:p>
     <w:tbl>
@@ -1643,12 +1022,9 @@
     </w:tbl>
     <w:p>
       <w:pPr>
-        <w:spacing w:line="336" w:lineRule="auto" w:after="180"/>
-      </w:pPr>
-      <w:r>
-        <w:rPr>
-          <w:b w:val="0"/>
-        </w:rPr>
+        <w:pStyle w:val="ListBullet"/>
+      </w:pPr>
+      <w:r>
         <w:t>Revisit this idea with your teacher after a delay. Familiarity is different from explaining and using it on a changed case.</w:t>
       </w:r>
     </w:p>
@@ -1657,93 +1033,330 @@
         <w:pStyle w:val="Heading1"/>
       </w:pPr>
       <w:r>
-        <w:t>12. Pictorial case practice: Regularisation and early stopping</w:t>
-      </w:r>
-    </w:p>
-    <w:p>
-      <w:r>
-        <w:t>Separate a regularisation penalty from prediction loss and an early-stopping rule. Explain the labelled step before checking the changed condition.</w:t>
-      </w:r>
-    </w:p>
-    <w:p>
-      <w:pPr>
-        <w:spacing w:line="336" w:lineRule="auto" w:after="180"/>
-      </w:pPr>
-      <w:r>
-        <w:rPr>
-          <w:b w:val="0"/>
-        </w:rPr>
-        <w:t xml:space="preserve">Separate a </w:t>
-      </w:r>
-      <w:r>
-        <w:rPr>
-          <w:b/>
-        </w:rPr>
-        <w:t>regularisation</w:t>
-      </w:r>
-      <w:r>
-        <w:rPr>
-          <w:b w:val="0"/>
-        </w:rPr>
-        <w:t xml:space="preserve"> penalty from </w:t>
-      </w:r>
-      <w:r>
-        <w:rPr>
-          <w:b/>
-        </w:rPr>
-        <w:t>prediction</w:t>
-      </w:r>
-      <w:r>
-        <w:rPr>
-          <w:b w:val="0"/>
-        </w:rPr>
-        <w:t xml:space="preserve"> loss and an early-stopping rule.</w:t>
-      </w:r>
-    </w:p>
-    <w:p>
-      <w:pPr>
-        <w:spacing w:line="336" w:lineRule="auto" w:after="180"/>
-      </w:pPr>
-      <w:r>
-        <w:rPr>
-          <w:b w:val="0"/>
-        </w:rPr>
-        <w:t xml:space="preserve">Toy objective J(a)=(a-3)²+2a²; start a = 0; gradient 6a-6; rate 1/6. Separate validation losses:[5, 3, 3, 4], </w:t>
-      </w:r>
-      <w:r>
-        <w:rPr>
-          <w:b/>
-        </w:rPr>
-        <w:t>patience</w:t>
-      </w:r>
-      <w:r>
-        <w:rPr>
-          <w:b w:val="0"/>
-        </w:rPr>
-        <w:t xml:space="preserve"> 1, no ties as improvement.</w:t>
-      </w:r>
-    </w:p>
-    <w:p>
-      <w:pPr>
-        <w:spacing w:line="336" w:lineRule="auto" w:after="180"/>
-      </w:pPr>
-      <w:r>
-        <w:rPr>
-          <w:b w:val="0"/>
-        </w:rPr>
-        <w:t xml:space="preserve">All </w:t>
-      </w:r>
-      <w:r>
-        <w:rPr>
-          <w:b/>
-        </w:rPr>
-        <w:t>input</w:t>
-      </w:r>
-      <w:r>
-        <w:rPr>
-          <w:b w:val="0"/>
-        </w:rPr>
-        <w:t>s and outcomes in this worked example are invented classroom data; no real model run is claimed.</w:t>
+        <w:t>Reference bank and extra practice</w:t>
+      </w:r>
+    </w:p>
+    <w:p>
+      <w:pPr>
+        <w:pStyle w:val="Heading1"/>
+      </w:pPr>
+      <w:r>
+        <w:t>02. Reference · Supported W2 record</w:t>
+      </w:r>
+    </w:p>
+    <w:p>
+      <w:r>
+        <w:t>Keep this task’s inputs,rule and response together.</w:t>
+      </w:r>
+    </w:p>
+    <w:p>
+      <w:pPr>
+        <w:pStyle w:val="Heading2"/>
+      </w:pPr>
+      <w:r>
+        <w:t>Complete task and evidence</w:t>
+      </w:r>
+    </w:p>
+    <w:p>
+      <w:pPr>
+        <w:pStyle w:val="ListBullet"/>
+      </w:pPr>
+      <w:r>
+        <w:t>Use W2: Trace the next update for Regularisation and early stopping. Record the answer once; the lesson and workbook refer to the same attempt.</w:t>
+      </w:r>
+    </w:p>
+    <w:tbl>
+      <w:tblPr>
+        <w:tblStyle w:val="LightShading-Accent1"/>
+        <w:tblW w:type="auto" w:w="0"/>
+        <w:tblLook w:firstColumn="1" w:firstRow="1" w:lastColumn="0" w:lastRow="0" w:noHBand="0" w:noVBand="1" w:val="04A0"/>
+      </w:tblPr>
+      <w:tblGrid>
+        <w:gridCol w:w="2556"/>
+        <w:gridCol w:w="2556"/>
+        <w:gridCol w:w="2556"/>
+        <w:gridCol w:w="2556"/>
+      </w:tblGrid>
+      <w:tr>
+        <w:trPr>
+          <w:tblHeader/>
+        </w:trPr>
+        <w:tc>
+          <w:tcPr>
+            <w:tcW w:type="dxa" w:w="2556"/>
+          </w:tcPr>
+          <w:p>
+            <w:r>
+              <w:t>Given inputs</w:t>
+            </w:r>
+          </w:p>
+        </w:tc>
+        <w:tc>
+          <w:tcPr>
+            <w:tcW w:type="dxa" w:w="2556"/>
+          </w:tcPr>
+          <w:p>
+            <w:r>
+              <w:t>Procedure I chose</w:t>
+            </w:r>
+          </w:p>
+        </w:tc>
+        <w:tc>
+          <w:tcPr>
+            <w:tcW w:type="dxa" w:w="2556"/>
+          </w:tcPr>
+          <w:p>
+            <w:r>
+              <w:t>Middle steps</w:t>
+            </w:r>
+          </w:p>
+        </w:tc>
+        <w:tc>
+          <w:tcPr>
+            <w:tcW w:type="dxa" w:w="2556"/>
+          </w:tcPr>
+          <w:p>
+            <w:r>
+              <w:t>Result and check</w:t>
+            </w:r>
+          </w:p>
+        </w:tc>
+      </w:tr>
+      <w:tr>
+        <w:tc>
+          <w:tcPr>
+            <w:tcW w:type="dxa" w:w="2556"/>
+          </w:tcPr>
+          <w:p>
+            <w:r/>
+          </w:p>
+        </w:tc>
+        <w:tc>
+          <w:tcPr>
+            <w:tcW w:type="dxa" w:w="2556"/>
+          </w:tcPr>
+          <w:p>
+            <w:r/>
+          </w:p>
+        </w:tc>
+        <w:tc>
+          <w:tcPr>
+            <w:tcW w:type="dxa" w:w="2556"/>
+          </w:tcPr>
+          <w:p>
+            <w:r/>
+          </w:p>
+        </w:tc>
+        <w:tc>
+          <w:tcPr>
+            <w:tcW w:type="dxa" w:w="2556"/>
+          </w:tcPr>
+          <w:p>
+            <w:r/>
+          </w:p>
+        </w:tc>
+      </w:tr>
+    </w:tbl>
+    <w:p>
+      <w:pPr>
+        <w:pStyle w:val="Heading3"/>
+      </w:pPr>
+      <w:r>
+        <w:t>The step I completed without help, and the hint I needed</w:t>
+      </w:r>
+    </w:p>
+    <w:p>
+      <w:r>
+        <w:t>________________________________________________________________</w:t>
+      </w:r>
+    </w:p>
+    <w:p>
+      <w:r>
+        <w:t>________________________________________________________________</w:t>
+      </w:r>
+    </w:p>
+    <w:p>
+      <w:r>
+        <w:t>________________________________________________________________</w:t>
+      </w:r>
+    </w:p>
+    <w:p>
+      <w:pPr>
+        <w:pStyle w:val="Heading1"/>
+      </w:pPr>
+      <w:r>
+        <w:t>03. Extra practice · Individual reasoning check</w:t>
+      </w:r>
+    </w:p>
+    <w:p>
+      <w:r>
+        <w:t>Keep this task’s inputs,rule and response together.</w:t>
+      </w:r>
+    </w:p>
+    <w:p>
+      <w:pPr>
+        <w:pStyle w:val="Heading2"/>
+      </w:pPr>
+      <w:r>
+        <w:t>Complete task and evidence</w:t>
+      </w:r>
+    </w:p>
+    <w:p>
+      <w:pPr>
+        <w:pStyle w:val="ListBullet"/>
+      </w:pPr>
+      <w:r>
+        <w:t>Use the worked case for Regularisation and early stopping. Proposed explanation: “Zero prediction error means no regularised update”. Decide whether this explanation is supported. Point to the step or supplied fact that decides; explain your repair if needed.</w:t>
+      </w:r>
+    </w:p>
+    <w:p>
+      <w:pPr>
+        <w:pStyle w:val="Heading3"/>
+      </w:pPr>
+      <w:r>
+        <w:t>My explanation before partner discussion</w:t>
+      </w:r>
+    </w:p>
+    <w:p>
+      <w:r>
+        <w:t>________________________________________________________________</w:t>
+      </w:r>
+    </w:p>
+    <w:p>
+      <w:r>
+        <w:t>________________________________________________________________</w:t>
+      </w:r>
+    </w:p>
+    <w:p>
+      <w:r>
+        <w:t>________________________________________________________________</w:t>
+      </w:r>
+    </w:p>
+    <w:p>
+      <w:r>
+        <w:t>________________________________________________________________</w:t>
+      </w:r>
+    </w:p>
+    <w:p>
+      <w:pPr>
+        <w:pStyle w:val="Heading1"/>
+      </w:pPr>
+      <w:r>
+        <w:t>08. Reference · Earlier W4 response copy</w:t>
+      </w:r>
+    </w:p>
+    <w:p>
+      <w:r>
+        <w:t>Keep this task’s inputs,rule and response together.</w:t>
+      </w:r>
+    </w:p>
+    <w:p>
+      <w:pPr>
+        <w:pStyle w:val="Heading2"/>
+      </w:pPr>
+      <w:r>
+        <w:t>Complete task and evidence</w:t>
+      </w:r>
+    </w:p>
+    <w:p>
+      <w:pPr>
+        <w:pStyle w:val="ListBullet"/>
+      </w:pPr>
+      <w:r>
+        <w:t>For a new objective J(a) = (a - 2) squared + a squared, gradient 4a - 4, start a = 0 and take one step at rate 0.25. Give new a, prediction error term, penalty and total J. Separately apply patience 2 with strict improvement to validation values [3, 2, 2, 2, 1] at epochs 0 to 4; report the stop and restored epochs.</w:t>
+      </w:r>
+    </w:p>
+    <w:p>
+      <w:pPr>
+        <w:pStyle w:val="Heading3"/>
+      </w:pPr>
+      <w:r>
+        <w:t>My reasoning and evidence</w:t>
+      </w:r>
+    </w:p>
+    <w:p>
+      <w:r>
+        <w:t>________________________________________________________________</w:t>
+      </w:r>
+    </w:p>
+    <w:p>
+      <w:r>
+        <w:t>________________________________________________________________</w:t>
+      </w:r>
+    </w:p>
+    <w:p>
+      <w:r>
+        <w:t>________________________________________________________________</w:t>
+      </w:r>
+    </w:p>
+    <w:p>
+      <w:r>
+        <w:t>________________________________________________________________</w:t>
+      </w:r>
+    </w:p>
+    <w:p>
+      <w:r>
+        <w:t>________________________________________________________________</w:t>
+      </w:r>
+    </w:p>
+    <w:p>
+      <w:r>
+        <w:t>________________________________________________________________</w:t>
+      </w:r>
+    </w:p>
+    <w:p>
+      <w:r>
+        <w:t>________________________________________________________________</w:t>
+      </w:r>
+    </w:p>
+    <w:p>
+      <w:r>
+        <w:t>________________________________________________________________</w:t>
+      </w:r>
+    </w:p>
+    <w:p>
+      <w:pPr>
+        <w:pStyle w:val="Heading1"/>
+      </w:pPr>
+      <w:r>
+        <w:t>12. Extra practice · Pictured case</w:t>
+      </w:r>
+    </w:p>
+    <w:p>
+      <w:r>
+        <w:t>Keep this task’s inputs,rule and response together.</w:t>
+      </w:r>
+    </w:p>
+    <w:p>
+      <w:pPr>
+        <w:pStyle w:val="Heading2"/>
+      </w:pPr>
+      <w:r>
+        <w:t>Complete task and evidence</w:t>
+      </w:r>
+    </w:p>
+    <w:p>
+      <w:pPr>
+        <w:pStyle w:val="ListBullet"/>
+      </w:pPr>
+      <w:r>
+        <w:t>Separate a regularisation penalty from prediction loss and an early-stopping rule.</w:t>
+      </w:r>
+    </w:p>
+    <w:p>
+      <w:pPr>
+        <w:pStyle w:val="ListBullet"/>
+      </w:pPr>
+      <w:r>
+        <w:t>Toy objective J(a)=(a-3)²+2a²; start a = 0; gradient 6a-6; rate 1/6. Separate validation losses:[5, 3, 3, 4], patience 1, no ties as improvement.</w:t>
+      </w:r>
+    </w:p>
+    <w:p>
+      <w:pPr>
+        <w:pStyle w:val="ListBullet"/>
+      </w:pPr>
+      <w:r>
+        <w:t>All inputs and outcomes in this worked example are invented classroom data; no real model run is claimed.</w:t>
       </w:r>
     </w:p>
     <w:p>
@@ -1784,25 +1397,10 @@
     </w:p>
     <w:p>
       <w:pPr>
-        <w:spacing w:line="336" w:lineRule="auto" w:after="180"/>
-      </w:pPr>
-      <w:r>
-        <w:rPr>
-          <w:b w:val="0"/>
-        </w:rPr>
-        <w:t xml:space="preserve">Why should the penalty value not be reported as validation error? Point to the relevant step in the picture, then write the changed result and the rule or </w:t>
-      </w:r>
-      <w:r>
-        <w:rPr>
-          <w:b/>
-        </w:rPr>
-        <w:t>evidence</w:t>
-      </w:r>
-      <w:r>
-        <w:rPr>
-          <w:b w:val="0"/>
-        </w:rPr>
-        <w:t xml:space="preserve"> that supports it.</w:t>
+        <w:pStyle w:val="ListBullet"/>
+      </w:pPr>
+      <w:r>
+        <w:t>Why should the penalty value not be reported as validation error? Point to the relevant step in the picture, then write the changed result and the rule or evidence that supports it.</w:t>
       </w:r>
     </w:p>
     <w:p>
@@ -1845,68 +1443,18 @@
     </w:p>
     <w:p>
       <w:pPr>
-        <w:pStyle w:val="Heading3"/>
-      </w:pPr>
-      <w:r>
-        <w:t>Record the help used</w:t>
-      </w:r>
-    </w:p>
-    <w:p>
-      <w:pPr>
-        <w:spacing w:line="336" w:lineRule="auto" w:after="180"/>
-        <w:shd w:fill="F1F6F8"/>
-      </w:pPr>
-      <w:r>
-        <w:rPr>
-          <w:b w:val="0"/>
-        </w:rPr>
-        <w:t xml:space="preserve">Support used: alone / hint / worked example. This record is practice </w:t>
-      </w:r>
-      <w:r>
-        <w:rPr>
-          <w:b/>
-        </w:rPr>
-        <w:t>evidence</w:t>
-      </w:r>
-      <w:r>
-        <w:rPr>
-          <w:b w:val="0"/>
-        </w:rPr>
-        <w:t>.</w:t>
-      </w:r>
-    </w:p>
-    <w:p>
-      <w:pPr>
-        <w:spacing w:line="336" w:lineRule="auto" w:after="180"/>
-      </w:pPr>
-      <w:r>
-        <w:rPr>
-          <w:b w:val="0"/>
-        </w:rPr>
-        <w:t xml:space="preserve">Project connection: For your Image-pattern Network Investigation, save the </w:t>
-      </w:r>
-      <w:r>
-        <w:rPr>
-          <w:b/>
-        </w:rPr>
-        <w:t>input</w:t>
-      </w:r>
-      <w:r>
-        <w:rPr>
-          <w:b w:val="0"/>
-        </w:rPr>
-        <w:t>, procedure, observed result and limitation of this check.</w:t>
-      </w:r>
-    </w:p>
-    <w:p>
-      <w:pPr>
-        <w:spacing w:line="336" w:lineRule="auto" w:after="180"/>
-      </w:pPr>
-      <w:r>
-        <w:rPr>
-          <w:b w:val="0"/>
-        </w:rPr>
-        <w:t>Label this worked example as practice; use a different, previously unreviewed case when checking independent understanding.</w:t>
+        <w:pStyle w:val="ListBullet"/>
+      </w:pPr>
+      <w:r>
+        <w:t>Support used: alone / hint / worked example. This record is practice evidence.</w:t>
+      </w:r>
+    </w:p>
+    <w:p>
+      <w:pPr>
+        <w:pStyle w:val="ListBullet"/>
+      </w:pPr>
+      <w:r>
+        <w:t>Project connection: For your Image-pattern Network Investigation, save the input, procedure, observed result and limitation of this check. Label this worked example as practice; use a different, previously unreviewed case when checking independent understanding.</w:t>
       </w:r>
     </w:p>
     <w:p>
@@ -1914,68 +1462,44 @@
         <w:pStyle w:val="Heading1"/>
       </w:pPr>
       <w:r>
-        <w:t>13. Project portfolio milestone</w:t>
-      </w:r>
-    </w:p>
-    <w:p>
-      <w:r>
-        <w:t>Keep this week’s input, deciding step, result and limit together in the Image-pattern Network Investigation record.</w:t>
-      </w:r>
-    </w:p>
-    <w:p>
-      <w:pPr>
-        <w:spacing w:line="336" w:lineRule="auto" w:after="180"/>
-      </w:pPr>
-      <w:r>
-        <w:rPr>
-          <w:b w:val="0"/>
-        </w:rPr>
+        <w:t>13. Reference · Project milestone</w:t>
+      </w:r>
+    </w:p>
+    <w:p>
+      <w:r>
+        <w:t>Keep this task’s inputs,rule and response together.</w:t>
+      </w:r>
+    </w:p>
+    <w:p>
+      <w:pPr>
+        <w:pStyle w:val="Heading2"/>
+      </w:pPr>
+      <w:r>
+        <w:t>Complete task and evidence</w:t>
+      </w:r>
+    </w:p>
+    <w:p>
+      <w:pPr>
+        <w:pStyle w:val="ListBullet"/>
+      </w:pPr>
+      <w:r>
         <w:t>Project: Image-pattern Network Investigation</w:t>
       </w:r>
     </w:p>
     <w:p>
       <w:pPr>
-        <w:spacing w:line="336" w:lineRule="auto" w:after="180"/>
-      </w:pPr>
-      <w:r>
-        <w:rPr>
-          <w:b w:val="0"/>
-        </w:rPr>
+        <w:pStyle w:val="ListBullet"/>
+      </w:pPr>
+      <w:r>
         <w:t>Current milestone: Test changed cases. Keep normal, boundary and failure cases; compare expected and observed results.</w:t>
       </w:r>
     </w:p>
     <w:p>
       <w:pPr>
-        <w:spacing w:line="336" w:lineRule="auto" w:after="180"/>
-      </w:pPr>
-      <w:r>
-        <w:rPr>
-          <w:b w:val="0"/>
-        </w:rPr>
-        <w:t xml:space="preserve">For your Image-pattern Network Investigation, save the </w:t>
-      </w:r>
-      <w:r>
-        <w:rPr>
-          <w:b/>
-        </w:rPr>
-        <w:t>input</w:t>
-      </w:r>
-      <w:r>
-        <w:rPr>
-          <w:b w:val="0"/>
-        </w:rPr>
-        <w:t>, procedure, observed result and limitation of this check.</w:t>
-      </w:r>
-    </w:p>
-    <w:p>
-      <w:pPr>
-        <w:spacing w:line="336" w:lineRule="auto" w:after="180"/>
-      </w:pPr>
-      <w:r>
-        <w:rPr>
-          <w:b w:val="0"/>
-        </w:rPr>
-        <w:t>Label this worked example as practice; use a different, previously unreviewed case when checking independent understanding.</w:t>
+        <w:pStyle w:val="ListBullet"/>
+      </w:pPr>
+      <w:r>
+        <w:t>For your Image-pattern Network Investigation, save the input, procedure, observed result and limitation of this check. Label this worked example as practice; use a different, previously unreviewed case when checking independent understanding.</w:t>
       </w:r>
     </w:p>
     <w:tbl>
@@ -2132,12 +1656,603 @@
         <w:pStyle w:val="Heading1"/>
       </w:pPr>
       <w:r>
-        <w:t>14. Supported practice and learning evidence</w:t>
-      </w:r>
-    </w:p>
-    <w:p>
-      <w:r>
-        <w:t>Try the supported questions before comparing with hints and feedback. Record what you repaired and the evidence you retained.</w:t>
+        <w:t>14. Extra practice · Predict,check and repair</w:t>
+      </w:r>
+    </w:p>
+    <w:p>
+      <w:r>
+        <w:t>Keep supported feedback separate from the independent case.</w:t>
+      </w:r>
+    </w:p>
+    <w:p>
+      <w:pPr>
+        <w:pStyle w:val="Heading2"/>
+      </w:pPr>
+      <w:r>
+        <w:t>First supported question and optional hint</w:t>
+      </w:r>
+    </w:p>
+    <w:p>
+      <w:pPr>
+        <w:pStyle w:val="ListBullet"/>
+      </w:pPr>
+      <w:r>
+        <w:t>Separate a regularisation penalty from prediction loss and an early-stopping rule.</w:t>
+      </w:r>
+    </w:p>
+    <w:p>
+      <w:pPr>
+        <w:pStyle w:val="Heading3"/>
+      </w:pPr>
+      <w:r>
+        <w:t>Practice 1: explain the deciding evidence</w:t>
+      </w:r>
+    </w:p>
+    <w:p>
+      <w:pPr>
+        <w:pStyle w:val="ListBullet"/>
+      </w:pPr>
+      <w:r>
+        <w:t>Which labelled step matches this detail? Best validation checkpoint is 2 with loss 3; checkpoint 3 is no improvement, so stop at 3.</w:t>
+      </w:r>
+    </w:p>
+    <w:p>
+      <w:pPr>
+        <w:pStyle w:val="ListBullet"/>
+      </w:pPr>
+      <w:r>
+        <w:t>1. Split objective</w:t>
+      </w:r>
+    </w:p>
+    <w:p>
+      <w:pPr>
+        <w:pStyle w:val="ListBullet"/>
+      </w:pPr>
+      <w:r>
+        <w:t>2. Early-stop separately</w:t>
+      </w:r>
+    </w:p>
+    <w:p>
+      <w:pPr>
+        <w:pStyle w:val="ListBullet"/>
+      </w:pPr>
+      <w:r>
+        <w:t>3. Regularised update</w:t>
+      </w:r>
+    </w:p>
+    <w:p>
+      <w:pPr>
+        <w:pStyle w:val="Heading3"/>
+      </w:pPr>
+      <w:r>
+        <w:t>My selected conclusion, deciding fact and explanation</w:t>
+      </w:r>
+    </w:p>
+    <w:p>
+      <w:r>
+        <w:t>________________________________________________________________</w:t>
+      </w:r>
+    </w:p>
+    <w:p>
+      <w:r>
+        <w:t>________________________________________________________________</w:t>
+      </w:r>
+    </w:p>
+    <w:p>
+      <w:r>
+        <w:t>________________________________________________________________</w:t>
+      </w:r>
+    </w:p>
+    <w:p>
+      <w:r>
+        <w:t>________________________________________________________________</w:t>
+      </w:r>
+    </w:p>
+    <w:p>
+      <w:r>
+        <w:t>________________________________________________________________</w:t>
+      </w:r>
+    </w:p>
+    <w:p>
+      <w:pPr>
+        <w:pStyle w:val="ListBullet"/>
+      </w:pPr>
+      <w:r>
+        <w:t>Hint if needed: Read the steps in the pictorial case. Match the supplied detail to the stage that performs or records it.</w:t>
+      </w:r>
+    </w:p>
+    <w:p>
+      <w:pPr>
+        <w:pStyle w:val="Heading2"/>
+      </w:pPr>
+      <w:r>
+        <w:t>Check after the first attempt · reference / check after trying</w:t>
+      </w:r>
+    </w:p>
+    <w:p>
+      <w:pPr>
+        <w:spacing w:line="336" w:lineRule="auto" w:after="180"/>
+      </w:pPr>
+      <w:r>
+        <w:rPr>
+          <w:b w:val="0"/>
+        </w:rPr>
+        <w:t>After your attempt, compare with the supported explanation: Early-stop separately Best validation checkpoint is 2 with loss 3; checkpoint 3 is no improvement, so stop at 3.</w:t>
+      </w:r>
+    </w:p>
+    <w:p>
+      <w:pPr>
+        <w:spacing w:line="336" w:lineRule="auto" w:after="180"/>
+      </w:pPr>
+      <w:r>
+        <w:rPr>
+          <w:b/>
+        </w:rPr>
+        <w:t>Regularisation</w:t>
+      </w:r>
+      <w:r>
+        <w:rPr>
+          <w:b w:val="0"/>
+        </w:rPr>
+        <w:t xml:space="preserve"> adds a parameter penalty to the </w:t>
+      </w:r>
+      <w:r>
+        <w:rPr>
+          <w:b/>
+        </w:rPr>
+        <w:t>training</w:t>
+      </w:r>
+      <w:r>
+        <w:rPr>
+          <w:b w:val="0"/>
+        </w:rPr>
+        <w:t xml:space="preserve"> objective. Here it discourages large a, so the objective balances </w:t>
+      </w:r>
+      <w:r>
+        <w:rPr>
+          <w:b/>
+        </w:rPr>
+        <w:t>prediction</w:t>
+      </w:r>
+      <w:r>
+        <w:rPr>
+          <w:b w:val="0"/>
+        </w:rPr>
+        <w:t xml:space="preserve"> error against that penalty.</w:t>
+      </w:r>
+    </w:p>
+    <w:p>
+      <w:pPr>
+        <w:spacing w:line="336" w:lineRule="auto" w:after="180"/>
+      </w:pPr>
+      <w:r>
+        <w:rPr>
+          <w:b w:val="0"/>
+        </w:rPr>
+        <w:t xml:space="preserve">Early stopping is a different decision based on the supplied validation sequence. A tied validation loss is not improvement under this policy; stop when the </w:t>
+      </w:r>
+      <w:r>
+        <w:rPr>
+          <w:b/>
+        </w:rPr>
+        <w:t>patience</w:t>
+      </w:r>
+      <w:r>
+        <w:rPr>
+          <w:b w:val="0"/>
+        </w:rPr>
+        <w:t xml:space="preserve"> allowance is used and </w:t>
+      </w:r>
+      <w:r>
+        <w:rPr>
+          <w:b/>
+        </w:rPr>
+        <w:t>restore</w:t>
+      </w:r>
+      <w:r>
+        <w:rPr>
+          <w:b w:val="0"/>
+        </w:rPr>
+        <w:t xml:space="preserve"> the best checkpoint.</w:t>
+      </w:r>
+    </w:p>
+    <w:p>
+      <w:pPr>
+        <w:pStyle w:val="Heading2"/>
+      </w:pPr>
+      <w:r>
+        <w:t>Changed-case question and optional hint</w:t>
+      </w:r>
+    </w:p>
+    <w:p>
+      <w:pPr>
+        <w:pStyle w:val="Heading3"/>
+      </w:pPr>
+      <w:r>
+        <w:t>Practice 2: explain the deciding evidence</w:t>
+      </w:r>
+    </w:p>
+    <w:p>
+      <w:pPr>
+        <w:pStyle w:val="ListBullet"/>
+      </w:pPr>
+      <w:r>
+        <w:t>Changed-case practice: Change patience from 1 to2 under the same tie rule. Which conclusion is supported by the supplied facts?</w:t>
+      </w:r>
+    </w:p>
+    <w:p>
+      <w:pPr>
+        <w:pStyle w:val="ListBullet"/>
+      </w:pPr>
+      <w:r>
+        <w:t>1. We can decide the result without examining the changed input or the procedure.</w:t>
+      </w:r>
+    </w:p>
+    <w:p>
+      <w:pPr>
+        <w:pStyle w:val="ListBullet"/>
+      </w:pPr>
+      <w:r>
+        <w:t>2. Stop at checkpoint 4; still restore checkpoint 2.</w:t>
+      </w:r>
+    </w:p>
+    <w:p>
+      <w:pPr>
+        <w:pStyle w:val="ListBullet"/>
+      </w:pPr>
+      <w:r>
+        <w:t>3. This one example guarantees correct results for every future input.</w:t>
+      </w:r>
+    </w:p>
+    <w:p>
+      <w:pPr>
+        <w:pStyle w:val="Heading3"/>
+      </w:pPr>
+      <w:r>
+        <w:t>My selected conclusion, deciding fact and explanation</w:t>
+      </w:r>
+    </w:p>
+    <w:p>
+      <w:r>
+        <w:t>________________________________________________________________</w:t>
+      </w:r>
+    </w:p>
+    <w:p>
+      <w:r>
+        <w:t>________________________________________________________________</w:t>
+      </w:r>
+    </w:p>
+    <w:p>
+      <w:r>
+        <w:t>________________________________________________________________</w:t>
+      </w:r>
+    </w:p>
+    <w:p>
+      <w:r>
+        <w:t>________________________________________________________________</w:t>
+      </w:r>
+    </w:p>
+    <w:p>
+      <w:r>
+        <w:t>________________________________________________________________</w:t>
+      </w:r>
+    </w:p>
+    <w:p>
+      <w:pPr>
+        <w:pStyle w:val="ListBullet"/>
+      </w:pPr>
+      <w:r>
+        <w:t>Hint if needed: Use the changed condition and the deciding step in the pictorial trace. The answer must say what follows from those facts.</w:t>
+      </w:r>
+    </w:p>
+    <w:p>
+      <w:pPr>
+        <w:pStyle w:val="Heading2"/>
+      </w:pPr>
+      <w:r>
+        <w:t>Check after the changed attempt · reference / check after trying</w:t>
+      </w:r>
+    </w:p>
+    <w:p>
+      <w:pPr>
+        <w:spacing w:line="336" w:lineRule="auto" w:after="180"/>
+      </w:pPr>
+      <w:r>
+        <w:rPr>
+          <w:b w:val="0"/>
+        </w:rPr>
+        <w:t xml:space="preserve">After your attempt, compare with the supported explanation: Stop at checkpoint 4; still </w:t>
+      </w:r>
+      <w:r>
+        <w:rPr>
+          <w:b/>
+        </w:rPr>
+        <w:t>restore</w:t>
+      </w:r>
+      <w:r>
+        <w:rPr>
+          <w:b w:val="0"/>
+        </w:rPr>
+        <w:t xml:space="preserve"> checkpoint 2. Checkpoints 3 and 4 are two consecutive non-improvements; a later stop does not redefine the best checkpoint.</w:t>
+      </w:r>
+    </w:p>
+    <w:p>
+      <w:pPr>
+        <w:pStyle w:val="Heading2"/>
+      </w:pPr>
+      <w:r>
+        <w:t>Repair and retain the record</w:t>
+      </w:r>
+    </w:p>
+    <w:p>
+      <w:pPr>
+        <w:spacing w:line="336" w:lineRule="auto" w:after="180"/>
+      </w:pPr>
+      <w:r>
+        <w:rPr>
+          <w:b w:val="0"/>
+        </w:rPr>
+        <w:t xml:space="preserve">Review </w:t>
+      </w:r>
+      <w:r>
+        <w:rPr>
+          <w:b/>
+        </w:rPr>
+        <w:t>Training</w:t>
+      </w:r>
+      <w:r>
+        <w:rPr>
+          <w:b w:val="0"/>
+        </w:rPr>
+        <w:t xml:space="preserve"> and validation curves (ai-5/15). Goal: Compute comparable </w:t>
+      </w:r>
+      <w:r>
+        <w:rPr>
+          <w:b/>
+        </w:rPr>
+        <w:t>training</w:t>
+      </w:r>
+      <w:r>
+        <w:rPr>
+          <w:b w:val="0"/>
+        </w:rPr>
+        <w:t xml:space="preserve"> and validation losses at saved checkpoints. Short practice: Can the original epoch 3 </w:t>
+      </w:r>
+      <w:r>
+        <w:rPr>
+          <w:b/>
+        </w:rPr>
+        <w:t>training</w:t>
+      </w:r>
+      <w:r>
+        <w:rPr>
+          <w:b w:val="0"/>
+        </w:rPr>
+        <w:t xml:space="preserve"> loss 1 justify claiming best generalisation?</w:t>
+      </w:r>
+    </w:p>
+    <w:p>
+      <w:pPr>
+        <w:spacing w:line="336" w:lineRule="auto" w:after="180"/>
+      </w:pPr>
+      <w:r>
+        <w:rPr>
+          <w:b w:val="0"/>
+        </w:rPr>
+        <w:t xml:space="preserve">Point to the relevant step in the picture, then write the changed result and the rule or </w:t>
+      </w:r>
+      <w:r>
+        <w:rPr>
+          <w:b/>
+        </w:rPr>
+        <w:t>evidence</w:t>
+      </w:r>
+      <w:r>
+        <w:rPr>
+          <w:b w:val="0"/>
+        </w:rPr>
+        <w:t xml:space="preserve"> that supports it.. Return to this week and explain what you changed.</w:t>
+      </w:r>
+    </w:p>
+    <w:p>
+      <w:pPr>
+        <w:spacing w:line="336" w:lineRule="auto" w:after="180"/>
+      </w:pPr>
+      <w:r>
+        <w:rPr>
+          <w:b w:val="0"/>
+        </w:rPr>
+        <w:t>Review Batching and epochs (ai-5/13). Goal: Distinguish an example a batch an update and an epoch. Short practice: Why do the single-example orders finish at different weights?</w:t>
+      </w:r>
+    </w:p>
+    <w:p>
+      <w:pPr>
+        <w:spacing w:line="336" w:lineRule="auto" w:after="180"/>
+      </w:pPr>
+      <w:r>
+        <w:rPr>
+          <w:b w:val="0"/>
+        </w:rPr>
+        <w:t xml:space="preserve">Point to the relevant step in the picture, then write the changed result and the rule or </w:t>
+      </w:r>
+      <w:r>
+        <w:rPr>
+          <w:b/>
+        </w:rPr>
+        <w:t>evidence</w:t>
+      </w:r>
+      <w:r>
+        <w:rPr>
+          <w:b w:val="0"/>
+        </w:rPr>
+        <w:t xml:space="preserve"> that supports it.. Return to this week and explain what you changed.</w:t>
+      </w:r>
+    </w:p>
+    <w:p>
+      <w:pPr>
+        <w:spacing w:line="336" w:lineRule="auto" w:after="180"/>
+      </w:pPr>
+      <w:r>
+        <w:rPr>
+          <w:b w:val="0"/>
+        </w:rPr>
+        <w:t>Review Gradients with a numerical check (ai-5/10). Goal: Estimate one partial derivative while other parameters stay fixed. Short practice: Why should the numerical checks perturb one coordinate at a time?</w:t>
+      </w:r>
+    </w:p>
+    <w:p>
+      <w:pPr>
+        <w:spacing w:line="336" w:lineRule="auto" w:after="180"/>
+      </w:pPr>
+      <w:r>
+        <w:rPr>
+          <w:b w:val="0"/>
+        </w:rPr>
+        <w:t xml:space="preserve">Point to the relevant step in the picture, then write the changed result and the rule or </w:t>
+      </w:r>
+      <w:r>
+        <w:rPr>
+          <w:b/>
+        </w:rPr>
+        <w:t>evidence</w:t>
+      </w:r>
+      <w:r>
+        <w:rPr>
+          <w:b w:val="0"/>
+        </w:rPr>
+        <w:t xml:space="preserve"> that supports it.. Return to this week and explain what you changed.</w:t>
+      </w:r>
+    </w:p>
+    <w:p>
+      <w:pPr>
+        <w:spacing w:line="336" w:lineRule="auto" w:after="180"/>
+      </w:pPr>
+      <w:r>
+        <w:rPr>
+          <w:b w:val="0"/>
+        </w:rPr>
+        <w:t xml:space="preserve">The browser lab lets you edit the supported Python examples already included in this lesson. Predict first, run, inspect the actual </w:t>
+      </w:r>
+      <w:r>
+        <w:rPr>
+          <w:b/>
+        </w:rPr>
+        <w:t>output</w:t>
+      </w:r>
+      <w:r>
+        <w:rPr>
+          <w:b w:val="0"/>
+        </w:rPr>
+        <w:t xml:space="preserve"> or error, change one </w:t>
+      </w:r>
+      <w:r>
+        <w:rPr>
+          <w:b/>
+        </w:rPr>
+        <w:t>input</w:t>
+      </w:r>
+      <w:r>
+        <w:rPr>
+          <w:b w:val="0"/>
+        </w:rPr>
+        <w:t>, then run again.</w:t>
+      </w:r>
+    </w:p>
+    <w:p>
+      <w:pPr>
+        <w:spacing w:line="336" w:lineRule="auto" w:after="180"/>
+      </w:pPr>
+      <w:r>
+        <w:rPr>
+          <w:b w:val="0"/>
+        </w:rPr>
+        <w:t xml:space="preserve">Keep code, </w:t>
+      </w:r>
+      <w:r>
+        <w:rPr>
+          <w:b/>
+        </w:rPr>
+        <w:t>prediction</w:t>
+      </w:r>
+      <w:r>
+        <w:rPr>
+          <w:b w:val="0"/>
+        </w:rPr>
+        <w:t>s, actual results and a reasoned revision together. On paper, label your result as a trace rather than an execution.</w:t>
+      </w:r>
+    </w:p>
+    <w:p>
+      <w:pPr>
+        <w:spacing w:line="336" w:lineRule="auto" w:after="180"/>
+      </w:pPr>
+      <w:r>
+        <w:rPr>
+          <w:b w:val="0"/>
+        </w:rPr>
+        <w:t xml:space="preserve">Use Download completed work in the hosted lesson to export your answers, reflections, practice feedback and code-run </w:t>
+      </w:r>
+      <w:r>
+        <w:rPr>
+          <w:b/>
+        </w:rPr>
+        <w:t>evidence</w:t>
+      </w:r>
+      <w:r>
+        <w:rPr>
+          <w:b w:val="0"/>
+        </w:rPr>
+        <w:t>. Open the HTML copy to read or print it.</w:t>
+      </w:r>
+    </w:p>
+    <w:p>
+      <w:pPr>
+        <w:spacing w:line="336" w:lineRule="auto" w:after="180"/>
+      </w:pPr>
+      <w:r>
+        <w:rPr>
+          <w:b w:val="0"/>
+        </w:rPr>
+        <w:t>Drafts stay in this browser when storage is available; clear drafts on a shared device.</w:t>
+      </w:r>
+    </w:p>
+    <w:p>
+      <w:pPr>
+        <w:pStyle w:val="Heading3"/>
+      </w:pPr>
+      <w:r>
+        <w:t>What I repaired, the evidence I kept and the next test</w:t>
+      </w:r>
+    </w:p>
+    <w:p>
+      <w:r>
+        <w:t>________________________________________________________________</w:t>
+      </w:r>
+    </w:p>
+    <w:p>
+      <w:r>
+        <w:t>________________________________________________________________</w:t>
+      </w:r>
+    </w:p>
+    <w:p>
+      <w:r>
+        <w:t>________________________________________________________________</w:t>
+      </w:r>
+    </w:p>
+    <w:p>
+      <w:r>
+        <w:t>________________________________________________________________</w:t>
+      </w:r>
+    </w:p>
+    <w:p>
+      <w:r>
+        <w:t>________________________________________________________________</w:t>
+      </w:r>
+    </w:p>
+    <w:p>
+      <w:pPr>
+        <w:pStyle w:val="Heading2"/>
+      </w:pPr>
+      <w:r>
+        <w:t>Earlier wording, alternatives and picture transcripts · reference / check after trying</w:t>
       </w:r>
     </w:p>
     <w:p>
@@ -2153,92 +2268,10 @@
     </w:p>
     <w:p>
       <w:pPr>
-        <w:spacing w:line="336" w:lineRule="auto" w:after="180"/>
-      </w:pPr>
-      <w:r>
-        <w:rPr>
-          <w:b w:val="0"/>
-        </w:rPr>
-        <w:t xml:space="preserve">Separate a </w:t>
-      </w:r>
-      <w:r>
-        <w:rPr>
-          <w:b/>
-        </w:rPr>
-        <w:t>regularisation</w:t>
-      </w:r>
-      <w:r>
-        <w:rPr>
-          <w:b w:val="0"/>
-        </w:rPr>
-        <w:t xml:space="preserve"> penalty from </w:t>
-      </w:r>
-      <w:r>
-        <w:rPr>
-          <w:b/>
-        </w:rPr>
-        <w:t>prediction</w:t>
-      </w:r>
-      <w:r>
-        <w:rPr>
-          <w:b w:val="0"/>
-        </w:rPr>
-        <w:t xml:space="preserve"> loss and an early-stopping rule.</w:t>
-      </w:r>
-    </w:p>
-    <w:p>
-      <w:pPr>
         <w:pStyle w:val="Heading3"/>
       </w:pPr>
       <w:r>
-        <w:t>Practice 1: explain the deciding evidence</w:t>
-      </w:r>
-    </w:p>
-    <w:p>
-      <w:pPr>
-        <w:spacing w:line="336" w:lineRule="auto" w:after="180"/>
-      </w:pPr>
-      <w:r>
-        <w:rPr>
-          <w:b w:val="0"/>
-        </w:rPr>
-        <w:t>Which labelled step matches this detail? Best validation checkpoint is 2 with loss 3; checkpoint 3 is no improvement, so stop at 3.</w:t>
-      </w:r>
-    </w:p>
-    <w:p>
-      <w:pPr>
-        <w:spacing w:line="336" w:lineRule="auto" w:after="180"/>
-        <w:shd w:fill="F4F9FC"/>
-      </w:pPr>
-      <w:r>
-        <w:rPr>
-          <w:b w:val="0"/>
-        </w:rPr>
-        <w:t>1. Split objective</w:t>
-      </w:r>
-    </w:p>
-    <w:p>
-      <w:pPr>
-        <w:spacing w:line="336" w:lineRule="auto" w:after="180"/>
-        <w:shd w:fill="F4F9FC"/>
-      </w:pPr>
-      <w:r>
-        <w:rPr>
-          <w:b w:val="0"/>
-        </w:rPr>
-        <w:t>2. Early-stop separately</w:t>
-      </w:r>
-    </w:p>
-    <w:p>
-      <w:pPr>
-        <w:spacing w:line="336" w:lineRule="auto" w:after="180"/>
-        <w:shd w:fill="F4F9FC"/>
-      </w:pPr>
-      <w:r>
-        <w:rPr>
-          <w:b w:val="0"/>
-        </w:rPr>
-        <w:t>3. Regularised update</w:t>
+        <w:t>Repair a missing building block</w:t>
       </w:r>
     </w:p>
     <w:p>
@@ -2246,32 +2279,7 @@
         <w:pStyle w:val="Heading3"/>
       </w:pPr>
       <w:r>
-        <w:t>My selected conclusion, deciding fact and explanation</w:t>
-      </w:r>
-    </w:p>
-    <w:p>
-      <w:r>
-        <w:t>________________________________________________________________</w:t>
-      </w:r>
-    </w:p>
-    <w:p>
-      <w:r>
-        <w:t>________________________________________________________________</w:t>
-      </w:r>
-    </w:p>
-    <w:p>
-      <w:r>
-        <w:t>________________________________________________________________</w:t>
-      </w:r>
-    </w:p>
-    <w:p>
-      <w:r>
-        <w:t>________________________________________________________________</w:t>
-      </w:r>
-    </w:p>
-    <w:p>
-      <w:r>
-        <w:t>________________________________________________________________</w:t>
+        <w:t>Predict, run and debug</w:t>
       </w:r>
     </w:p>
     <w:p>
@@ -2279,619 +2287,25 @@
         <w:pStyle w:val="Heading3"/>
       </w:pPr>
       <w:r>
-        <w:t>Hint · try first</w:t>
-      </w:r>
-    </w:p>
-    <w:p>
-      <w:pPr>
-        <w:spacing w:line="336" w:lineRule="auto" w:after="180"/>
-        <w:shd w:fill="F1F6F8"/>
-      </w:pPr>
-      <w:r>
-        <w:rPr>
-          <w:b w:val="0"/>
-        </w:rPr>
-        <w:t>Hint if needed: Read the steps in the pictorial case. Match the supplied detail to the stage that performs or records it.</w:t>
-      </w:r>
-    </w:p>
-    <w:p>
-      <w:pPr>
-        <w:pStyle w:val="Heading3"/>
-      </w:pPr>
-      <w:r>
-        <w:t>Feedback · compare after trying</w:t>
-      </w:r>
-    </w:p>
-    <w:p>
-      <w:pPr>
-        <w:spacing w:line="336" w:lineRule="auto" w:after="180"/>
-        <w:shd w:fill="F1F6FC"/>
-      </w:pPr>
-      <w:r>
-        <w:rPr>
-          <w:b w:val="0"/>
-        </w:rPr>
-        <w:t>After your attempt, compare with the supported explanation: Early-stop separately Best validation checkpoint is 2 with loss 3; checkpoint 3 is no improvement, so stop at 3.</w:t>
-      </w:r>
-    </w:p>
-    <w:p>
-      <w:pPr>
-        <w:spacing w:line="336" w:lineRule="auto" w:after="180"/>
-        <w:shd w:fill="F1F6FC"/>
-      </w:pPr>
-      <w:r>
-        <w:rPr>
-          <w:b/>
-        </w:rPr>
-        <w:t>Regularisation</w:t>
-      </w:r>
-      <w:r>
-        <w:rPr>
-          <w:b w:val="0"/>
-        </w:rPr>
-        <w:t xml:space="preserve"> adds a parameter penalty to the </w:t>
-      </w:r>
-      <w:r>
-        <w:rPr>
-          <w:b/>
-        </w:rPr>
-        <w:t>training</w:t>
-      </w:r>
-      <w:r>
-        <w:rPr>
-          <w:b w:val="0"/>
-        </w:rPr>
-        <w:t xml:space="preserve"> objective. Here it discourages large a, so the objective balances </w:t>
-      </w:r>
-      <w:r>
-        <w:rPr>
-          <w:b/>
-        </w:rPr>
-        <w:t>prediction</w:t>
-      </w:r>
-      <w:r>
-        <w:rPr>
-          <w:b w:val="0"/>
-        </w:rPr>
-        <w:t xml:space="preserve"> error against that penalty.</w:t>
-      </w:r>
-    </w:p>
-    <w:p>
-      <w:pPr>
-        <w:spacing w:line="336" w:lineRule="auto" w:after="180"/>
-        <w:shd w:fill="F1F6FC"/>
-      </w:pPr>
-      <w:r>
-        <w:rPr>
-          <w:b w:val="0"/>
-        </w:rPr>
-        <w:t xml:space="preserve">Early stopping is a different decision based on the supplied validation sequence. A tied validation loss is not improvement under this policy; stop when the </w:t>
-      </w:r>
-      <w:r>
-        <w:rPr>
-          <w:b/>
-        </w:rPr>
-        <w:t>patience</w:t>
-      </w:r>
-      <w:r>
-        <w:rPr>
-          <w:b w:val="0"/>
-        </w:rPr>
-        <w:t xml:space="preserve"> allowance is used and </w:t>
-      </w:r>
-      <w:r>
-        <w:rPr>
-          <w:b/>
-        </w:rPr>
-        <w:t>restore</w:t>
-      </w:r>
-      <w:r>
-        <w:rPr>
-          <w:b w:val="0"/>
-        </w:rPr>
-        <w:t xml:space="preserve"> the best checkpoint.</w:t>
-      </w:r>
-    </w:p>
-    <w:p>
-      <w:pPr>
-        <w:pStyle w:val="Heading3"/>
-      </w:pPr>
-      <w:r>
-        <w:t>Practice 2: explain the deciding evidence</w:t>
-      </w:r>
-    </w:p>
-    <w:p>
-      <w:pPr>
-        <w:pStyle w:val="Heading3"/>
-      </w:pPr>
-      <w:r>
-        <w:t>Changed case · predict first</w:t>
-      </w:r>
-    </w:p>
-    <w:p>
-      <w:pPr>
-        <w:spacing w:line="336" w:lineRule="auto" w:after="180"/>
-        <w:shd w:fill="F5F1FB"/>
-      </w:pPr>
-      <w:r>
-        <w:rPr>
-          <w:b w:val="0"/>
-        </w:rPr>
-        <w:t xml:space="preserve">Changed-case practice: Change </w:t>
-      </w:r>
-      <w:r>
-        <w:rPr>
-          <w:b/>
-        </w:rPr>
-        <w:t>patience</w:t>
-      </w:r>
-      <w:r>
-        <w:rPr>
-          <w:b w:val="0"/>
-        </w:rPr>
-        <w:t xml:space="preserve"> from 1 to2 under the same tie rule. Which conclusion is supported by the supplied facts?</w:t>
-      </w:r>
-    </w:p>
-    <w:p>
-      <w:pPr>
-        <w:spacing w:line="336" w:lineRule="auto" w:after="180"/>
-        <w:shd w:fill="F4F9FC"/>
-      </w:pPr>
-      <w:r>
-        <w:rPr>
-          <w:b w:val="0"/>
-        </w:rPr>
-        <w:t xml:space="preserve">1. We can decide the result without examining the changed </w:t>
-      </w:r>
-      <w:r>
-        <w:rPr>
-          <w:b/>
-        </w:rPr>
-        <w:t>input</w:t>
-      </w:r>
-      <w:r>
-        <w:rPr>
-          <w:b w:val="0"/>
-        </w:rPr>
-        <w:t xml:space="preserve"> or the procedure.</w:t>
-      </w:r>
-    </w:p>
-    <w:p>
-      <w:pPr>
-        <w:spacing w:line="336" w:lineRule="auto" w:after="180"/>
-        <w:shd w:fill="F4F9FC"/>
-      </w:pPr>
-      <w:r>
-        <w:rPr>
-          <w:b w:val="0"/>
-        </w:rPr>
-        <w:t xml:space="preserve">2. Stop at checkpoint 4; still </w:t>
-      </w:r>
-      <w:r>
-        <w:rPr>
-          <w:b/>
-        </w:rPr>
-        <w:t>restore</w:t>
-      </w:r>
-      <w:r>
-        <w:rPr>
-          <w:b w:val="0"/>
-        </w:rPr>
-        <w:t xml:space="preserve"> checkpoint 2.</w:t>
-      </w:r>
-    </w:p>
-    <w:p>
-      <w:pPr>
-        <w:spacing w:line="336" w:lineRule="auto" w:after="180"/>
-        <w:shd w:fill="F4F9FC"/>
-      </w:pPr>
-      <w:r>
-        <w:rPr>
-          <w:b w:val="0"/>
-        </w:rPr>
-        <w:t xml:space="preserve">3. This one example guarantees correct results for every future </w:t>
-      </w:r>
-      <w:r>
-        <w:rPr>
-          <w:b/>
-        </w:rPr>
-        <w:t>input</w:t>
-      </w:r>
-      <w:r>
-        <w:rPr>
-          <w:b w:val="0"/>
-        </w:rPr>
-        <w:t>.</w:t>
-      </w:r>
-    </w:p>
-    <w:p>
-      <w:pPr>
-        <w:pStyle w:val="Heading3"/>
-      </w:pPr>
-      <w:r>
-        <w:t>My selected conclusion, deciding fact and explanation</w:t>
-      </w:r>
-    </w:p>
-    <w:p>
-      <w:r>
-        <w:t>________________________________________________________________</w:t>
-      </w:r>
-    </w:p>
-    <w:p>
-      <w:r>
-        <w:t>________________________________________________________________</w:t>
-      </w:r>
-    </w:p>
-    <w:p>
-      <w:r>
-        <w:t>________________________________________________________________</w:t>
-      </w:r>
-    </w:p>
-    <w:p>
-      <w:r>
-        <w:t>________________________________________________________________</w:t>
-      </w:r>
-    </w:p>
-    <w:p>
-      <w:r>
-        <w:t>________________________________________________________________</w:t>
-      </w:r>
-    </w:p>
-    <w:p>
-      <w:pPr>
-        <w:pStyle w:val="Heading3"/>
-      </w:pPr>
-      <w:r>
-        <w:t>Hint · try first</w:t>
-      </w:r>
-    </w:p>
-    <w:p>
-      <w:pPr>
-        <w:spacing w:line="336" w:lineRule="auto" w:after="180"/>
-        <w:shd w:fill="F1F6F8"/>
-      </w:pPr>
-      <w:r>
-        <w:rPr>
-          <w:b w:val="0"/>
-        </w:rPr>
-        <w:t>Hint if needed: Use the changed condition and the deciding step in the pictorial trace. The answer must say what follows from those facts.</w:t>
-      </w:r>
-    </w:p>
-    <w:p>
-      <w:pPr>
-        <w:pStyle w:val="Heading3"/>
-      </w:pPr>
-      <w:r>
-        <w:t>Feedback · compare after trying</w:t>
-      </w:r>
-    </w:p>
-    <w:p>
-      <w:pPr>
-        <w:spacing w:line="336" w:lineRule="auto" w:after="180"/>
-        <w:shd w:fill="F1F6FC"/>
-      </w:pPr>
-      <w:r>
-        <w:rPr>
-          <w:b w:val="0"/>
-        </w:rPr>
-        <w:t xml:space="preserve">After your attempt, compare with the supported explanation: Stop at checkpoint 4; still </w:t>
-      </w:r>
-      <w:r>
-        <w:rPr>
-          <w:b/>
-        </w:rPr>
-        <w:t>restore</w:t>
-      </w:r>
-      <w:r>
-        <w:rPr>
-          <w:b w:val="0"/>
-        </w:rPr>
-        <w:t xml:space="preserve"> checkpoint 2. Checkpoints 3 and 4 are two consecutive non-improvements; a later stop does not redefine the best checkpoint.</w:t>
-      </w:r>
-    </w:p>
-    <w:p>
-      <w:pPr>
-        <w:pStyle w:val="Heading3"/>
-      </w:pPr>
-      <w:r>
-        <w:t>Repair a missing building block</w:t>
-      </w:r>
-    </w:p>
-    <w:p>
-      <w:pPr>
-        <w:spacing w:line="336" w:lineRule="auto" w:after="180"/>
-      </w:pPr>
-      <w:r>
-        <w:rPr>
-          <w:b w:val="0"/>
-        </w:rPr>
-        <w:t xml:space="preserve">Review </w:t>
-      </w:r>
-      <w:r>
-        <w:rPr>
-          <w:b/>
-        </w:rPr>
-        <w:t>Training</w:t>
-      </w:r>
-      <w:r>
-        <w:rPr>
-          <w:b w:val="0"/>
-        </w:rPr>
-        <w:t xml:space="preserve"> and validation curves (ai-5/15). Goal: Compute comparable </w:t>
-      </w:r>
-      <w:r>
-        <w:rPr>
-          <w:b/>
-        </w:rPr>
-        <w:t>training</w:t>
-      </w:r>
-      <w:r>
-        <w:rPr>
-          <w:b w:val="0"/>
-        </w:rPr>
-        <w:t xml:space="preserve"> and validation losses at saved checkpoints. Short practice: Can the original epoch 3 </w:t>
-      </w:r>
-      <w:r>
-        <w:rPr>
-          <w:b/>
-        </w:rPr>
-        <w:t>training</w:t>
-      </w:r>
-      <w:r>
-        <w:rPr>
-          <w:b w:val="0"/>
-        </w:rPr>
-        <w:t xml:space="preserve"> loss 1 justify claiming best generalisation?</w:t>
-      </w:r>
-    </w:p>
-    <w:p>
-      <w:pPr>
-        <w:spacing w:line="336" w:lineRule="auto" w:after="180"/>
-      </w:pPr>
-      <w:r>
-        <w:rPr>
-          <w:b w:val="0"/>
-        </w:rPr>
-        <w:t xml:space="preserve">Point to the relevant step in the picture, then write the changed result and the rule or </w:t>
-      </w:r>
-      <w:r>
-        <w:rPr>
-          <w:b/>
-        </w:rPr>
-        <w:t>evidence</w:t>
-      </w:r>
-      <w:r>
-        <w:rPr>
-          <w:b w:val="0"/>
-        </w:rPr>
-        <w:t xml:space="preserve"> that supports it.. Return to this week and explain what you changed.</w:t>
-      </w:r>
-    </w:p>
-    <w:p>
-      <w:pPr>
-        <w:spacing w:line="336" w:lineRule="auto" w:after="180"/>
-      </w:pPr>
-      <w:r>
-        <w:rPr>
-          <w:b w:val="0"/>
-        </w:rPr>
-        <w:t>Review Batching and epochs (ai-5/13). Goal: Distinguish an example a batch an update and an epoch. Short practice: Why do the single-example orders finish at different weights?</w:t>
-      </w:r>
-    </w:p>
-    <w:p>
-      <w:pPr>
-        <w:spacing w:line="336" w:lineRule="auto" w:after="180"/>
-      </w:pPr>
-      <w:r>
-        <w:rPr>
-          <w:b w:val="0"/>
-        </w:rPr>
-        <w:t xml:space="preserve">Point to the relevant step in the picture, then write the changed result and the rule or </w:t>
-      </w:r>
-      <w:r>
-        <w:rPr>
-          <w:b/>
-        </w:rPr>
-        <w:t>evidence</w:t>
-      </w:r>
-      <w:r>
-        <w:rPr>
-          <w:b w:val="0"/>
-        </w:rPr>
-        <w:t xml:space="preserve"> that supports it.. Return to this week and explain what you changed.</w:t>
-      </w:r>
-    </w:p>
-    <w:p>
-      <w:pPr>
-        <w:spacing w:line="336" w:lineRule="auto" w:after="180"/>
-      </w:pPr>
-      <w:r>
-        <w:rPr>
-          <w:b w:val="0"/>
-        </w:rPr>
-        <w:t>Review Gradients with a numerical check (ai-5/10). Goal: Estimate one partial derivative while other parameters stay fixed. Short practice: Why should the numerical checks perturb one coordinate at a time?</w:t>
-      </w:r>
-    </w:p>
-    <w:p>
-      <w:pPr>
-        <w:spacing w:line="336" w:lineRule="auto" w:after="180"/>
-      </w:pPr>
-      <w:r>
-        <w:rPr>
-          <w:b w:val="0"/>
-        </w:rPr>
-        <w:t xml:space="preserve">Point to the relevant step in the picture, then write the changed result and the rule or </w:t>
-      </w:r>
-      <w:r>
-        <w:rPr>
-          <w:b/>
-        </w:rPr>
-        <w:t>evidence</w:t>
-      </w:r>
-      <w:r>
-        <w:rPr>
-          <w:b w:val="0"/>
-        </w:rPr>
-        <w:t xml:space="preserve"> that supports it.. Return to this week and explain what you changed.</w:t>
-      </w:r>
-    </w:p>
-    <w:p>
-      <w:pPr>
-        <w:pStyle w:val="Heading3"/>
-      </w:pPr>
-      <w:r>
-        <w:t>Predict, run and debug</w:t>
-      </w:r>
-    </w:p>
-    <w:p>
-      <w:pPr>
-        <w:spacing w:line="336" w:lineRule="auto" w:after="180"/>
-      </w:pPr>
-      <w:r>
-        <w:rPr>
-          <w:b w:val="0"/>
-        </w:rPr>
-        <w:t xml:space="preserve">The browser lab lets you edit the supported Python examples already included in this lesson. Predict first, run, inspect the actual </w:t>
-      </w:r>
-      <w:r>
-        <w:rPr>
-          <w:b/>
-        </w:rPr>
-        <w:t>output</w:t>
-      </w:r>
-      <w:r>
-        <w:rPr>
-          <w:b w:val="0"/>
-        </w:rPr>
-        <w:t xml:space="preserve"> or error, change one </w:t>
-      </w:r>
-      <w:r>
-        <w:rPr>
-          <w:b/>
-        </w:rPr>
-        <w:t>input</w:t>
-      </w:r>
-      <w:r>
-        <w:rPr>
-          <w:b w:val="0"/>
-        </w:rPr>
-        <w:t>, then run again.</w:t>
-      </w:r>
-    </w:p>
-    <w:p>
-      <w:pPr>
-        <w:spacing w:line="336" w:lineRule="auto" w:after="180"/>
-      </w:pPr>
-      <w:r>
-        <w:rPr>
-          <w:b w:val="0"/>
-        </w:rPr>
-        <w:t xml:space="preserve">Keep code, </w:t>
-      </w:r>
-      <w:r>
-        <w:rPr>
-          <w:b/>
-        </w:rPr>
-        <w:t>prediction</w:t>
-      </w:r>
-      <w:r>
-        <w:rPr>
-          <w:b w:val="0"/>
-        </w:rPr>
-        <w:t>s, actual results and a reasoned revision together. On paper, label your result as a trace rather than an execution.</w:t>
-      </w:r>
-    </w:p>
-    <w:p>
-      <w:pPr>
-        <w:pStyle w:val="Heading3"/>
-      </w:pPr>
-      <w:r>
         <w:t>Keep your completed work</w:t>
       </w:r>
     </w:p>
     <w:p>
       <w:pPr>
-        <w:spacing w:line="336" w:lineRule="auto" w:after="180"/>
-      </w:pPr>
-      <w:r>
-        <w:rPr>
-          <w:b w:val="0"/>
-        </w:rPr>
-        <w:t xml:space="preserve">Use Download completed work in the hosted lesson to export your answers, reflections, practice feedback and code-run </w:t>
-      </w:r>
-      <w:r>
-        <w:rPr>
-          <w:b/>
-        </w:rPr>
-        <w:t>evidence</w:t>
-      </w:r>
-      <w:r>
-        <w:rPr>
-          <w:b w:val="0"/>
-        </w:rPr>
-        <w:t>. Open the HTML copy to read or print it.</w:t>
-      </w:r>
-    </w:p>
-    <w:p>
-      <w:pPr>
-        <w:spacing w:line="336" w:lineRule="auto" w:after="180"/>
-      </w:pPr>
-      <w:r>
-        <w:rPr>
-          <w:b w:val="0"/>
-        </w:rPr>
-        <w:t>Drafts stay in this browser when storage is available; clear drafts on a shared device.</w:t>
-      </w:r>
-    </w:p>
-    <w:p>
-      <w:pPr>
-        <w:pStyle w:val="Heading3"/>
-      </w:pPr>
-      <w:r>
-        <w:t>What I repaired, the evidence I kept and the next test</w:t>
-      </w:r>
-    </w:p>
-    <w:p>
-      <w:r>
-        <w:t>________________________________________________________________</w:t>
-      </w:r>
-    </w:p>
-    <w:p>
-      <w:r>
-        <w:t>________________________________________________________________</w:t>
-      </w:r>
-    </w:p>
-    <w:p>
-      <w:r>
-        <w:t>________________________________________________________________</w:t>
-      </w:r>
-    </w:p>
-    <w:p>
-      <w:r>
-        <w:t>________________________________________________________________</w:t>
-      </w:r>
-    </w:p>
-    <w:p>
-      <w:r>
-        <w:t>________________________________________________________________</w:t>
-      </w:r>
-    </w:p>
-    <w:p>
-      <w:pPr>
         <w:pStyle w:val="Heading1"/>
       </w:pPr>
       <w:r>
-        <w:t>15. Visual concept journey</w:t>
-      </w:r>
-    </w:p>
-    <w:p>
-      <w:r>
-        <w:t>Explain each Regularisation and early stopping picture from its labels, then record a relevant limit.</w:t>
-      </w:r>
-    </w:p>
-    <w:p>
-      <w:pPr>
-        <w:pStyle w:val="Heading3"/>
+        <w:t>15. Reference · Six-picture response sheets</w:t>
+      </w:r>
+    </w:p>
+    <w:p>
+      <w:r>
+        <w:t>Choose the picture that helps explain the current step.</w:t>
+      </w:r>
+    </w:p>
+    <w:p>
+      <w:pPr>
+        <w:pStyle w:val="Heading2"/>
       </w:pPr>
       <w:r>
         <w:t>01. Regularisation and early stopping: the case</w:t>
@@ -3006,7 +2420,6 @@
     <w:p>
       <w:pPr>
         <w:spacing w:line="336" w:lineRule="auto" w:after="180"/>
-        <w:shd w:fill="F5F1FB"/>
       </w:pPr>
       <w:r>
         <w:rPr>
@@ -3045,7 +2458,7 @@
     </w:p>
     <w:p>
       <w:pPr>
-        <w:pStyle w:val="Heading3"/>
+        <w:pStyle w:val="Heading2"/>
       </w:pPr>
       <w:r>
         <w:t>02. Follow the deciding steps</w:t>
@@ -3113,7 +2526,6 @@
     <w:p>
       <w:pPr>
         <w:spacing w:line="336" w:lineRule="auto" w:after="180"/>
-        <w:shd w:fill="F5F1FB"/>
       </w:pPr>
       <w:r>
         <w:rPr>
@@ -3164,7 +2576,7 @@
     </w:p>
     <w:p>
       <w:pPr>
-        <w:pStyle w:val="Heading3"/>
+        <w:pStyle w:val="Heading2"/>
       </w:pPr>
       <w:r>
         <w:t>03. Patience two with strict improvement</w:t>
@@ -3226,7 +2638,6 @@
     <w:p>
       <w:pPr>
         <w:spacing w:line="336" w:lineRule="auto" w:after="180"/>
-        <w:shd w:fill="F5F1FB"/>
       </w:pPr>
       <w:r>
         <w:rPr>
@@ -3265,7 +2676,7 @@
     </w:p>
     <w:p>
       <w:pPr>
-        <w:pStyle w:val="Heading3"/>
+        <w:pStyle w:val="Heading2"/>
       </w:pPr>
       <w:r>
         <w:t>04. Change one thing. Trace what follows.</w:t>
@@ -3356,7 +2767,6 @@
     <w:p>
       <w:pPr>
         <w:spacing w:line="336" w:lineRule="auto" w:after="180"/>
-        <w:shd w:fill="F5F1FB"/>
       </w:pPr>
       <w:r>
         <w:rPr>
@@ -3395,7 +2805,7 @@
     </w:p>
     <w:p>
       <w:pPr>
-        <w:pStyle w:val="Heading3"/>
+        <w:pStyle w:val="Heading2"/>
       </w:pPr>
       <w:r>
         <w:t>05. Connect the explanation to its limit</w:t>
@@ -3539,7 +2949,6 @@
     <w:p>
       <w:pPr>
         <w:spacing w:line="336" w:lineRule="auto" w:after="180"/>
-        <w:shd w:fill="F5F1FB"/>
       </w:pPr>
       <w:r>
         <w:rPr>
@@ -3578,7 +2987,7 @@
     </w:p>
     <w:p>
       <w:pPr>
-        <w:pStyle w:val="Heading3"/>
+        <w:pStyle w:val="Heading2"/>
       </w:pPr>
       <w:r>
         <w:t>06. Make the idea visible in your project</w:t>
@@ -3692,7 +3101,6 @@
     <w:p>
       <w:pPr>
         <w:spacing w:line="336" w:lineRule="auto" w:after="180"/>
-        <w:shd w:fill="F5F1FB"/>
       </w:pPr>
       <w:r>
         <w:rPr>
@@ -3739,6 +3147,62 @@
     <w:p>
       <w:r>
         <w:t>________________________________________________________________</w:t>
+      </w:r>
+    </w:p>
+    <w:p>
+      <w:pPr>
+        <w:pStyle w:val="Heading2"/>
+      </w:pPr>
+      <w:r>
+        <w:t>Earlier wording, alternatives and picture transcripts · reference / check after trying</w:t>
+      </w:r>
+    </w:p>
+    <w:p>
+      <w:pPr>
+        <w:pStyle w:val="Heading3"/>
+      </w:pPr>
+      <w:r>
+        <w:t>01. Regularisation and early stopping: the case</w:t>
+      </w:r>
+    </w:p>
+    <w:p>
+      <w:pPr>
+        <w:pStyle w:val="Heading3"/>
+      </w:pPr>
+      <w:r>
+        <w:t>02. Follow the deciding steps</w:t>
+      </w:r>
+    </w:p>
+    <w:p>
+      <w:pPr>
+        <w:pStyle w:val="Heading3"/>
+      </w:pPr>
+      <w:r>
+        <w:t>03. Patience two with strict improvement</w:t>
+      </w:r>
+    </w:p>
+    <w:p>
+      <w:pPr>
+        <w:pStyle w:val="Heading3"/>
+      </w:pPr>
+      <w:r>
+        <w:t>04. Change one thing. Trace what follows.</w:t>
+      </w:r>
+    </w:p>
+    <w:p>
+      <w:pPr>
+        <w:pStyle w:val="Heading3"/>
+      </w:pPr>
+      <w:r>
+        <w:t>05. Connect the explanation to its limit</w:t>
+      </w:r>
+    </w:p>
+    <w:p>
+      <w:pPr>
+        <w:pStyle w:val="Heading3"/>
+      </w:pPr>
+      <w:r>
+        <w:t>06. Make the idea visible in your project</w:t>
       </w:r>
     </w:p>
     <w:sectPr>
